--- a/18_DOCX/HOME_FAQ_0001_0020.docx
+++ b/18_DOCX/HOME_FAQ_0001_0020.docx
@@ -20,23 +20,23 @@
         <w:pStyle w:val="Heading1"/>
       </w:pPr>
       <w:r>
-        <w:t>FAQ-HOME-0001 - Como explicar imóvel alugado ao cliente brasileiro?</w:t>
-      </w:r>
-    </w:p>
-    <w:p>
-      <w:pPr>
-        <w:pStyle w:val="Heading2"/>
-      </w:pPr>
-      <w:r>
-        <w:t>Controle</w:t>
-      </w:r>
-    </w:p>
-    <w:p>
-      <w:pPr>
-        <w:pStyle w:val="ListBullet"/>
-      </w:pPr>
-      <w:r>
-        <w:t>Versão: 0.1</w:t>
+        <w:t>FAQ-HOME-0001 - 賃貸住宅 - Imóvel alugado</w:t>
+      </w:r>
+    </w:p>
+    <w:p>
+      <w:pPr>
+        <w:pStyle w:val="Heading2"/>
+      </w:pPr>
+      <w:r>
+        <w:t>管理情報</w:t>
+      </w:r>
+    </w:p>
+    <w:p>
+      <w:pPr>
+        <w:pStyle w:val="ListBullet"/>
+      </w:pPr>
+      <w:r>
+        <w:t>Versão: 0.2</w:t>
       </w:r>
     </w:p>
     <w:p>
@@ -60,15 +60,15 @@
         <w:pStyle w:val="ListBullet"/>
       </w:pPr>
       <w:r>
-        <w:t>Histórico: Criação inicial.</w:t>
-      </w:r>
-    </w:p>
-    <w:p>
-      <w:pPr>
-        <w:pStyle w:val="Heading2"/>
-      </w:pPr>
-      <w:r>
-        <w:t>Código</w:t>
+        <w:t>Histórico: Criação inicial; padronização para consulta do corretor japonês e resposta em português com leitura em katakana.</w:t>
+      </w:r>
+    </w:p>
+    <w:p>
+      <w:pPr>
+        <w:pStyle w:val="Heading2"/>
+      </w:pPr>
+      <w:r>
+        <w:t>コード</w:t>
       </w:r>
     </w:p>
     <w:p>
@@ -81,7 +81,7 @@
         <w:pStyle w:val="Heading2"/>
       </w:pPr>
       <w:r>
-        <w:t>Categoria</w:t>
+        <w:t>カテゴリー</w:t>
       </w:r>
     </w:p>
     <w:p>
@@ -94,20 +94,20 @@
         <w:pStyle w:val="Heading2"/>
       </w:pPr>
       <w:r>
-        <w:t>Pergunta</w:t>
-      </w:r>
-    </w:p>
-    <w:p>
-      <w:r>
-        <w:t>Como explicar imóvel alugado ao cliente brasileiro?</w:t>
-      </w:r>
-    </w:p>
-    <w:p>
-      <w:pPr>
-        <w:pStyle w:val="Heading2"/>
-      </w:pPr>
-      <w:r>
-        <w:t>Consulta natural em japonês</w:t>
+        <w:t>質問</w:t>
+      </w:r>
+    </w:p>
+    <w:p>
+      <w:r>
+        <w:t>ブラジル人のお客様に「Imóvel alugado」をどのように説明しますか。</w:t>
+      </w:r>
+    </w:p>
+    <w:p>
+      <w:pPr>
+        <w:pStyle w:val="Heading2"/>
+      </w:pPr>
+      <w:r>
+        <w:t>日本語での自然な検索</w:t>
       </w:r>
     </w:p>
     <w:p>
@@ -128,75 +128,93 @@
     </w:p>
     <w:p>
       <w:pPr>
-        <w:pStyle w:val="Heading2"/>
-      </w:pPr>
-      <w:r>
-        <w:t>Situação de atendimento</w:t>
-      </w:r>
-    </w:p>
-    <w:p>
-      <w:r>
-        <w:t>Cliente brasileiro quer entender imóvel alugado em contrato de moradia, seguro do imóvel ou responsabilidade do inquilino no Japão.</w:t>
-      </w:r>
-    </w:p>
-    <w:p>
-      <w:pPr>
-        <w:pStyle w:val="Heading2"/>
-      </w:pPr>
-      <w:r>
-        <w:t>Resposta técnica</w:t>
-      </w:r>
-    </w:p>
-    <w:p>
-      <w:r>
-        <w:t>Residência ocupada por contrato de locação, sujeita às regras do contrato, administradora e proprietário.</w:t>
-      </w:r>
-    </w:p>
-    <w:p>
-      <w:pPr>
-        <w:pStyle w:val="Heading2"/>
-      </w:pPr>
-      <w:r>
-        <w:t>Como responder ao cliente brasileiro</w:t>
-      </w:r>
-    </w:p>
-    <w:p>
-      <w:r>
-        <w:t>No Japão, o contrato de aluguel define regras importantes sobre seguro, danos e saída do imóvel.</w:t>
-      </w:r>
-    </w:p>
-    <w:p>
-      <w:pPr>
-        <w:pStyle w:val="Heading2"/>
-      </w:pPr>
-      <w:r>
-        <w:t>Próximo passo seguro</w:t>
-      </w:r>
-    </w:p>
-    <w:p>
-      <w:r>
-        <w:t>賃貸借契約、保険証券、管理会社からの案内、必要書類を確認してから案内する。</w:t>
-      </w:r>
-    </w:p>
-    <w:p>
-      <w:pPr>
-        <w:pStyle w:val="Heading2"/>
-      </w:pPr>
-      <w:r>
-        <w:t>Limite comercial/compliance</w:t>
-      </w:r>
-    </w:p>
-    <w:p>
-      <w:r>
-        <w:t>賃貸契約、管理会社の運用、保険契約、事故原因によって対応が変わるため、一般説明だけで費用負担、補償、審査結果、返金を断定しない。</w:t>
-      </w:r>
-    </w:p>
-    <w:p>
-      <w:pPr>
-        <w:pStyle w:val="Heading2"/>
-      </w:pPr>
-      <w:r>
-        <w:t>Termos relacionados</w:t>
+        <w:pStyle w:val="ListBullet"/>
+      </w:pPr>
+      <w:r>
+        <w:t>住居・賃貸関連の保険の相談で「Imóvel alugado」を説明する時の注意点は何ですか。</w:t>
+      </w:r>
+    </w:p>
+    <w:p>
+      <w:pPr>
+        <w:pStyle w:val="Heading2"/>
+      </w:pPr>
+      <w:r>
+        <w:t>対応場面</w:t>
+      </w:r>
+    </w:p>
+    <w:p>
+      <w:r>
+        <w:t>ブラジル人のお客様が「Imóvel alugado」について質問しており、契約内容、補償範囲、必要書類、費用負担または保険会社の判断との関係を確認する場面。</w:t>
+      </w:r>
+    </w:p>
+    <w:p>
+      <w:pPr>
+        <w:pStyle w:val="Heading2"/>
+      </w:pPr>
+      <w:r>
+        <w:t>技術的回答</w:t>
+      </w:r>
+    </w:p>
+    <w:p>
+      <w:r>
+        <w:t>賃貸住宅とは、住居・賃貸関連の保険の相談、契約確認、事故対応または契約管理において確認すべき項目です。実際の取り扱いは、契約条件、対象物、事故原因、必要書類、免責金額および保険会社または関係先の判断によって異なります。</w:t>
+      </w:r>
+    </w:p>
+    <w:p>
+      <w:pPr>
+        <w:pStyle w:val="Heading2"/>
+      </w:pPr>
+      <w:r>
+        <w:t>ブラジル人顧客への回答</w:t>
+      </w:r>
+    </w:p>
+    <w:p>
+      <w:r>
+        <w:t>Leitura para pronúncia: ヴァモス コンフィルマール イモーヴェウ アウガード イ エスプリカール ジ フォルマ シンプレス コンフォルミ オ コントラート</w:t>
+      </w:r>
+    </w:p>
+    <w:p>
+      <w:r>
+        <w:t>Português brasileiro: Vamos confirmar imóvel alugado e explicar de forma simples, conforme o contrato.</w:t>
+      </w:r>
+    </w:p>
+    <w:p>
+      <w:r>
+        <w:t>日本語確認用: 「Imóvel alugado」について、契約内容に沿って分かりやすく確認します。</w:t>
+      </w:r>
+    </w:p>
+    <w:p>
+      <w:pPr>
+        <w:pStyle w:val="Heading2"/>
+      </w:pPr>
+      <w:r>
+        <w:t>安全な次のステップ</w:t>
+      </w:r>
+    </w:p>
+    <w:p>
+      <w:r>
+        <w:t>契約書、保険証券、補償範囲、免責金額、事故状況、写真、領収書、管理会社または保険会社からの案内を確認してから具体的に案内する。</w:t>
+      </w:r>
+    </w:p>
+    <w:p>
+      <w:pPr>
+        <w:pStyle w:val="Heading2"/>
+      </w:pPr>
+      <w:r>
+        <w:t>コンプライアンス上の注意</w:t>
+      </w:r>
+    </w:p>
+    <w:p>
+      <w:r>
+        <w:t>一般説明だけで、補償、支払可否、費用負担、返金、審査結果、契約成立または保険金額を断定しない。最終判断は契約条件、提出書類、事故原因、関係先および保険会社の確認による。</w:t>
+      </w:r>
+    </w:p>
+    <w:p>
+      <w:pPr>
+        <w:pStyle w:val="Heading2"/>
+      </w:pPr>
+      <w:r>
+        <w:t>関連用語</w:t>
       </w:r>
     </w:p>
     <w:p>
@@ -212,7 +230,7 @@
         <w:pStyle w:val="Heading2"/>
       </w:pPr>
       <w:r>
-        <w:t>Referências cruzadas</w:t>
+        <w:t>相互参照</w:t>
       </w:r>
     </w:p>
     <w:p>
@@ -244,7 +262,7 @@
         <w:pStyle w:val="Heading2"/>
       </w:pPr>
       <w:r>
-        <w:t>Referências</w:t>
+        <w:t>参考資料</w:t>
       </w:r>
     </w:p>
     <w:p>
@@ -260,7 +278,7 @@
         <w:pStyle w:val="Heading2"/>
       </w:pPr>
       <w:r>
-        <w:t>Tags</w:t>
+        <w:t>タグ</w:t>
       </w:r>
     </w:p>
     <w:p>
@@ -284,23 +302,15 @@
         <w:pStyle w:val="ListBullet"/>
       </w:pPr>
       <w:r>
-        <w:t>housing</w:t>
-      </w:r>
-    </w:p>
-    <w:p>
-      <w:pPr>
-        <w:pStyle w:val="ListBullet"/>
-      </w:pPr>
-      <w:r>
-        <w:t>imovel-alugado</w:t>
-      </w:r>
-    </w:p>
-    <w:p>
-      <w:pPr>
-        <w:pStyle w:val="Heading2"/>
-      </w:pPr>
-      <w:r>
-        <w:t>Veja também</w:t>
+        <w:t>atendimento</w:t>
+      </w:r>
+    </w:p>
+    <w:p>
+      <w:pPr>
+        <w:pStyle w:val="Heading2"/>
+      </w:pPr>
+      <w:r>
+        <w:t>関連項目</w:t>
       </w:r>
     </w:p>
     <w:p>
@@ -316,7 +326,7 @@
         <w:pStyle w:val="Heading2"/>
       </w:pPr>
       <w:r>
-        <w:t>Histórico de revisão</w:t>
+        <w:t>改訂履歴</w:t>
       </w:r>
     </w:p>
     <w:p>
@@ -336,6 +346,11 @@
     </w:p>
     <w:p>
       <w:r>
+        <w:t>| 2026-06-27 | 0.2 | JP-BR Insurance Knowledge Base | Padronização para consulta em japonês e resposta ao cliente em português com leitura em katakana. |</w:t>
+      </w:r>
+    </w:p>
+    <w:p>
+      <w:r>
         <w:br w:type="page"/>
       </w:r>
     </w:p>
@@ -344,23 +359,23 @@
         <w:pStyle w:val="Heading1"/>
       </w:pPr>
       <w:r>
-        <w:t>FAQ-HOME-0002 - Como explicar contrato de locação ao cliente brasileiro?</w:t>
-      </w:r>
-    </w:p>
-    <w:p>
-      <w:pPr>
-        <w:pStyle w:val="Heading2"/>
-      </w:pPr>
-      <w:r>
-        <w:t>Controle</w:t>
-      </w:r>
-    </w:p>
-    <w:p>
-      <w:pPr>
-        <w:pStyle w:val="ListBullet"/>
-      </w:pPr>
-      <w:r>
-        <w:t>Versão: 0.1</w:t>
+        <w:t>FAQ-HOME-0002 - 賃貸借契約 - Contrato de locação</w:t>
+      </w:r>
+    </w:p>
+    <w:p>
+      <w:pPr>
+        <w:pStyle w:val="Heading2"/>
+      </w:pPr>
+      <w:r>
+        <w:t>管理情報</w:t>
+      </w:r>
+    </w:p>
+    <w:p>
+      <w:pPr>
+        <w:pStyle w:val="ListBullet"/>
+      </w:pPr>
+      <w:r>
+        <w:t>Versão: 0.2</w:t>
       </w:r>
     </w:p>
     <w:p>
@@ -384,15 +399,15 @@
         <w:pStyle w:val="ListBullet"/>
       </w:pPr>
       <w:r>
-        <w:t>Histórico: Criação inicial.</w:t>
-      </w:r>
-    </w:p>
-    <w:p>
-      <w:pPr>
-        <w:pStyle w:val="Heading2"/>
-      </w:pPr>
-      <w:r>
-        <w:t>Código</w:t>
+        <w:t>Histórico: Criação inicial; padronização para consulta do corretor japonês e resposta em português com leitura em katakana.</w:t>
+      </w:r>
+    </w:p>
+    <w:p>
+      <w:pPr>
+        <w:pStyle w:val="Heading2"/>
+      </w:pPr>
+      <w:r>
+        <w:t>コード</w:t>
       </w:r>
     </w:p>
     <w:p>
@@ -405,7 +420,7 @@
         <w:pStyle w:val="Heading2"/>
       </w:pPr>
       <w:r>
-        <w:t>Categoria</w:t>
+        <w:t>カテゴリー</w:t>
       </w:r>
     </w:p>
     <w:p>
@@ -418,20 +433,20 @@
         <w:pStyle w:val="Heading2"/>
       </w:pPr>
       <w:r>
-        <w:t>Pergunta</w:t>
-      </w:r>
-    </w:p>
-    <w:p>
-      <w:r>
-        <w:t>Como explicar contrato de locação ao cliente brasileiro?</w:t>
-      </w:r>
-    </w:p>
-    <w:p>
-      <w:pPr>
-        <w:pStyle w:val="Heading2"/>
-      </w:pPr>
-      <w:r>
-        <w:t>Consulta natural em japonês</w:t>
+        <w:t>質問</w:t>
+      </w:r>
+    </w:p>
+    <w:p>
+      <w:r>
+        <w:t>ブラジル人のお客様に「Contrato de locação」をどのように説明しますか。</w:t>
+      </w:r>
+    </w:p>
+    <w:p>
+      <w:pPr>
+        <w:pStyle w:val="Heading2"/>
+      </w:pPr>
+      <w:r>
+        <w:t>日本語での自然な検索</w:t>
       </w:r>
     </w:p>
     <w:p>
@@ -452,75 +467,93 @@
     </w:p>
     <w:p>
       <w:pPr>
-        <w:pStyle w:val="Heading2"/>
-      </w:pPr>
-      <w:r>
-        <w:t>Situação de atendimento</w:t>
-      </w:r>
-    </w:p>
-    <w:p>
-      <w:r>
-        <w:t>Cliente brasileiro quer entender contrato de locação em contrato de moradia, seguro do imóvel ou responsabilidade do inquilino no Japão.</w:t>
-      </w:r>
-    </w:p>
-    <w:p>
-      <w:pPr>
-        <w:pStyle w:val="Heading2"/>
-      </w:pPr>
-      <w:r>
-        <w:t>Resposta técnica</w:t>
-      </w:r>
-    </w:p>
-    <w:p>
-      <w:r>
-        <w:t>Contrato que define direitos, deveres, prazo, aluguel, renovação e responsabilidades entre locador e locatário.</w:t>
-      </w:r>
-    </w:p>
-    <w:p>
-      <w:pPr>
-        <w:pStyle w:val="Heading2"/>
-      </w:pPr>
-      <w:r>
-        <w:t>Como responder ao cliente brasileiro</w:t>
-      </w:r>
-    </w:p>
-    <w:p>
-      <w:r>
-        <w:t>Antes de explicar o seguro, precisamos confirmar o que o contrato de locação exige.</w:t>
-      </w:r>
-    </w:p>
-    <w:p>
-      <w:pPr>
-        <w:pStyle w:val="Heading2"/>
-      </w:pPr>
-      <w:r>
-        <w:t>Próximo passo seguro</w:t>
-      </w:r>
-    </w:p>
-    <w:p>
-      <w:r>
-        <w:t>賃貸借契約、保険証券、管理会社からの案内、必要書類を確認してから案内する。</w:t>
-      </w:r>
-    </w:p>
-    <w:p>
-      <w:pPr>
-        <w:pStyle w:val="Heading2"/>
-      </w:pPr>
-      <w:r>
-        <w:t>Limite comercial/compliance</w:t>
-      </w:r>
-    </w:p>
-    <w:p>
-      <w:r>
-        <w:t>賃貸契約、管理会社の運用、保険契約、事故原因によって対応が変わるため、一般説明だけで費用負担、補償、審査結果、返金を断定しない。</w:t>
-      </w:r>
-    </w:p>
-    <w:p>
-      <w:pPr>
-        <w:pStyle w:val="Heading2"/>
-      </w:pPr>
-      <w:r>
-        <w:t>Termos relacionados</w:t>
+        <w:pStyle w:val="ListBullet"/>
+      </w:pPr>
+      <w:r>
+        <w:t>住居・賃貸関連の保険の相談で「Contrato de locação」を説明する時の注意点は何ですか。</w:t>
+      </w:r>
+    </w:p>
+    <w:p>
+      <w:pPr>
+        <w:pStyle w:val="Heading2"/>
+      </w:pPr>
+      <w:r>
+        <w:t>対応場面</w:t>
+      </w:r>
+    </w:p>
+    <w:p>
+      <w:r>
+        <w:t>ブラジル人のお客様が「Contrato de locação」について質問しており、契約内容、補償範囲、必要書類、費用負担または保険会社の判断との関係を確認する場面。</w:t>
+      </w:r>
+    </w:p>
+    <w:p>
+      <w:pPr>
+        <w:pStyle w:val="Heading2"/>
+      </w:pPr>
+      <w:r>
+        <w:t>技術的回答</w:t>
+      </w:r>
+    </w:p>
+    <w:p>
+      <w:r>
+        <w:t>賃貸借契約とは、住居・賃貸関連の保険の相談、契約確認、事故対応または契約管理において確認すべき項目です。実際の取り扱いは、契約条件、対象物、事故原因、必要書類、免責金額および保険会社または関係先の判断によって異なります。</w:t>
+      </w:r>
+    </w:p>
+    <w:p>
+      <w:pPr>
+        <w:pStyle w:val="Heading2"/>
+      </w:pPr>
+      <w:r>
+        <w:t>ブラジル人顧客への回答</w:t>
+      </w:r>
+    </w:p>
+    <w:p>
+      <w:r>
+        <w:t>Leitura para pronúncia: ヴァモス コンフィルマール コントラート ジ ロカサォン イ エスプリカール ジ フォルマ シンプレス コンフォルミ オ コントラート</w:t>
+      </w:r>
+    </w:p>
+    <w:p>
+      <w:r>
+        <w:t>Português brasileiro: Vamos confirmar contrato de locação e explicar de forma simples, conforme o contrato.</w:t>
+      </w:r>
+    </w:p>
+    <w:p>
+      <w:r>
+        <w:t>日本語確認用: 「Contrato de locação」について、契約内容に沿って分かりやすく確認します。</w:t>
+      </w:r>
+    </w:p>
+    <w:p>
+      <w:pPr>
+        <w:pStyle w:val="Heading2"/>
+      </w:pPr>
+      <w:r>
+        <w:t>安全な次のステップ</w:t>
+      </w:r>
+    </w:p>
+    <w:p>
+      <w:r>
+        <w:t>契約書、保険証券、補償範囲、免責金額、事故状況、写真、領収書、管理会社または保険会社からの案内を確認してから具体的に案内する。</w:t>
+      </w:r>
+    </w:p>
+    <w:p>
+      <w:pPr>
+        <w:pStyle w:val="Heading2"/>
+      </w:pPr>
+      <w:r>
+        <w:t>コンプライアンス上の注意</w:t>
+      </w:r>
+    </w:p>
+    <w:p>
+      <w:r>
+        <w:t>一般説明だけで、補償、支払可否、費用負担、返金、審査結果、契約成立または保険金額を断定しない。最終判断は契約条件、提出書類、事故原因、関係先および保険会社の確認による。</w:t>
+      </w:r>
+    </w:p>
+    <w:p>
+      <w:pPr>
+        <w:pStyle w:val="Heading2"/>
+      </w:pPr>
+      <w:r>
+        <w:t>関連用語</w:t>
       </w:r>
     </w:p>
     <w:p>
@@ -536,7 +569,7 @@
         <w:pStyle w:val="Heading2"/>
       </w:pPr>
       <w:r>
-        <w:t>Referências cruzadas</w:t>
+        <w:t>相互参照</w:t>
       </w:r>
     </w:p>
     <w:p>
@@ -568,7 +601,7 @@
         <w:pStyle w:val="Heading2"/>
       </w:pPr>
       <w:r>
-        <w:t>Referências</w:t>
+        <w:t>参考資料</w:t>
       </w:r>
     </w:p>
     <w:p>
@@ -584,7 +617,7 @@
         <w:pStyle w:val="Heading2"/>
       </w:pPr>
       <w:r>
-        <w:t>Tags</w:t>
+        <w:t>タグ</w:t>
       </w:r>
     </w:p>
     <w:p>
@@ -608,23 +641,15 @@
         <w:pStyle w:val="ListBullet"/>
       </w:pPr>
       <w:r>
-        <w:t>housing</w:t>
-      </w:r>
-    </w:p>
-    <w:p>
-      <w:pPr>
-        <w:pStyle w:val="ListBullet"/>
-      </w:pPr>
-      <w:r>
-        <w:t>contrato-de-locacao</w:t>
-      </w:r>
-    </w:p>
-    <w:p>
-      <w:pPr>
-        <w:pStyle w:val="Heading2"/>
-      </w:pPr>
-      <w:r>
-        <w:t>Veja também</w:t>
+        <w:t>atendimento</w:t>
+      </w:r>
+    </w:p>
+    <w:p>
+      <w:pPr>
+        <w:pStyle w:val="Heading2"/>
+      </w:pPr>
+      <w:r>
+        <w:t>関連項目</w:t>
       </w:r>
     </w:p>
     <w:p>
@@ -640,7 +665,7 @@
         <w:pStyle w:val="Heading2"/>
       </w:pPr>
       <w:r>
-        <w:t>Histórico de revisão</w:t>
+        <w:t>改訂履歴</w:t>
       </w:r>
     </w:p>
     <w:p>
@@ -660,6 +685,11 @@
     </w:p>
     <w:p>
       <w:r>
+        <w:t>| 2026-06-27 | 0.2 | JP-BR Insurance Knowledge Base | Padronização para consulta em japonês e resposta ao cliente em português com leitura em katakana. |</w:t>
+      </w:r>
+    </w:p>
+    <w:p>
+      <w:r>
         <w:br w:type="page"/>
       </w:r>
     </w:p>
@@ -668,23 +698,23 @@
         <w:pStyle w:val="Heading1"/>
       </w:pPr>
       <w:r>
-        <w:t>FAQ-HOME-0003 - Como explicar obrigação de contratar seguro contra incêndio ao cliente brasileiro?</w:t>
-      </w:r>
-    </w:p>
-    <w:p>
-      <w:pPr>
-        <w:pStyle w:val="Heading2"/>
-      </w:pPr>
-      <w:r>
-        <w:t>Controle</w:t>
-      </w:r>
-    </w:p>
-    <w:p>
-      <w:pPr>
-        <w:pStyle w:val="ListBullet"/>
-      </w:pPr>
-      <w:r>
-        <w:t>Versão: 0.1</w:t>
+        <w:t>FAQ-HOME-0003 - 火災保険加入義務 - Obrigação de contratar seguro contra incêndio</w:t>
+      </w:r>
+    </w:p>
+    <w:p>
+      <w:pPr>
+        <w:pStyle w:val="Heading2"/>
+      </w:pPr>
+      <w:r>
+        <w:t>管理情報</w:t>
+      </w:r>
+    </w:p>
+    <w:p>
+      <w:pPr>
+        <w:pStyle w:val="ListBullet"/>
+      </w:pPr>
+      <w:r>
+        <w:t>Versão: 0.2</w:t>
       </w:r>
     </w:p>
     <w:p>
@@ -708,15 +738,15 @@
         <w:pStyle w:val="ListBullet"/>
       </w:pPr>
       <w:r>
-        <w:t>Histórico: Criação inicial.</w:t>
-      </w:r>
-    </w:p>
-    <w:p>
-      <w:pPr>
-        <w:pStyle w:val="Heading2"/>
-      </w:pPr>
-      <w:r>
-        <w:t>Código</w:t>
+        <w:t>Histórico: Criação inicial; padronização para consulta do corretor japonês e resposta em português com leitura em katakana.</w:t>
+      </w:r>
+    </w:p>
+    <w:p>
+      <w:pPr>
+        <w:pStyle w:val="Heading2"/>
+      </w:pPr>
+      <w:r>
+        <w:t>コード</w:t>
       </w:r>
     </w:p>
     <w:p>
@@ -729,7 +759,7 @@
         <w:pStyle w:val="Heading2"/>
       </w:pPr>
       <w:r>
-        <w:t>Categoria</w:t>
+        <w:t>カテゴリー</w:t>
       </w:r>
     </w:p>
     <w:p>
@@ -742,20 +772,20 @@
         <w:pStyle w:val="Heading2"/>
       </w:pPr>
       <w:r>
-        <w:t>Pergunta</w:t>
-      </w:r>
-    </w:p>
-    <w:p>
-      <w:r>
-        <w:t>Como explicar obrigação de contratar seguro contra incêndio ao cliente brasileiro?</w:t>
-      </w:r>
-    </w:p>
-    <w:p>
-      <w:pPr>
-        <w:pStyle w:val="Heading2"/>
-      </w:pPr>
-      <w:r>
-        <w:t>Consulta natural em japonês</w:t>
+        <w:t>質問</w:t>
+      </w:r>
+    </w:p>
+    <w:p>
+      <w:r>
+        <w:t>ブラジル人のお客様に「Obrigação de contratar seguro contra incêndio」をどのように説明しますか。</w:t>
+      </w:r>
+    </w:p>
+    <w:p>
+      <w:pPr>
+        <w:pStyle w:val="Heading2"/>
+      </w:pPr>
+      <w:r>
+        <w:t>日本語での自然な検索</w:t>
       </w:r>
     </w:p>
     <w:p>
@@ -776,75 +806,93 @@
     </w:p>
     <w:p>
       <w:pPr>
-        <w:pStyle w:val="Heading2"/>
-      </w:pPr>
-      <w:r>
-        <w:t>Situação de atendimento</w:t>
-      </w:r>
-    </w:p>
-    <w:p>
-      <w:r>
-        <w:t>Cliente brasileiro quer entender obrigação de contratar seguro contra incêndio em contrato de moradia, seguro do imóvel ou responsabilidade do inquilino no Japão.</w:t>
-      </w:r>
-    </w:p>
-    <w:p>
-      <w:pPr>
-        <w:pStyle w:val="Heading2"/>
-      </w:pPr>
-      <w:r>
-        <w:t>Resposta técnica</w:t>
-      </w:r>
-    </w:p>
-    <w:p>
-      <w:r>
-        <w:t>Exigência contratual ou prática imobiliária para que o inquilino mantenha seguro relacionado ao imóvel alugado.</w:t>
-      </w:r>
-    </w:p>
-    <w:p>
-      <w:pPr>
-        <w:pStyle w:val="Heading2"/>
-      </w:pPr>
-      <w:r>
-        <w:t>Como responder ao cliente brasileiro</w:t>
-      </w:r>
-    </w:p>
-    <w:p>
-      <w:r>
-        <w:t>Muitos contratos pedem seguro contra incêndio ou seguro para inquilino como condição de moradia.</w:t>
-      </w:r>
-    </w:p>
-    <w:p>
-      <w:pPr>
-        <w:pStyle w:val="Heading2"/>
-      </w:pPr>
-      <w:r>
-        <w:t>Próximo passo seguro</w:t>
-      </w:r>
-    </w:p>
-    <w:p>
-      <w:r>
-        <w:t>賃貸借契約、保険証券、管理会社からの案内、必要書類を確認してから案内する。</w:t>
-      </w:r>
-    </w:p>
-    <w:p>
-      <w:pPr>
-        <w:pStyle w:val="Heading2"/>
-      </w:pPr>
-      <w:r>
-        <w:t>Limite comercial/compliance</w:t>
-      </w:r>
-    </w:p>
-    <w:p>
-      <w:r>
-        <w:t>賃貸契約、管理会社の運用、保険契約、事故原因によって対応が変わるため、一般説明だけで費用負担、補償、審査結果、返金を断定しない。</w:t>
-      </w:r>
-    </w:p>
-    <w:p>
-      <w:pPr>
-        <w:pStyle w:val="Heading2"/>
-      </w:pPr>
-      <w:r>
-        <w:t>Termos relacionados</w:t>
+        <w:pStyle w:val="ListBullet"/>
+      </w:pPr>
+      <w:r>
+        <w:t>住居・賃貸関連の保険の相談で「Obrigação de contratar seguro contra incêndio」を説明する時の注意点は何ですか。</w:t>
+      </w:r>
+    </w:p>
+    <w:p>
+      <w:pPr>
+        <w:pStyle w:val="Heading2"/>
+      </w:pPr>
+      <w:r>
+        <w:t>対応場面</w:t>
+      </w:r>
+    </w:p>
+    <w:p>
+      <w:r>
+        <w:t>ブラジル人のお客様が「Obrigação de contratar seguro contra incêndio」について質問しており、契約内容、補償範囲、必要書類、費用負担または保険会社の判断との関係を確認する場面。</w:t>
+      </w:r>
+    </w:p>
+    <w:p>
+      <w:pPr>
+        <w:pStyle w:val="Heading2"/>
+      </w:pPr>
+      <w:r>
+        <w:t>技術的回答</w:t>
+      </w:r>
+    </w:p>
+    <w:p>
+      <w:r>
+        <w:t>火災保険加入義務とは、住居・賃貸関連の保険の相談、契約確認、事故対応または契約管理において確認すべき項目です。実際の取り扱いは、契約条件、対象物、事故原因、必要書類、免責金額および保険会社または関係先の判断によって異なります。</w:t>
+      </w:r>
+    </w:p>
+    <w:p>
+      <w:pPr>
+        <w:pStyle w:val="Heading2"/>
+      </w:pPr>
+      <w:r>
+        <w:t>ブラジル人顧客への回答</w:t>
+      </w:r>
+    </w:p>
+    <w:p>
+      <w:r>
+        <w:t>Leitura para pronúncia: ヴァモス コンフィルマール オブリガサォン ジ コントラタール セグーロ コントラ インセンジオ イ エスプリカール ジ フォルマ シンプレス コンフォルミ オ コントラート</w:t>
+      </w:r>
+    </w:p>
+    <w:p>
+      <w:r>
+        <w:t>Português brasileiro: Vamos confirmar obrigação de contratar seguro contra incêndio e explicar de forma simples, conforme o contrato.</w:t>
+      </w:r>
+    </w:p>
+    <w:p>
+      <w:r>
+        <w:t>日本語確認用: 「Obrigação de contratar seguro contra incêndio」について、契約内容に沿って分かりやすく確認します。</w:t>
+      </w:r>
+    </w:p>
+    <w:p>
+      <w:pPr>
+        <w:pStyle w:val="Heading2"/>
+      </w:pPr>
+      <w:r>
+        <w:t>安全な次のステップ</w:t>
+      </w:r>
+    </w:p>
+    <w:p>
+      <w:r>
+        <w:t>契約書、保険証券、補償範囲、免責金額、事故状況、写真、領収書、管理会社または保険会社からの案内を確認してから具体的に案内する。</w:t>
+      </w:r>
+    </w:p>
+    <w:p>
+      <w:pPr>
+        <w:pStyle w:val="Heading2"/>
+      </w:pPr>
+      <w:r>
+        <w:t>コンプライアンス上の注意</w:t>
+      </w:r>
+    </w:p>
+    <w:p>
+      <w:r>
+        <w:t>一般説明だけで、補償、支払可否、費用負担、返金、審査結果、契約成立または保険金額を断定しない。最終判断は契約条件、提出書類、事故原因、関係先および保険会社の確認による。</w:t>
+      </w:r>
+    </w:p>
+    <w:p>
+      <w:pPr>
+        <w:pStyle w:val="Heading2"/>
+      </w:pPr>
+      <w:r>
+        <w:t>関連用語</w:t>
       </w:r>
     </w:p>
     <w:p>
@@ -860,7 +908,7 @@
         <w:pStyle w:val="Heading2"/>
       </w:pPr>
       <w:r>
-        <w:t>Referências cruzadas</w:t>
+        <w:t>相互参照</w:t>
       </w:r>
     </w:p>
     <w:p>
@@ -892,7 +940,7 @@
         <w:pStyle w:val="Heading2"/>
       </w:pPr>
       <w:r>
-        <w:t>Referências</w:t>
+        <w:t>参考資料</w:t>
       </w:r>
     </w:p>
     <w:p>
@@ -908,7 +956,7 @@
         <w:pStyle w:val="Heading2"/>
       </w:pPr>
       <w:r>
-        <w:t>Tags</w:t>
+        <w:t>タグ</w:t>
       </w:r>
     </w:p>
     <w:p>
@@ -932,23 +980,15 @@
         <w:pStyle w:val="ListBullet"/>
       </w:pPr>
       <w:r>
-        <w:t>housing</w:t>
-      </w:r>
-    </w:p>
-    <w:p>
-      <w:pPr>
-        <w:pStyle w:val="ListBullet"/>
-      </w:pPr>
-      <w:r>
-        <w:t>obrigacao-de-contratar-seguro-contra-incendio</w:t>
-      </w:r>
-    </w:p>
-    <w:p>
-      <w:pPr>
-        <w:pStyle w:val="Heading2"/>
-      </w:pPr>
-      <w:r>
-        <w:t>Veja também</w:t>
+        <w:t>atendimento</w:t>
+      </w:r>
+    </w:p>
+    <w:p>
+      <w:pPr>
+        <w:pStyle w:val="Heading2"/>
+      </w:pPr>
+      <w:r>
+        <w:t>関連項目</w:t>
       </w:r>
     </w:p>
     <w:p>
@@ -964,7 +1004,7 @@
         <w:pStyle w:val="Heading2"/>
       </w:pPr>
       <w:r>
-        <w:t>Histórico de revisão</w:t>
+        <w:t>改訂履歴</w:t>
       </w:r>
     </w:p>
     <w:p>
@@ -984,6 +1024,11 @@
     </w:p>
     <w:p>
       <w:r>
+        <w:t>| 2026-06-27 | 0.2 | JP-BR Insurance Knowledge Base | Padronização para consulta em japonês e resposta ao cliente em português com leitura em katakana. |</w:t>
+      </w:r>
+    </w:p>
+    <w:p>
+      <w:r>
         <w:br w:type="page"/>
       </w:r>
     </w:p>
@@ -992,23 +1037,23 @@
         <w:pStyle w:val="Heading1"/>
       </w:pPr>
       <w:r>
-        <w:t>FAQ-HOME-0004 - Como explicar responsabilidade do inquilino perante o proprietário ao cliente brasileiro?</w:t>
-      </w:r>
-    </w:p>
-    <w:p>
-      <w:pPr>
-        <w:pStyle w:val="Heading2"/>
-      </w:pPr>
-      <w:r>
-        <w:t>Controle</w:t>
-      </w:r>
-    </w:p>
-    <w:p>
-      <w:pPr>
-        <w:pStyle w:val="ListBullet"/>
-      </w:pPr>
-      <w:r>
-        <w:t>Versão: 0.1</w:t>
+        <w:t>FAQ-HOME-0004 - 借家人賠償責任 - Responsabilidade do inquilino perante o proprietário</w:t>
+      </w:r>
+    </w:p>
+    <w:p>
+      <w:pPr>
+        <w:pStyle w:val="Heading2"/>
+      </w:pPr>
+      <w:r>
+        <w:t>管理情報</w:t>
+      </w:r>
+    </w:p>
+    <w:p>
+      <w:pPr>
+        <w:pStyle w:val="ListBullet"/>
+      </w:pPr>
+      <w:r>
+        <w:t>Versão: 0.2</w:t>
       </w:r>
     </w:p>
     <w:p>
@@ -1032,15 +1077,15 @@
         <w:pStyle w:val="ListBullet"/>
       </w:pPr>
       <w:r>
-        <w:t>Histórico: Criação inicial.</w:t>
-      </w:r>
-    </w:p>
-    <w:p>
-      <w:pPr>
-        <w:pStyle w:val="Heading2"/>
-      </w:pPr>
-      <w:r>
-        <w:t>Código</w:t>
+        <w:t>Histórico: Criação inicial; padronização para consulta do corretor japonês e resposta em português com leitura em katakana.</w:t>
+      </w:r>
+    </w:p>
+    <w:p>
+      <w:pPr>
+        <w:pStyle w:val="Heading2"/>
+      </w:pPr>
+      <w:r>
+        <w:t>コード</w:t>
       </w:r>
     </w:p>
     <w:p>
@@ -1053,7 +1098,7 @@
         <w:pStyle w:val="Heading2"/>
       </w:pPr>
       <w:r>
-        <w:t>Categoria</w:t>
+        <w:t>カテゴリー</w:t>
       </w:r>
     </w:p>
     <w:p>
@@ -1066,20 +1111,20 @@
         <w:pStyle w:val="Heading2"/>
       </w:pPr>
       <w:r>
-        <w:t>Pergunta</w:t>
-      </w:r>
-    </w:p>
-    <w:p>
-      <w:r>
-        <w:t>Como explicar responsabilidade do inquilino perante o proprietário ao cliente brasileiro?</w:t>
-      </w:r>
-    </w:p>
-    <w:p>
-      <w:pPr>
-        <w:pStyle w:val="Heading2"/>
-      </w:pPr>
-      <w:r>
-        <w:t>Consulta natural em japonês</w:t>
+        <w:t>質問</w:t>
+      </w:r>
+    </w:p>
+    <w:p>
+      <w:r>
+        <w:t>ブラジル人のお客様に「Responsabilidade do inquilino perante o proprietário」をどのように説明しますか。</w:t>
+      </w:r>
+    </w:p>
+    <w:p>
+      <w:pPr>
+        <w:pStyle w:val="Heading2"/>
+      </w:pPr>
+      <w:r>
+        <w:t>日本語での自然な検索</w:t>
       </w:r>
     </w:p>
     <w:p>
@@ -1100,75 +1145,93 @@
     </w:p>
     <w:p>
       <w:pPr>
-        <w:pStyle w:val="Heading2"/>
-      </w:pPr>
-      <w:r>
-        <w:t>Situação de atendimento</w:t>
-      </w:r>
-    </w:p>
-    <w:p>
-      <w:r>
-        <w:t>Cliente brasileiro quer entender responsabilidade do inquilino perante o proprietário em contrato de moradia, seguro do imóvel ou responsabilidade do inquilino no Japão.</w:t>
-      </w:r>
-    </w:p>
-    <w:p>
-      <w:pPr>
-        <w:pStyle w:val="Heading2"/>
-      </w:pPr>
-      <w:r>
-        <w:t>Resposta técnica</w:t>
-      </w:r>
-    </w:p>
-    <w:p>
-      <w:r>
-        <w:t>Responsabilidade legal do inquilino por danos causados ao imóvel alugado, conforme contrato e lei aplicável.</w:t>
-      </w:r>
-    </w:p>
-    <w:p>
-      <w:pPr>
-        <w:pStyle w:val="Heading2"/>
-      </w:pPr>
-      <w:r>
-        <w:t>Como responder ao cliente brasileiro</w:t>
-      </w:r>
-    </w:p>
-    <w:p>
-      <w:r>
-        <w:t>Se o cliente causar dano ao apartamento, pode ter responsabilidade perante o proprietário.</w:t>
-      </w:r>
-    </w:p>
-    <w:p>
-      <w:pPr>
-        <w:pStyle w:val="Heading2"/>
-      </w:pPr>
-      <w:r>
-        <w:t>Próximo passo seguro</w:t>
-      </w:r>
-    </w:p>
-    <w:p>
-      <w:r>
-        <w:t>賃貸借契約、保険証券、管理会社からの案内、必要書類を確認してから案内する。</w:t>
-      </w:r>
-    </w:p>
-    <w:p>
-      <w:pPr>
-        <w:pStyle w:val="Heading2"/>
-      </w:pPr>
-      <w:r>
-        <w:t>Limite comercial/compliance</w:t>
-      </w:r>
-    </w:p>
-    <w:p>
-      <w:r>
-        <w:t>賃貸契約、管理会社の運用、保険契約、事故原因によって対応が変わるため、一般説明だけで費用負担、補償、審査結果、返金を断定しない。</w:t>
-      </w:r>
-    </w:p>
-    <w:p>
-      <w:pPr>
-        <w:pStyle w:val="Heading2"/>
-      </w:pPr>
-      <w:r>
-        <w:t>Termos relacionados</w:t>
+        <w:pStyle w:val="ListBullet"/>
+      </w:pPr>
+      <w:r>
+        <w:t>住居・賃貸関連の保険の相談で「Responsabilidade do inquilino perante o proprietário」を説明する時の注意点は何ですか。</w:t>
+      </w:r>
+    </w:p>
+    <w:p>
+      <w:pPr>
+        <w:pStyle w:val="Heading2"/>
+      </w:pPr>
+      <w:r>
+        <w:t>対応場面</w:t>
+      </w:r>
+    </w:p>
+    <w:p>
+      <w:r>
+        <w:t>ブラジル人のお客様が「Responsabilidade do inquilino perante o proprietário」について質問しており、契約内容、補償範囲、必要書類、費用負担または保険会社の判断との関係を確認する場面。</w:t>
+      </w:r>
+    </w:p>
+    <w:p>
+      <w:pPr>
+        <w:pStyle w:val="Heading2"/>
+      </w:pPr>
+      <w:r>
+        <w:t>技術的回答</w:t>
+      </w:r>
+    </w:p>
+    <w:p>
+      <w:r>
+        <w:t>借家人賠償責任とは、住居・賃貸関連の保険の相談、契約確認、事故対応または契約管理において確認すべき項目です。実際の取り扱いは、契約条件、対象物、事故原因、必要書類、免責金額および保険会社または関係先の判断によって異なります。</w:t>
+      </w:r>
+    </w:p>
+    <w:p>
+      <w:pPr>
+        <w:pStyle w:val="Heading2"/>
+      </w:pPr>
+      <w:r>
+        <w:t>ブラジル人顧客への回答</w:t>
+      </w:r>
+    </w:p>
+    <w:p>
+      <w:r>
+        <w:t>Leitura para pronúncia: ヴァモス コンフィルマール ヘスポンサビリダージ DO インキリーノ ペランチ オ プロプリエターリオ イ エスプリカール ジ フォルマ シンプレス コンフォルミ オ コントラート</w:t>
+      </w:r>
+    </w:p>
+    <w:p>
+      <w:r>
+        <w:t>Português brasileiro: Vamos confirmar responsabilidade do inquilino perante o proprietário e explicar de forma simples, conforme o contrato.</w:t>
+      </w:r>
+    </w:p>
+    <w:p>
+      <w:r>
+        <w:t>日本語確認用: 「Responsabilidade do inquilino perante o proprietário」について、契約内容に沿って分かりやすく確認します。</w:t>
+      </w:r>
+    </w:p>
+    <w:p>
+      <w:pPr>
+        <w:pStyle w:val="Heading2"/>
+      </w:pPr>
+      <w:r>
+        <w:t>安全な次のステップ</w:t>
+      </w:r>
+    </w:p>
+    <w:p>
+      <w:r>
+        <w:t>契約書、保険証券、補償範囲、免責金額、事故状況、写真、領収書、管理会社または保険会社からの案内を確認してから具体的に案内する。</w:t>
+      </w:r>
+    </w:p>
+    <w:p>
+      <w:pPr>
+        <w:pStyle w:val="Heading2"/>
+      </w:pPr>
+      <w:r>
+        <w:t>コンプライアンス上の注意</w:t>
+      </w:r>
+    </w:p>
+    <w:p>
+      <w:r>
+        <w:t>一般説明だけで、補償、支払可否、費用負担、返金、審査結果、契約成立または保険金額を断定しない。最終判断は契約条件、提出書類、事故原因、関係先および保険会社の確認による。</w:t>
+      </w:r>
+    </w:p>
+    <w:p>
+      <w:pPr>
+        <w:pStyle w:val="Heading2"/>
+      </w:pPr>
+      <w:r>
+        <w:t>関連用語</w:t>
       </w:r>
     </w:p>
     <w:p>
@@ -1184,7 +1247,7 @@
         <w:pStyle w:val="Heading2"/>
       </w:pPr>
       <w:r>
-        <w:t>Referências cruzadas</w:t>
+        <w:t>相互参照</w:t>
       </w:r>
     </w:p>
     <w:p>
@@ -1216,7 +1279,7 @@
         <w:pStyle w:val="Heading2"/>
       </w:pPr>
       <w:r>
-        <w:t>Referências</w:t>
+        <w:t>参考資料</w:t>
       </w:r>
     </w:p>
     <w:p>
@@ -1232,7 +1295,7 @@
         <w:pStyle w:val="Heading2"/>
       </w:pPr>
       <w:r>
-        <w:t>Tags</w:t>
+        <w:t>タグ</w:t>
       </w:r>
     </w:p>
     <w:p>
@@ -1256,23 +1319,15 @@
         <w:pStyle w:val="ListBullet"/>
       </w:pPr>
       <w:r>
-        <w:t>housing</w:t>
-      </w:r>
-    </w:p>
-    <w:p>
-      <w:pPr>
-        <w:pStyle w:val="ListBullet"/>
-      </w:pPr>
-      <w:r>
-        <w:t>responsabilidade-do-inquilino-perante-o-proprietario</w:t>
-      </w:r>
-    </w:p>
-    <w:p>
-      <w:pPr>
-        <w:pStyle w:val="Heading2"/>
-      </w:pPr>
-      <w:r>
-        <w:t>Veja também</w:t>
+        <w:t>atendimento</w:t>
+      </w:r>
+    </w:p>
+    <w:p>
+      <w:pPr>
+        <w:pStyle w:val="Heading2"/>
+      </w:pPr>
+      <w:r>
+        <w:t>関連項目</w:t>
       </w:r>
     </w:p>
     <w:p>
@@ -1288,7 +1343,7 @@
         <w:pStyle w:val="Heading2"/>
       </w:pPr>
       <w:r>
-        <w:t>Histórico de revisão</w:t>
+        <w:t>改訂履歴</w:t>
       </w:r>
     </w:p>
     <w:p>
@@ -1308,6 +1363,11 @@
     </w:p>
     <w:p>
       <w:r>
+        <w:t>| 2026-06-27 | 0.2 | JP-BR Insurance Knowledge Base | Padronização para consulta em japonês e resposta ao cliente em português com leitura em katakana. |</w:t>
+      </w:r>
+    </w:p>
+    <w:p>
+      <w:r>
         <w:br w:type="page"/>
       </w:r>
     </w:p>
@@ -1316,23 +1376,23 @@
         <w:pStyle w:val="Heading1"/>
       </w:pPr>
       <w:r>
-        <w:t>FAQ-HOME-0005 - Como explicar responsabilidade civil pessoal ao cliente brasileiro?</w:t>
-      </w:r>
-    </w:p>
-    <w:p>
-      <w:pPr>
-        <w:pStyle w:val="Heading2"/>
-      </w:pPr>
-      <w:r>
-        <w:t>Controle</w:t>
-      </w:r>
-    </w:p>
-    <w:p>
-      <w:pPr>
-        <w:pStyle w:val="ListBullet"/>
-      </w:pPr>
-      <w:r>
-        <w:t>Versão: 0.1</w:t>
+        <w:t>FAQ-HOME-0005 - 個人賠償責任 - Responsabilidade civil pessoal</w:t>
+      </w:r>
+    </w:p>
+    <w:p>
+      <w:pPr>
+        <w:pStyle w:val="Heading2"/>
+      </w:pPr>
+      <w:r>
+        <w:t>管理情報</w:t>
+      </w:r>
+    </w:p>
+    <w:p>
+      <w:pPr>
+        <w:pStyle w:val="ListBullet"/>
+      </w:pPr>
+      <w:r>
+        <w:t>Versão: 0.2</w:t>
       </w:r>
     </w:p>
     <w:p>
@@ -1356,15 +1416,15 @@
         <w:pStyle w:val="ListBullet"/>
       </w:pPr>
       <w:r>
-        <w:t>Histórico: Criação inicial.</w:t>
-      </w:r>
-    </w:p>
-    <w:p>
-      <w:pPr>
-        <w:pStyle w:val="Heading2"/>
-      </w:pPr>
-      <w:r>
-        <w:t>Código</w:t>
+        <w:t>Histórico: Criação inicial; padronização para consulta do corretor japonês e resposta em português com leitura em katakana.</w:t>
+      </w:r>
+    </w:p>
+    <w:p>
+      <w:pPr>
+        <w:pStyle w:val="Heading2"/>
+      </w:pPr>
+      <w:r>
+        <w:t>コード</w:t>
       </w:r>
     </w:p>
     <w:p>
@@ -1377,7 +1437,7 @@
         <w:pStyle w:val="Heading2"/>
       </w:pPr>
       <w:r>
-        <w:t>Categoria</w:t>
+        <w:t>カテゴリー</w:t>
       </w:r>
     </w:p>
     <w:p>
@@ -1390,20 +1450,20 @@
         <w:pStyle w:val="Heading2"/>
       </w:pPr>
       <w:r>
-        <w:t>Pergunta</w:t>
-      </w:r>
-    </w:p>
-    <w:p>
-      <w:r>
-        <w:t>Como explicar responsabilidade civil pessoal ao cliente brasileiro?</w:t>
-      </w:r>
-    </w:p>
-    <w:p>
-      <w:pPr>
-        <w:pStyle w:val="Heading2"/>
-      </w:pPr>
-      <w:r>
-        <w:t>Consulta natural em japonês</w:t>
+        <w:t>質問</w:t>
+      </w:r>
+    </w:p>
+    <w:p>
+      <w:r>
+        <w:t>ブラジル人のお客様に「Responsabilidade civil pessoal」をどのように説明しますか。</w:t>
+      </w:r>
+    </w:p>
+    <w:p>
+      <w:pPr>
+        <w:pStyle w:val="Heading2"/>
+      </w:pPr>
+      <w:r>
+        <w:t>日本語での自然な検索</w:t>
       </w:r>
     </w:p>
     <w:p>
@@ -1424,75 +1484,93 @@
     </w:p>
     <w:p>
       <w:pPr>
-        <w:pStyle w:val="Heading2"/>
-      </w:pPr>
-      <w:r>
-        <w:t>Situação de atendimento</w:t>
-      </w:r>
-    </w:p>
-    <w:p>
-      <w:r>
-        <w:t>Cliente brasileiro quer entender responsabilidade civil pessoal em contrato de moradia, seguro do imóvel ou responsabilidade do inquilino no Japão.</w:t>
-      </w:r>
-    </w:p>
-    <w:p>
-      <w:pPr>
-        <w:pStyle w:val="Heading2"/>
-      </w:pPr>
-      <w:r>
-        <w:t>Resposta técnica</w:t>
-      </w:r>
-    </w:p>
-    <w:p>
-      <w:r>
-        <w:t>Responsabilidade por dano causado a terceiros na vida cotidiana, conforme cobertura contratada.</w:t>
-      </w:r>
-    </w:p>
-    <w:p>
-      <w:pPr>
-        <w:pStyle w:val="Heading2"/>
-      </w:pPr>
-      <w:r>
-        <w:t>Como responder ao cliente brasileiro</w:t>
-      </w:r>
-    </w:p>
-    <w:p>
-      <w:r>
-        <w:t>Um exemplo comum é vazamento que causa prejuízo ao apartamento de baixo.</w:t>
-      </w:r>
-    </w:p>
-    <w:p>
-      <w:pPr>
-        <w:pStyle w:val="Heading2"/>
-      </w:pPr>
-      <w:r>
-        <w:t>Próximo passo seguro</w:t>
-      </w:r>
-    </w:p>
-    <w:p>
-      <w:r>
-        <w:t>賃貸借契約、保険証券、管理会社からの案内、必要書類を確認してから案内する。</w:t>
-      </w:r>
-    </w:p>
-    <w:p>
-      <w:pPr>
-        <w:pStyle w:val="Heading2"/>
-      </w:pPr>
-      <w:r>
-        <w:t>Limite comercial/compliance</w:t>
-      </w:r>
-    </w:p>
-    <w:p>
-      <w:r>
-        <w:t>賃貸契約、管理会社の運用、保険契約、事故原因によって対応が変わるため、一般説明だけで費用負担、補償、審査結果、返金を断定しない。</w:t>
-      </w:r>
-    </w:p>
-    <w:p>
-      <w:pPr>
-        <w:pStyle w:val="Heading2"/>
-      </w:pPr>
-      <w:r>
-        <w:t>Termos relacionados</w:t>
+        <w:pStyle w:val="ListBullet"/>
+      </w:pPr>
+      <w:r>
+        <w:t>住居・賃貸関連の保険の相談で「Responsabilidade civil pessoal」を説明する時の注意点は何ですか。</w:t>
+      </w:r>
+    </w:p>
+    <w:p>
+      <w:pPr>
+        <w:pStyle w:val="Heading2"/>
+      </w:pPr>
+      <w:r>
+        <w:t>対応場面</w:t>
+      </w:r>
+    </w:p>
+    <w:p>
+      <w:r>
+        <w:t>ブラジル人のお客様が「Responsabilidade civil pessoal」について質問しており、契約内容、補償範囲、必要書類、費用負担または保険会社の判断との関係を確認する場面。</w:t>
+      </w:r>
+    </w:p>
+    <w:p>
+      <w:pPr>
+        <w:pStyle w:val="Heading2"/>
+      </w:pPr>
+      <w:r>
+        <w:t>技術的回答</w:t>
+      </w:r>
+    </w:p>
+    <w:p>
+      <w:r>
+        <w:t>個人賠償責任とは、住居・賃貸関連の保険の相談、契約確認、事故対応または契約管理において確認すべき項目です。実際の取り扱いは、契約条件、対象物、事故原因、必要書類、免責金額および保険会社または関係先の判断によって異なります。</w:t>
+      </w:r>
+    </w:p>
+    <w:p>
+      <w:pPr>
+        <w:pStyle w:val="Heading2"/>
+      </w:pPr>
+      <w:r>
+        <w:t>ブラジル人顧客への回答</w:t>
+      </w:r>
+    </w:p>
+    <w:p>
+      <w:r>
+        <w:t>Leitura para pronúncia: ヴァモス コンフィルマール ヘスポンサビリダージ CIVIL PESSOAL イ エスプリカール ジ フォルマ シンプレス コンフォルミ オ コントラート</w:t>
+      </w:r>
+    </w:p>
+    <w:p>
+      <w:r>
+        <w:t>Português brasileiro: Vamos confirmar responsabilidade civil pessoal e explicar de forma simples, conforme o contrato.</w:t>
+      </w:r>
+    </w:p>
+    <w:p>
+      <w:r>
+        <w:t>日本語確認用: 「Responsabilidade civil pessoal」について、契約内容に沿って分かりやすく確認します。</w:t>
+      </w:r>
+    </w:p>
+    <w:p>
+      <w:pPr>
+        <w:pStyle w:val="Heading2"/>
+      </w:pPr>
+      <w:r>
+        <w:t>安全な次のステップ</w:t>
+      </w:r>
+    </w:p>
+    <w:p>
+      <w:r>
+        <w:t>契約書、保険証券、補償範囲、免責金額、事故状況、写真、領収書、管理会社または保険会社からの案内を確認してから具体的に案内する。</w:t>
+      </w:r>
+    </w:p>
+    <w:p>
+      <w:pPr>
+        <w:pStyle w:val="Heading2"/>
+      </w:pPr>
+      <w:r>
+        <w:t>コンプライアンス上の注意</w:t>
+      </w:r>
+    </w:p>
+    <w:p>
+      <w:r>
+        <w:t>一般説明だけで、補償、支払可否、費用負担、返金、審査結果、契約成立または保険金額を断定しない。最終判断は契約条件、提出書類、事故原因、関係先および保険会社の確認による。</w:t>
+      </w:r>
+    </w:p>
+    <w:p>
+      <w:pPr>
+        <w:pStyle w:val="Heading2"/>
+      </w:pPr>
+      <w:r>
+        <w:t>関連用語</w:t>
       </w:r>
     </w:p>
     <w:p>
@@ -1508,7 +1586,7 @@
         <w:pStyle w:val="Heading2"/>
       </w:pPr>
       <w:r>
-        <w:t>Referências cruzadas</w:t>
+        <w:t>相互参照</w:t>
       </w:r>
     </w:p>
     <w:p>
@@ -1540,7 +1618,7 @@
         <w:pStyle w:val="Heading2"/>
       </w:pPr>
       <w:r>
-        <w:t>Referências</w:t>
+        <w:t>参考資料</w:t>
       </w:r>
     </w:p>
     <w:p>
@@ -1556,7 +1634,7 @@
         <w:pStyle w:val="Heading2"/>
       </w:pPr>
       <w:r>
-        <w:t>Tags</w:t>
+        <w:t>タグ</w:t>
       </w:r>
     </w:p>
     <w:p>
@@ -1580,23 +1658,15 @@
         <w:pStyle w:val="ListBullet"/>
       </w:pPr>
       <w:r>
-        <w:t>housing</w:t>
-      </w:r>
-    </w:p>
-    <w:p>
-      <w:pPr>
-        <w:pStyle w:val="ListBullet"/>
-      </w:pPr>
-      <w:r>
-        <w:t>responsabilidade-civil-pessoal</w:t>
-      </w:r>
-    </w:p>
-    <w:p>
-      <w:pPr>
-        <w:pStyle w:val="Heading2"/>
-      </w:pPr>
-      <w:r>
-        <w:t>Veja também</w:t>
+        <w:t>atendimento</w:t>
+      </w:r>
+    </w:p>
+    <w:p>
+      <w:pPr>
+        <w:pStyle w:val="Heading2"/>
+      </w:pPr>
+      <w:r>
+        <w:t>関連項目</w:t>
       </w:r>
     </w:p>
     <w:p>
@@ -1612,7 +1682,7 @@
         <w:pStyle w:val="Heading2"/>
       </w:pPr>
       <w:r>
-        <w:t>Histórico de revisão</w:t>
+        <w:t>改訂履歴</w:t>
       </w:r>
     </w:p>
     <w:p>
@@ -1632,6 +1702,11 @@
     </w:p>
     <w:p>
       <w:r>
+        <w:t>| 2026-06-27 | 0.2 | JP-BR Insurance Knowledge Base | Padronização para consulta em japonês e resposta ao cliente em português com leitura em katakana. |</w:t>
+      </w:r>
+    </w:p>
+    <w:p>
+      <w:r>
         <w:br w:type="page"/>
       </w:r>
     </w:p>
@@ -1640,23 +1715,23 @@
         <w:pStyle w:val="Heading1"/>
       </w:pPr>
       <w:r>
-        <w:t>FAQ-HOME-0006 - Como explicar despesas de reparo ao cliente brasileiro?</w:t>
-      </w:r>
-    </w:p>
-    <w:p>
-      <w:pPr>
-        <w:pStyle w:val="Heading2"/>
-      </w:pPr>
-      <w:r>
-        <w:t>Controle</w:t>
-      </w:r>
-    </w:p>
-    <w:p>
-      <w:pPr>
-        <w:pStyle w:val="ListBullet"/>
-      </w:pPr>
-      <w:r>
-        <w:t>Versão: 0.1</w:t>
+        <w:t>FAQ-HOME-0006 - 修理費用 - Despesas de reparo</w:t>
+      </w:r>
+    </w:p>
+    <w:p>
+      <w:pPr>
+        <w:pStyle w:val="Heading2"/>
+      </w:pPr>
+      <w:r>
+        <w:t>管理情報</w:t>
+      </w:r>
+    </w:p>
+    <w:p>
+      <w:pPr>
+        <w:pStyle w:val="ListBullet"/>
+      </w:pPr>
+      <w:r>
+        <w:t>Versão: 0.2</w:t>
       </w:r>
     </w:p>
     <w:p>
@@ -1680,15 +1755,15 @@
         <w:pStyle w:val="ListBullet"/>
       </w:pPr>
       <w:r>
-        <w:t>Histórico: Criação inicial.</w:t>
-      </w:r>
-    </w:p>
-    <w:p>
-      <w:pPr>
-        <w:pStyle w:val="Heading2"/>
-      </w:pPr>
-      <w:r>
-        <w:t>Código</w:t>
+        <w:t>Histórico: Criação inicial; padronização para consulta do corretor japonês e resposta em português com leitura em katakana.</w:t>
+      </w:r>
+    </w:p>
+    <w:p>
+      <w:pPr>
+        <w:pStyle w:val="Heading2"/>
+      </w:pPr>
+      <w:r>
+        <w:t>コード</w:t>
       </w:r>
     </w:p>
     <w:p>
@@ -1701,7 +1776,7 @@
         <w:pStyle w:val="Heading2"/>
       </w:pPr>
       <w:r>
-        <w:t>Categoria</w:t>
+        <w:t>カテゴリー</w:t>
       </w:r>
     </w:p>
     <w:p>
@@ -1714,20 +1789,20 @@
         <w:pStyle w:val="Heading2"/>
       </w:pPr>
       <w:r>
-        <w:t>Pergunta</w:t>
-      </w:r>
-    </w:p>
-    <w:p>
-      <w:r>
-        <w:t>Como explicar despesas de reparo ao cliente brasileiro?</w:t>
-      </w:r>
-    </w:p>
-    <w:p>
-      <w:pPr>
-        <w:pStyle w:val="Heading2"/>
-      </w:pPr>
-      <w:r>
-        <w:t>Consulta natural em japonês</w:t>
+        <w:t>質問</w:t>
+      </w:r>
+    </w:p>
+    <w:p>
+      <w:r>
+        <w:t>ブラジル人のお客様に「Despesas de reparo」をどのように説明しますか。</w:t>
+      </w:r>
+    </w:p>
+    <w:p>
+      <w:pPr>
+        <w:pStyle w:val="Heading2"/>
+      </w:pPr>
+      <w:r>
+        <w:t>日本語での自然な検索</w:t>
       </w:r>
     </w:p>
     <w:p>
@@ -1748,75 +1823,93 @@
     </w:p>
     <w:p>
       <w:pPr>
-        <w:pStyle w:val="Heading2"/>
-      </w:pPr>
-      <w:r>
-        <w:t>Situação de atendimento</w:t>
-      </w:r>
-    </w:p>
-    <w:p>
-      <w:r>
-        <w:t>Cliente brasileiro quer entender despesas de reparo em contrato de moradia, seguro do imóvel ou responsabilidade do inquilino no Japão.</w:t>
-      </w:r>
-    </w:p>
-    <w:p>
-      <w:pPr>
-        <w:pStyle w:val="Heading2"/>
-      </w:pPr>
-      <w:r>
-        <w:t>Resposta técnica</w:t>
-      </w:r>
-    </w:p>
-    <w:p>
-      <w:r>
-        <w:t>Custos necessários para reparar dano no imóvel ou em equipamentos, conforme causa e responsabilidade.</w:t>
-      </w:r>
-    </w:p>
-    <w:p>
-      <w:pPr>
-        <w:pStyle w:val="Heading2"/>
-      </w:pPr>
-      <w:r>
-        <w:t>Como responder ao cliente brasileiro</w:t>
-      </w:r>
-    </w:p>
-    <w:p>
-      <w:r>
-        <w:t>Precisamos separar reparo coberto pelo seguro, responsabilidade do inquilino e manutenção normal.</w:t>
-      </w:r>
-    </w:p>
-    <w:p>
-      <w:pPr>
-        <w:pStyle w:val="Heading2"/>
-      </w:pPr>
-      <w:r>
-        <w:t>Próximo passo seguro</w:t>
-      </w:r>
-    </w:p>
-    <w:p>
-      <w:r>
-        <w:t>賃貸借契約、保険証券、管理会社からの案内、必要書類を確認してから案内する。</w:t>
-      </w:r>
-    </w:p>
-    <w:p>
-      <w:pPr>
-        <w:pStyle w:val="Heading2"/>
-      </w:pPr>
-      <w:r>
-        <w:t>Limite comercial/compliance</w:t>
-      </w:r>
-    </w:p>
-    <w:p>
-      <w:r>
-        <w:t>賃貸契約、管理会社の運用、保険契約、事故原因によって対応が変わるため、一般説明だけで費用負担、補償、審査結果、返金を断定しない。</w:t>
-      </w:r>
-    </w:p>
-    <w:p>
-      <w:pPr>
-        <w:pStyle w:val="Heading2"/>
-      </w:pPr>
-      <w:r>
-        <w:t>Termos relacionados</w:t>
+        <w:pStyle w:val="ListBullet"/>
+      </w:pPr>
+      <w:r>
+        <w:t>住居・賃貸関連の保険の相談で「Despesas de reparo」を説明する時の注意点は何ですか。</w:t>
+      </w:r>
+    </w:p>
+    <w:p>
+      <w:pPr>
+        <w:pStyle w:val="Heading2"/>
+      </w:pPr>
+      <w:r>
+        <w:t>対応場面</w:t>
+      </w:r>
+    </w:p>
+    <w:p>
+      <w:r>
+        <w:t>ブラジル人のお客様が「Despesas de reparo」について質問しており、契約内容、補償範囲、必要書類、費用負担または保険会社の判断との関係を確認する場面。</w:t>
+      </w:r>
+    </w:p>
+    <w:p>
+      <w:pPr>
+        <w:pStyle w:val="Heading2"/>
+      </w:pPr>
+      <w:r>
+        <w:t>技術的回答</w:t>
+      </w:r>
+    </w:p>
+    <w:p>
+      <w:r>
+        <w:t>修理費用とは、住居・賃貸関連の保険の相談、契約確認、事故対応または契約管理において確認すべき項目です。実際の取り扱いは、契約条件、対象物、事故原因、必要書類、免責金額および保険会社または関係先の判断によって異なります。</w:t>
+      </w:r>
+    </w:p>
+    <w:p>
+      <w:pPr>
+        <w:pStyle w:val="Heading2"/>
+      </w:pPr>
+      <w:r>
+        <w:t>ブラジル人顧客への回答</w:t>
+      </w:r>
+    </w:p>
+    <w:p>
+      <w:r>
+        <w:t>Leitura para pronúncia: ヴァモス コンフィルマール DESPESAS ジ REPARO イ エスプリカール ジ フォルマ シンプレス コンフォルミ オ コントラート</w:t>
+      </w:r>
+    </w:p>
+    <w:p>
+      <w:r>
+        <w:t>Português brasileiro: Vamos confirmar despesas de reparo e explicar de forma simples, conforme o contrato.</w:t>
+      </w:r>
+    </w:p>
+    <w:p>
+      <w:r>
+        <w:t>日本語確認用: 「Despesas de reparo」について、契約内容に沿って分かりやすく確認します。</w:t>
+      </w:r>
+    </w:p>
+    <w:p>
+      <w:pPr>
+        <w:pStyle w:val="Heading2"/>
+      </w:pPr>
+      <w:r>
+        <w:t>安全な次のステップ</w:t>
+      </w:r>
+    </w:p>
+    <w:p>
+      <w:r>
+        <w:t>契約書、保険証券、補償範囲、免責金額、事故状況、写真、領収書、管理会社または保険会社からの案内を確認してから具体的に案内する。</w:t>
+      </w:r>
+    </w:p>
+    <w:p>
+      <w:pPr>
+        <w:pStyle w:val="Heading2"/>
+      </w:pPr>
+      <w:r>
+        <w:t>コンプライアンス上の注意</w:t>
+      </w:r>
+    </w:p>
+    <w:p>
+      <w:r>
+        <w:t>一般説明だけで、補償、支払可否、費用負担、返金、審査結果、契約成立または保険金額を断定しない。最終判断は契約条件、提出書類、事故原因、関係先および保険会社の確認による。</w:t>
+      </w:r>
+    </w:p>
+    <w:p>
+      <w:pPr>
+        <w:pStyle w:val="Heading2"/>
+      </w:pPr>
+      <w:r>
+        <w:t>関連用語</w:t>
       </w:r>
     </w:p>
     <w:p>
@@ -1832,7 +1925,7 @@
         <w:pStyle w:val="Heading2"/>
       </w:pPr>
       <w:r>
-        <w:t>Referências cruzadas</w:t>
+        <w:t>相互参照</w:t>
       </w:r>
     </w:p>
     <w:p>
@@ -1864,7 +1957,7 @@
         <w:pStyle w:val="Heading2"/>
       </w:pPr>
       <w:r>
-        <w:t>Referências</w:t>
+        <w:t>参考資料</w:t>
       </w:r>
     </w:p>
     <w:p>
@@ -1880,7 +1973,7 @@
         <w:pStyle w:val="Heading2"/>
       </w:pPr>
       <w:r>
-        <w:t>Tags</w:t>
+        <w:t>タグ</w:t>
       </w:r>
     </w:p>
     <w:p>
@@ -1904,23 +1997,15 @@
         <w:pStyle w:val="ListBullet"/>
       </w:pPr>
       <w:r>
-        <w:t>housing</w:t>
-      </w:r>
-    </w:p>
-    <w:p>
-      <w:pPr>
-        <w:pStyle w:val="ListBullet"/>
-      </w:pPr>
-      <w:r>
-        <w:t>despesas-de-reparo</w:t>
-      </w:r>
-    </w:p>
-    <w:p>
-      <w:pPr>
-        <w:pStyle w:val="Heading2"/>
-      </w:pPr>
-      <w:r>
-        <w:t>Veja também</w:t>
+        <w:t>atendimento</w:t>
+      </w:r>
+    </w:p>
+    <w:p>
+      <w:pPr>
+        <w:pStyle w:val="Heading2"/>
+      </w:pPr>
+      <w:r>
+        <w:t>関連項目</w:t>
       </w:r>
     </w:p>
     <w:p>
@@ -1936,7 +2021,7 @@
         <w:pStyle w:val="Heading2"/>
       </w:pPr>
       <w:r>
-        <w:t>Histórico de revisão</w:t>
+        <w:t>改訂履歴</w:t>
       </w:r>
     </w:p>
     <w:p>
@@ -1956,6 +2041,11 @@
     </w:p>
     <w:p>
       <w:r>
+        <w:t>| 2026-06-27 | 0.2 | JP-BR Insurance Knowledge Base | Padronização para consulta em japonês e resposta ao cliente em português com leitura em katakana. |</w:t>
+      </w:r>
+    </w:p>
+    <w:p>
+      <w:r>
         <w:br w:type="page"/>
       </w:r>
     </w:p>
@@ -1964,23 +2054,23 @@
         <w:pStyle w:val="Heading1"/>
       </w:pPr>
       <w:r>
-        <w:t>FAQ-HOME-0007 - Como explicar restauração ao estado original ao cliente brasileiro?</w:t>
-      </w:r>
-    </w:p>
-    <w:p>
-      <w:pPr>
-        <w:pStyle w:val="Heading2"/>
-      </w:pPr>
-      <w:r>
-        <w:t>Controle</w:t>
-      </w:r>
-    </w:p>
-    <w:p>
-      <w:pPr>
-        <w:pStyle w:val="ListBullet"/>
-      </w:pPr>
-      <w:r>
-        <w:t>Versão: 0.1</w:t>
+        <w:t>FAQ-HOME-0007 - 原状回復 - Restauração ao estado original</w:t>
+      </w:r>
+    </w:p>
+    <w:p>
+      <w:pPr>
+        <w:pStyle w:val="Heading2"/>
+      </w:pPr>
+      <w:r>
+        <w:t>管理情報</w:t>
+      </w:r>
+    </w:p>
+    <w:p>
+      <w:pPr>
+        <w:pStyle w:val="ListBullet"/>
+      </w:pPr>
+      <w:r>
+        <w:t>Versão: 0.2</w:t>
       </w:r>
     </w:p>
     <w:p>
@@ -2004,15 +2094,15 @@
         <w:pStyle w:val="ListBullet"/>
       </w:pPr>
       <w:r>
-        <w:t>Histórico: Criação inicial.</w:t>
-      </w:r>
-    </w:p>
-    <w:p>
-      <w:pPr>
-        <w:pStyle w:val="Heading2"/>
-      </w:pPr>
-      <w:r>
-        <w:t>Código</w:t>
+        <w:t>Histórico: Criação inicial; padronização para consulta do corretor japonês e resposta em português com leitura em katakana.</w:t>
+      </w:r>
+    </w:p>
+    <w:p>
+      <w:pPr>
+        <w:pStyle w:val="Heading2"/>
+      </w:pPr>
+      <w:r>
+        <w:t>コード</w:t>
       </w:r>
     </w:p>
     <w:p>
@@ -2025,7 +2115,7 @@
         <w:pStyle w:val="Heading2"/>
       </w:pPr>
       <w:r>
-        <w:t>Categoria</w:t>
+        <w:t>カテゴリー</w:t>
       </w:r>
     </w:p>
     <w:p>
@@ -2038,20 +2128,20 @@
         <w:pStyle w:val="Heading2"/>
       </w:pPr>
       <w:r>
-        <w:t>Pergunta</w:t>
-      </w:r>
-    </w:p>
-    <w:p>
-      <w:r>
-        <w:t>Como explicar restauração ao estado original ao cliente brasileiro?</w:t>
-      </w:r>
-    </w:p>
-    <w:p>
-      <w:pPr>
-        <w:pStyle w:val="Heading2"/>
-      </w:pPr>
-      <w:r>
-        <w:t>Consulta natural em japonês</w:t>
+        <w:t>質問</w:t>
+      </w:r>
+    </w:p>
+    <w:p>
+      <w:r>
+        <w:t>ブラジル人のお客様に「Restauração ao estado original」をどのように説明しますか。</w:t>
+      </w:r>
+    </w:p>
+    <w:p>
+      <w:pPr>
+        <w:pStyle w:val="Heading2"/>
+      </w:pPr>
+      <w:r>
+        <w:t>日本語での自然な検索</w:t>
       </w:r>
     </w:p>
     <w:p>
@@ -2072,75 +2162,93 @@
     </w:p>
     <w:p>
       <w:pPr>
-        <w:pStyle w:val="Heading2"/>
-      </w:pPr>
-      <w:r>
-        <w:t>Situação de atendimento</w:t>
-      </w:r>
-    </w:p>
-    <w:p>
-      <w:r>
-        <w:t>Cliente brasileiro quer entender restauração ao estado original em contrato de moradia, seguro do imóvel ou responsabilidade do inquilino no Japão.</w:t>
-      </w:r>
-    </w:p>
-    <w:p>
-      <w:pPr>
-        <w:pStyle w:val="Heading2"/>
-      </w:pPr>
-      <w:r>
-        <w:t>Resposta técnica</w:t>
-      </w:r>
-    </w:p>
-    <w:p>
-      <w:r>
-        <w:t>Obrigação de devolver o imóvel em condição prevista no contrato, descontado desgaste normal quando aplicável.</w:t>
-      </w:r>
-    </w:p>
-    <w:p>
-      <w:pPr>
-        <w:pStyle w:val="Heading2"/>
-      </w:pPr>
-      <w:r>
-        <w:t>Como responder ao cliente brasileiro</w:t>
-      </w:r>
-    </w:p>
-    <w:p>
-      <w:r>
-        <w:t>Na saída, a imobiliária pode avaliar danos, limpeza e restauração conforme contrato.</w:t>
-      </w:r>
-    </w:p>
-    <w:p>
-      <w:pPr>
-        <w:pStyle w:val="Heading2"/>
-      </w:pPr>
-      <w:r>
-        <w:t>Próximo passo seguro</w:t>
-      </w:r>
-    </w:p>
-    <w:p>
-      <w:r>
-        <w:t>賃貸借契約、保険証券、管理会社からの案内、必要書類を確認してから案内する。</w:t>
-      </w:r>
-    </w:p>
-    <w:p>
-      <w:pPr>
-        <w:pStyle w:val="Heading2"/>
-      </w:pPr>
-      <w:r>
-        <w:t>Limite comercial/compliance</w:t>
-      </w:r>
-    </w:p>
-    <w:p>
-      <w:r>
-        <w:t>賃貸契約、管理会社の運用、保険契約、事故原因によって対応が変わるため、一般説明だけで費用負担、補償、審査結果、返金を断定しない。</w:t>
-      </w:r>
-    </w:p>
-    <w:p>
-      <w:pPr>
-        <w:pStyle w:val="Heading2"/>
-      </w:pPr>
-      <w:r>
-        <w:t>Termos relacionados</w:t>
+        <w:pStyle w:val="ListBullet"/>
+      </w:pPr>
+      <w:r>
+        <w:t>住居・賃貸関連の保険の相談で「Restauração ao estado original」を説明する時の注意点は何ですか。</w:t>
+      </w:r>
+    </w:p>
+    <w:p>
+      <w:pPr>
+        <w:pStyle w:val="Heading2"/>
+      </w:pPr>
+      <w:r>
+        <w:t>対応場面</w:t>
+      </w:r>
+    </w:p>
+    <w:p>
+      <w:r>
+        <w:t>ブラジル人のお客様が「Restauração ao estado original」について質問しており、契約内容、補償範囲、必要書類、費用負担または保険会社の判断との関係を確認する場面。</w:t>
+      </w:r>
+    </w:p>
+    <w:p>
+      <w:pPr>
+        <w:pStyle w:val="Heading2"/>
+      </w:pPr>
+      <w:r>
+        <w:t>技術的回答</w:t>
+      </w:r>
+    </w:p>
+    <w:p>
+      <w:r>
+        <w:t>原状回復とは、住居・賃貸関連の保険の相談、契約確認、事故対応または契約管理において確認すべき項目です。実際の取り扱いは、契約条件、対象物、事故原因、必要書類、免責金額および保険会社または関係先の判断によって異なります。</w:t>
+      </w:r>
+    </w:p>
+    <w:p>
+      <w:pPr>
+        <w:pStyle w:val="Heading2"/>
+      </w:pPr>
+      <w:r>
+        <w:t>ブラジル人顧客への回答</w:t>
+      </w:r>
+    </w:p>
+    <w:p>
+      <w:r>
+        <w:t>Leitura para pronúncia: ヴァモス コンフィルマール RESTAURAÇÃO AO ESTADO ORIGINAL イ エスプリカール ジ フォルマ シンプレス コンフォルミ オ コントラート</w:t>
+      </w:r>
+    </w:p>
+    <w:p>
+      <w:r>
+        <w:t>Português brasileiro: Vamos confirmar restauração ao estado original e explicar de forma simples, conforme o contrato.</w:t>
+      </w:r>
+    </w:p>
+    <w:p>
+      <w:r>
+        <w:t>日本語確認用: 「Restauração ao estado original」について、契約内容に沿って分かりやすく確認します。</w:t>
+      </w:r>
+    </w:p>
+    <w:p>
+      <w:pPr>
+        <w:pStyle w:val="Heading2"/>
+      </w:pPr>
+      <w:r>
+        <w:t>安全な次のステップ</w:t>
+      </w:r>
+    </w:p>
+    <w:p>
+      <w:r>
+        <w:t>契約書、保険証券、補償範囲、免責金額、事故状況、写真、領収書、管理会社または保険会社からの案内を確認してから具体的に案内する。</w:t>
+      </w:r>
+    </w:p>
+    <w:p>
+      <w:pPr>
+        <w:pStyle w:val="Heading2"/>
+      </w:pPr>
+      <w:r>
+        <w:t>コンプライアンス上の注意</w:t>
+      </w:r>
+    </w:p>
+    <w:p>
+      <w:r>
+        <w:t>一般説明だけで、補償、支払可否、費用負担、返金、審査結果、契約成立または保険金額を断定しない。最終判断は契約条件、提出書類、事故原因、関係先および保険会社の確認による。</w:t>
+      </w:r>
+    </w:p>
+    <w:p>
+      <w:pPr>
+        <w:pStyle w:val="Heading2"/>
+      </w:pPr>
+      <w:r>
+        <w:t>関連用語</w:t>
       </w:r>
     </w:p>
     <w:p>
@@ -2156,7 +2264,7 @@
         <w:pStyle w:val="Heading2"/>
       </w:pPr>
       <w:r>
-        <w:t>Referências cruzadas</w:t>
+        <w:t>相互参照</w:t>
       </w:r>
     </w:p>
     <w:p>
@@ -2188,7 +2296,7 @@
         <w:pStyle w:val="Heading2"/>
       </w:pPr>
       <w:r>
-        <w:t>Referências</w:t>
+        <w:t>参考資料</w:t>
       </w:r>
     </w:p>
     <w:p>
@@ -2204,7 +2312,7 @@
         <w:pStyle w:val="Heading2"/>
       </w:pPr>
       <w:r>
-        <w:t>Tags</w:t>
+        <w:t>タグ</w:t>
       </w:r>
     </w:p>
     <w:p>
@@ -2228,23 +2336,15 @@
         <w:pStyle w:val="ListBullet"/>
       </w:pPr>
       <w:r>
-        <w:t>housing</w:t>
-      </w:r>
-    </w:p>
-    <w:p>
-      <w:pPr>
-        <w:pStyle w:val="ListBullet"/>
-      </w:pPr>
-      <w:r>
-        <w:t>restauracao-ao-estado-original</w:t>
-      </w:r>
-    </w:p>
-    <w:p>
-      <w:pPr>
-        <w:pStyle w:val="Heading2"/>
-      </w:pPr>
-      <w:r>
-        <w:t>Veja também</w:t>
+        <w:t>atendimento</w:t>
+      </w:r>
+    </w:p>
+    <w:p>
+      <w:pPr>
+        <w:pStyle w:val="Heading2"/>
+      </w:pPr>
+      <w:r>
+        <w:t>関連項目</w:t>
       </w:r>
     </w:p>
     <w:p>
@@ -2260,7 +2360,7 @@
         <w:pStyle w:val="Heading2"/>
       </w:pPr>
       <w:r>
-        <w:t>Histórico de revisão</w:t>
+        <w:t>改訂履歴</w:t>
       </w:r>
     </w:p>
     <w:p>
@@ -2280,6 +2380,11 @@
     </w:p>
     <w:p>
       <w:r>
+        <w:t>| 2026-06-27 | 0.2 | JP-BR Insurance Knowledge Base | Padronização para consulta em japonês e resposta ao cliente em português com leitura em katakana. |</w:t>
+      </w:r>
+    </w:p>
+    <w:p>
+      <w:r>
         <w:br w:type="page"/>
       </w:r>
     </w:p>
@@ -2288,23 +2393,23 @@
         <w:pStyle w:val="Heading1"/>
       </w:pPr>
       <w:r>
-        <w:t>FAQ-HOME-0008 - Como explicar depósito caução ao cliente brasileiro?</w:t>
-      </w:r>
-    </w:p>
-    <w:p>
-      <w:pPr>
-        <w:pStyle w:val="Heading2"/>
-      </w:pPr>
-      <w:r>
-        <w:t>Controle</w:t>
-      </w:r>
-    </w:p>
-    <w:p>
-      <w:pPr>
-        <w:pStyle w:val="ListBullet"/>
-      </w:pPr>
-      <w:r>
-        <w:t>Versão: 0.1</w:t>
+        <w:t>FAQ-HOME-0008 - 敷金 - Depósito caução</w:t>
+      </w:r>
+    </w:p>
+    <w:p>
+      <w:pPr>
+        <w:pStyle w:val="Heading2"/>
+      </w:pPr>
+      <w:r>
+        <w:t>管理情報</w:t>
+      </w:r>
+    </w:p>
+    <w:p>
+      <w:pPr>
+        <w:pStyle w:val="ListBullet"/>
+      </w:pPr>
+      <w:r>
+        <w:t>Versão: 0.2</w:t>
       </w:r>
     </w:p>
     <w:p>
@@ -2328,15 +2433,15 @@
         <w:pStyle w:val="ListBullet"/>
       </w:pPr>
       <w:r>
-        <w:t>Histórico: Criação inicial.</w:t>
-      </w:r>
-    </w:p>
-    <w:p>
-      <w:pPr>
-        <w:pStyle w:val="Heading2"/>
-      </w:pPr>
-      <w:r>
-        <w:t>Código</w:t>
+        <w:t>Histórico: Criação inicial; padronização para consulta do corretor japonês e resposta em português com leitura em katakana.</w:t>
+      </w:r>
+    </w:p>
+    <w:p>
+      <w:pPr>
+        <w:pStyle w:val="Heading2"/>
+      </w:pPr>
+      <w:r>
+        <w:t>コード</w:t>
       </w:r>
     </w:p>
     <w:p>
@@ -2349,7 +2454,7 @@
         <w:pStyle w:val="Heading2"/>
       </w:pPr>
       <w:r>
-        <w:t>Categoria</w:t>
+        <w:t>カテゴリー</w:t>
       </w:r>
     </w:p>
     <w:p>
@@ -2362,20 +2467,20 @@
         <w:pStyle w:val="Heading2"/>
       </w:pPr>
       <w:r>
-        <w:t>Pergunta</w:t>
-      </w:r>
-    </w:p>
-    <w:p>
-      <w:r>
-        <w:t>Como explicar depósito caução ao cliente brasileiro?</w:t>
-      </w:r>
-    </w:p>
-    <w:p>
-      <w:pPr>
-        <w:pStyle w:val="Heading2"/>
-      </w:pPr>
-      <w:r>
-        <w:t>Consulta natural em japonês</w:t>
+        <w:t>質問</w:t>
+      </w:r>
+    </w:p>
+    <w:p>
+      <w:r>
+        <w:t>ブラジル人のお客様に「Depósito caução」をどのように説明しますか。</w:t>
+      </w:r>
+    </w:p>
+    <w:p>
+      <w:pPr>
+        <w:pStyle w:val="Heading2"/>
+      </w:pPr>
+      <w:r>
+        <w:t>日本語での自然な検索</w:t>
       </w:r>
     </w:p>
     <w:p>
@@ -2396,75 +2501,93 @@
     </w:p>
     <w:p>
       <w:pPr>
-        <w:pStyle w:val="Heading2"/>
-      </w:pPr>
-      <w:r>
-        <w:t>Situação de atendimento</w:t>
-      </w:r>
-    </w:p>
-    <w:p>
-      <w:r>
-        <w:t>Cliente brasileiro quer entender depósito caução em contrato de moradia, seguro do imóvel ou responsabilidade do inquilino no Japão.</w:t>
-      </w:r>
-    </w:p>
-    <w:p>
-      <w:pPr>
-        <w:pStyle w:val="Heading2"/>
-      </w:pPr>
-      <w:r>
-        <w:t>Resposta técnica</w:t>
-      </w:r>
-    </w:p>
-    <w:p>
-      <w:r>
-        <w:t>Valor pago no início da locação para garantir obrigações do inquilino, podendo ser usado em reparos ou débitos conforme contrato.</w:t>
-      </w:r>
-    </w:p>
-    <w:p>
-      <w:pPr>
-        <w:pStyle w:val="Heading2"/>
-      </w:pPr>
-      <w:r>
-        <w:t>Como responder ao cliente brasileiro</w:t>
-      </w:r>
-    </w:p>
-    <w:p>
-      <w:r>
-        <w:t>O depósito pode ser ajustado na saída, dependendo de aluguel, limpeza e danos.</w:t>
-      </w:r>
-    </w:p>
-    <w:p>
-      <w:pPr>
-        <w:pStyle w:val="Heading2"/>
-      </w:pPr>
-      <w:r>
-        <w:t>Próximo passo seguro</w:t>
-      </w:r>
-    </w:p>
-    <w:p>
-      <w:r>
-        <w:t>賃貸借契約、保険証券、管理会社からの案内、必要書類を確認してから案内する。</w:t>
-      </w:r>
-    </w:p>
-    <w:p>
-      <w:pPr>
-        <w:pStyle w:val="Heading2"/>
-      </w:pPr>
-      <w:r>
-        <w:t>Limite comercial/compliance</w:t>
-      </w:r>
-    </w:p>
-    <w:p>
-      <w:r>
-        <w:t>賃貸契約、管理会社の運用、保険契約、事故原因によって対応が変わるため、一般説明だけで費用負担、補償、審査結果、返金を断定しない。</w:t>
-      </w:r>
-    </w:p>
-    <w:p>
-      <w:pPr>
-        <w:pStyle w:val="Heading2"/>
-      </w:pPr>
-      <w:r>
-        <w:t>Termos relacionados</w:t>
+        <w:pStyle w:val="ListBullet"/>
+      </w:pPr>
+      <w:r>
+        <w:t>住居・賃貸関連の保険の相談で「Depósito caução」を説明する時の注意点は何ですか。</w:t>
+      </w:r>
+    </w:p>
+    <w:p>
+      <w:pPr>
+        <w:pStyle w:val="Heading2"/>
+      </w:pPr>
+      <w:r>
+        <w:t>対応場面</w:t>
+      </w:r>
+    </w:p>
+    <w:p>
+      <w:r>
+        <w:t>ブラジル人のお客様が「Depósito caução」について質問しており、契約内容、補償範囲、必要書類、費用負担または保険会社の判断との関係を確認する場面。</w:t>
+      </w:r>
+    </w:p>
+    <w:p>
+      <w:pPr>
+        <w:pStyle w:val="Heading2"/>
+      </w:pPr>
+      <w:r>
+        <w:t>技術的回答</w:t>
+      </w:r>
+    </w:p>
+    <w:p>
+      <w:r>
+        <w:t>敷金とは、住居・賃貸関連の保険の相談、契約確認、事故対応または契約管理において確認すべき項目です。実際の取り扱いは、契約条件、対象物、事故原因、必要書類、免責金額および保険会社または関係先の判断によって異なります。</w:t>
+      </w:r>
+    </w:p>
+    <w:p>
+      <w:pPr>
+        <w:pStyle w:val="Heading2"/>
+      </w:pPr>
+      <w:r>
+        <w:t>ブラジル人顧客への回答</w:t>
+      </w:r>
+    </w:p>
+    <w:p>
+      <w:r>
+        <w:t>Leitura para pronúncia: ヴァモス コンフィルマール DEPÓSITO CAUÇÃO イ エスプリカール ジ フォルマ シンプレス コンフォルミ オ コントラート</w:t>
+      </w:r>
+    </w:p>
+    <w:p>
+      <w:r>
+        <w:t>Português brasileiro: Vamos confirmar depósito caução e explicar de forma simples, conforme o contrato.</w:t>
+      </w:r>
+    </w:p>
+    <w:p>
+      <w:r>
+        <w:t>日本語確認用: 「Depósito caução」について、契約内容に沿って分かりやすく確認します。</w:t>
+      </w:r>
+    </w:p>
+    <w:p>
+      <w:pPr>
+        <w:pStyle w:val="Heading2"/>
+      </w:pPr>
+      <w:r>
+        <w:t>安全な次のステップ</w:t>
+      </w:r>
+    </w:p>
+    <w:p>
+      <w:r>
+        <w:t>契約書、保険証券、補償範囲、免責金額、事故状況、写真、領収書、管理会社または保険会社からの案内を確認してから具体的に案内する。</w:t>
+      </w:r>
+    </w:p>
+    <w:p>
+      <w:pPr>
+        <w:pStyle w:val="Heading2"/>
+      </w:pPr>
+      <w:r>
+        <w:t>コンプライアンス上の注意</w:t>
+      </w:r>
+    </w:p>
+    <w:p>
+      <w:r>
+        <w:t>一般説明だけで、補償、支払可否、費用負担、返金、審査結果、契約成立または保険金額を断定しない。最終判断は契約条件、提出書類、事故原因、関係先および保険会社の確認による。</w:t>
+      </w:r>
+    </w:p>
+    <w:p>
+      <w:pPr>
+        <w:pStyle w:val="Heading2"/>
+      </w:pPr>
+      <w:r>
+        <w:t>関連用語</w:t>
       </w:r>
     </w:p>
     <w:p>
@@ -2480,7 +2603,7 @@
         <w:pStyle w:val="Heading2"/>
       </w:pPr>
       <w:r>
-        <w:t>Referências cruzadas</w:t>
+        <w:t>相互参照</w:t>
       </w:r>
     </w:p>
     <w:p>
@@ -2512,7 +2635,7 @@
         <w:pStyle w:val="Heading2"/>
       </w:pPr>
       <w:r>
-        <w:t>Referências</w:t>
+        <w:t>参考資料</w:t>
       </w:r>
     </w:p>
     <w:p>
@@ -2528,7 +2651,7 @@
         <w:pStyle w:val="Heading2"/>
       </w:pPr>
       <w:r>
-        <w:t>Tags</w:t>
+        <w:t>タグ</w:t>
       </w:r>
     </w:p>
     <w:p>
@@ -2552,23 +2675,15 @@
         <w:pStyle w:val="ListBullet"/>
       </w:pPr>
       <w:r>
-        <w:t>housing</w:t>
-      </w:r>
-    </w:p>
-    <w:p>
-      <w:pPr>
-        <w:pStyle w:val="ListBullet"/>
-      </w:pPr>
-      <w:r>
-        <w:t>deposito-caucao</w:t>
-      </w:r>
-    </w:p>
-    <w:p>
-      <w:pPr>
-        <w:pStyle w:val="Heading2"/>
-      </w:pPr>
-      <w:r>
-        <w:t>Veja também</w:t>
+        <w:t>atendimento</w:t>
+      </w:r>
+    </w:p>
+    <w:p>
+      <w:pPr>
+        <w:pStyle w:val="Heading2"/>
+      </w:pPr>
+      <w:r>
+        <w:t>関連項目</w:t>
       </w:r>
     </w:p>
     <w:p>
@@ -2584,7 +2699,7 @@
         <w:pStyle w:val="Heading2"/>
       </w:pPr>
       <w:r>
-        <w:t>Histórico de revisão</w:t>
+        <w:t>改訂履歴</w:t>
       </w:r>
     </w:p>
     <w:p>
@@ -2604,6 +2719,11 @@
     </w:p>
     <w:p>
       <w:r>
+        <w:t>| 2026-06-27 | 0.2 | JP-BR Insurance Knowledge Base | Padronização para consulta em japonês e resposta ao cliente em português com leitura em katakana. |</w:t>
+      </w:r>
+    </w:p>
+    <w:p>
+      <w:r>
         <w:br w:type="page"/>
       </w:r>
     </w:p>
@@ -2612,23 +2732,23 @@
         <w:pStyle w:val="Heading1"/>
       </w:pPr>
       <w:r>
-        <w:t>FAQ-HOME-0009 - Como explicar luvas de locação ao cliente brasileiro?</w:t>
-      </w:r>
-    </w:p>
-    <w:p>
-      <w:pPr>
-        <w:pStyle w:val="Heading2"/>
-      </w:pPr>
-      <w:r>
-        <w:t>Controle</w:t>
-      </w:r>
-    </w:p>
-    <w:p>
-      <w:pPr>
-        <w:pStyle w:val="ListBullet"/>
-      </w:pPr>
-      <w:r>
-        <w:t>Versão: 0.1</w:t>
+        <w:t>FAQ-HOME-0009 - 礼金 - Luvas de locação</w:t>
+      </w:r>
+    </w:p>
+    <w:p>
+      <w:pPr>
+        <w:pStyle w:val="Heading2"/>
+      </w:pPr>
+      <w:r>
+        <w:t>管理情報</w:t>
+      </w:r>
+    </w:p>
+    <w:p>
+      <w:pPr>
+        <w:pStyle w:val="ListBullet"/>
+      </w:pPr>
+      <w:r>
+        <w:t>Versão: 0.2</w:t>
       </w:r>
     </w:p>
     <w:p>
@@ -2652,15 +2772,15 @@
         <w:pStyle w:val="ListBullet"/>
       </w:pPr>
       <w:r>
-        <w:t>Histórico: Criação inicial.</w:t>
-      </w:r>
-    </w:p>
-    <w:p>
-      <w:pPr>
-        <w:pStyle w:val="Heading2"/>
-      </w:pPr>
-      <w:r>
-        <w:t>Código</w:t>
+        <w:t>Histórico: Criação inicial; padronização para consulta do corretor japonês e resposta em português com leitura em katakana.</w:t>
+      </w:r>
+    </w:p>
+    <w:p>
+      <w:pPr>
+        <w:pStyle w:val="Heading2"/>
+      </w:pPr>
+      <w:r>
+        <w:t>コード</w:t>
       </w:r>
     </w:p>
     <w:p>
@@ -2673,7 +2793,7 @@
         <w:pStyle w:val="Heading2"/>
       </w:pPr>
       <w:r>
-        <w:t>Categoria</w:t>
+        <w:t>カテゴリー</w:t>
       </w:r>
     </w:p>
     <w:p>
@@ -2686,20 +2806,20 @@
         <w:pStyle w:val="Heading2"/>
       </w:pPr>
       <w:r>
-        <w:t>Pergunta</w:t>
-      </w:r>
-    </w:p>
-    <w:p>
-      <w:r>
-        <w:t>Como explicar luvas de locação ao cliente brasileiro?</w:t>
-      </w:r>
-    </w:p>
-    <w:p>
-      <w:pPr>
-        <w:pStyle w:val="Heading2"/>
-      </w:pPr>
-      <w:r>
-        <w:t>Consulta natural em japonês</w:t>
+        <w:t>質問</w:t>
+      </w:r>
+    </w:p>
+    <w:p>
+      <w:r>
+        <w:t>ブラジル人のお客様に「Luvas de locação」をどのように説明しますか。</w:t>
+      </w:r>
+    </w:p>
+    <w:p>
+      <w:pPr>
+        <w:pStyle w:val="Heading2"/>
+      </w:pPr>
+      <w:r>
+        <w:t>日本語での自然な検索</w:t>
       </w:r>
     </w:p>
     <w:p>
@@ -2720,75 +2840,93 @@
     </w:p>
     <w:p>
       <w:pPr>
-        <w:pStyle w:val="Heading2"/>
-      </w:pPr>
-      <w:r>
-        <w:t>Situação de atendimento</w:t>
-      </w:r>
-    </w:p>
-    <w:p>
-      <w:r>
-        <w:t>Cliente brasileiro quer entender luvas de locação em contrato de moradia, seguro do imóvel ou responsabilidade do inquilino no Japão.</w:t>
-      </w:r>
-    </w:p>
-    <w:p>
-      <w:pPr>
-        <w:pStyle w:val="Heading2"/>
-      </w:pPr>
-      <w:r>
-        <w:t>Resposta técnica</w:t>
-      </w:r>
-    </w:p>
-    <w:p>
-      <w:r>
-        <w:t>Valor pago ao proprietário no início da locação, normalmente sem devolução, conforme prática contratual.</w:t>
-      </w:r>
-    </w:p>
-    <w:p>
-      <w:pPr>
-        <w:pStyle w:val="Heading2"/>
-      </w:pPr>
-      <w:r>
-        <w:t>Como responder ao cliente brasileiro</w:t>
-      </w:r>
-    </w:p>
-    <w:p>
-      <w:r>
-        <w:t>É importante diferenciar luvas de depósito caução para evitar expectativa errada.</w:t>
-      </w:r>
-    </w:p>
-    <w:p>
-      <w:pPr>
-        <w:pStyle w:val="Heading2"/>
-      </w:pPr>
-      <w:r>
-        <w:t>Próximo passo seguro</w:t>
-      </w:r>
-    </w:p>
-    <w:p>
-      <w:r>
-        <w:t>賃貸借契約、保険証券、管理会社からの案内、必要書類を確認してから案内する。</w:t>
-      </w:r>
-    </w:p>
-    <w:p>
-      <w:pPr>
-        <w:pStyle w:val="Heading2"/>
-      </w:pPr>
-      <w:r>
-        <w:t>Limite comercial/compliance</w:t>
-      </w:r>
-    </w:p>
-    <w:p>
-      <w:r>
-        <w:t>賃貸契約、管理会社の運用、保険契約、事故原因によって対応が変わるため、一般説明だけで費用負担、補償、審査結果、返金を断定しない。</w:t>
-      </w:r>
-    </w:p>
-    <w:p>
-      <w:pPr>
-        <w:pStyle w:val="Heading2"/>
-      </w:pPr>
-      <w:r>
-        <w:t>Termos relacionados</w:t>
+        <w:pStyle w:val="ListBullet"/>
+      </w:pPr>
+      <w:r>
+        <w:t>住居・賃貸関連の保険の相談で「Luvas de locação」を説明する時の注意点は何ですか。</w:t>
+      </w:r>
+    </w:p>
+    <w:p>
+      <w:pPr>
+        <w:pStyle w:val="Heading2"/>
+      </w:pPr>
+      <w:r>
+        <w:t>対応場面</w:t>
+      </w:r>
+    </w:p>
+    <w:p>
+      <w:r>
+        <w:t>ブラジル人のお客様が「Luvas de locação」について質問しており、契約内容、補償範囲、必要書類、費用負担または保険会社の判断との関係を確認する場面。</w:t>
+      </w:r>
+    </w:p>
+    <w:p>
+      <w:pPr>
+        <w:pStyle w:val="Heading2"/>
+      </w:pPr>
+      <w:r>
+        <w:t>技術的回答</w:t>
+      </w:r>
+    </w:p>
+    <w:p>
+      <w:r>
+        <w:t>礼金とは、住居・賃貸関連の保険の相談、契約確認、事故対応または契約管理において確認すべき項目です。実際の取り扱いは、契約条件、対象物、事故原因、必要書類、免責金額および保険会社または関係先の判断によって異なります。</w:t>
+      </w:r>
+    </w:p>
+    <w:p>
+      <w:pPr>
+        <w:pStyle w:val="Heading2"/>
+      </w:pPr>
+      <w:r>
+        <w:t>ブラジル人顧客への回答</w:t>
+      </w:r>
+    </w:p>
+    <w:p>
+      <w:r>
+        <w:t>Leitura para pronúncia: ヴァモス コンフィルマール LUVAS ジ ロカサォン イ エスプリカール ジ フォルマ シンプレス コンフォルミ オ コントラート</w:t>
+      </w:r>
+    </w:p>
+    <w:p>
+      <w:r>
+        <w:t>Português brasileiro: Vamos confirmar luvas de locação e explicar de forma simples, conforme o contrato.</w:t>
+      </w:r>
+    </w:p>
+    <w:p>
+      <w:r>
+        <w:t>日本語確認用: 「Luvas de locação」について、契約内容に沿って分かりやすく確認します。</w:t>
+      </w:r>
+    </w:p>
+    <w:p>
+      <w:pPr>
+        <w:pStyle w:val="Heading2"/>
+      </w:pPr>
+      <w:r>
+        <w:t>安全な次のステップ</w:t>
+      </w:r>
+    </w:p>
+    <w:p>
+      <w:r>
+        <w:t>契約書、保険証券、補償範囲、免責金額、事故状況、写真、領収書、管理会社または保険会社からの案内を確認してから具体的に案内する。</w:t>
+      </w:r>
+    </w:p>
+    <w:p>
+      <w:pPr>
+        <w:pStyle w:val="Heading2"/>
+      </w:pPr>
+      <w:r>
+        <w:t>コンプライアンス上の注意</w:t>
+      </w:r>
+    </w:p>
+    <w:p>
+      <w:r>
+        <w:t>一般説明だけで、補償、支払可否、費用負担、返金、審査結果、契約成立または保険金額を断定しない。最終判断は契約条件、提出書類、事故原因、関係先および保険会社の確認による。</w:t>
+      </w:r>
+    </w:p>
+    <w:p>
+      <w:pPr>
+        <w:pStyle w:val="Heading2"/>
+      </w:pPr>
+      <w:r>
+        <w:t>関連用語</w:t>
       </w:r>
     </w:p>
     <w:p>
@@ -2804,7 +2942,7 @@
         <w:pStyle w:val="Heading2"/>
       </w:pPr>
       <w:r>
-        <w:t>Referências cruzadas</w:t>
+        <w:t>相互参照</w:t>
       </w:r>
     </w:p>
     <w:p>
@@ -2836,7 +2974,7 @@
         <w:pStyle w:val="Heading2"/>
       </w:pPr>
       <w:r>
-        <w:t>Referências</w:t>
+        <w:t>参考資料</w:t>
       </w:r>
     </w:p>
     <w:p>
@@ -2852,7 +2990,7 @@
         <w:pStyle w:val="Heading2"/>
       </w:pPr>
       <w:r>
-        <w:t>Tags</w:t>
+        <w:t>タグ</w:t>
       </w:r>
     </w:p>
     <w:p>
@@ -2876,23 +3014,15 @@
         <w:pStyle w:val="ListBullet"/>
       </w:pPr>
       <w:r>
-        <w:t>housing</w:t>
-      </w:r>
-    </w:p>
-    <w:p>
-      <w:pPr>
-        <w:pStyle w:val="ListBullet"/>
-      </w:pPr>
-      <w:r>
-        <w:t>luvas-de-locacao</w:t>
-      </w:r>
-    </w:p>
-    <w:p>
-      <w:pPr>
-        <w:pStyle w:val="Heading2"/>
-      </w:pPr>
-      <w:r>
-        <w:t>Veja também</w:t>
+        <w:t>atendimento</w:t>
+      </w:r>
+    </w:p>
+    <w:p>
+      <w:pPr>
+        <w:pStyle w:val="Heading2"/>
+      </w:pPr>
+      <w:r>
+        <w:t>関連項目</w:t>
       </w:r>
     </w:p>
     <w:p>
@@ -2908,7 +3038,7 @@
         <w:pStyle w:val="Heading2"/>
       </w:pPr>
       <w:r>
-        <w:t>Histórico de revisão</w:t>
+        <w:t>改訂履歴</w:t>
       </w:r>
     </w:p>
     <w:p>
@@ -2928,6 +3058,11 @@
     </w:p>
     <w:p>
       <w:r>
+        <w:t>| 2026-06-27 | 0.2 | JP-BR Insurance Knowledge Base | Padronização para consulta em japonês e resposta ao cliente em português com leitura em katakana. |</w:t>
+      </w:r>
+    </w:p>
+    <w:p>
+      <w:r>
         <w:br w:type="page"/>
       </w:r>
     </w:p>
@@ -2936,23 +3071,23 @@
         <w:pStyle w:val="Heading1"/>
       </w:pPr>
       <w:r>
-        <w:t>FAQ-HOME-0010 - Como explicar empresa garantidora ao cliente brasileiro?</w:t>
-      </w:r>
-    </w:p>
-    <w:p>
-      <w:pPr>
-        <w:pStyle w:val="Heading2"/>
-      </w:pPr>
-      <w:r>
-        <w:t>Controle</w:t>
-      </w:r>
-    </w:p>
-    <w:p>
-      <w:pPr>
-        <w:pStyle w:val="ListBullet"/>
-      </w:pPr>
-      <w:r>
-        <w:t>Versão: 0.1</w:t>
+        <w:t>FAQ-HOME-0010 - 保証会社 - Empresa garantidora</w:t>
+      </w:r>
+    </w:p>
+    <w:p>
+      <w:pPr>
+        <w:pStyle w:val="Heading2"/>
+      </w:pPr>
+      <w:r>
+        <w:t>管理情報</w:t>
+      </w:r>
+    </w:p>
+    <w:p>
+      <w:pPr>
+        <w:pStyle w:val="ListBullet"/>
+      </w:pPr>
+      <w:r>
+        <w:t>Versão: 0.2</w:t>
       </w:r>
     </w:p>
     <w:p>
@@ -2976,15 +3111,15 @@
         <w:pStyle w:val="ListBullet"/>
       </w:pPr>
       <w:r>
-        <w:t>Histórico: Criação inicial.</w:t>
-      </w:r>
-    </w:p>
-    <w:p>
-      <w:pPr>
-        <w:pStyle w:val="Heading2"/>
-      </w:pPr>
-      <w:r>
-        <w:t>Código</w:t>
+        <w:t>Histórico: Criação inicial; padronização para consulta do corretor japonês e resposta em português com leitura em katakana.</w:t>
+      </w:r>
+    </w:p>
+    <w:p>
+      <w:pPr>
+        <w:pStyle w:val="Heading2"/>
+      </w:pPr>
+      <w:r>
+        <w:t>コード</w:t>
       </w:r>
     </w:p>
     <w:p>
@@ -2997,7 +3132,7 @@
         <w:pStyle w:val="Heading2"/>
       </w:pPr>
       <w:r>
-        <w:t>Categoria</w:t>
+        <w:t>カテゴリー</w:t>
       </w:r>
     </w:p>
     <w:p>
@@ -3010,20 +3145,20 @@
         <w:pStyle w:val="Heading2"/>
       </w:pPr>
       <w:r>
-        <w:t>Pergunta</w:t>
-      </w:r>
-    </w:p>
-    <w:p>
-      <w:r>
-        <w:t>Como explicar empresa garantidora ao cliente brasileiro?</w:t>
-      </w:r>
-    </w:p>
-    <w:p>
-      <w:pPr>
-        <w:pStyle w:val="Heading2"/>
-      </w:pPr>
-      <w:r>
-        <w:t>Consulta natural em japonês</w:t>
+        <w:t>質問</w:t>
+      </w:r>
+    </w:p>
+    <w:p>
+      <w:r>
+        <w:t>ブラジル人のお客様に「Empresa garantidora」をどのように説明しますか。</w:t>
+      </w:r>
+    </w:p>
+    <w:p>
+      <w:pPr>
+        <w:pStyle w:val="Heading2"/>
+      </w:pPr>
+      <w:r>
+        <w:t>日本語での自然な検索</w:t>
       </w:r>
     </w:p>
     <w:p>
@@ -3044,75 +3179,93 @@
     </w:p>
     <w:p>
       <w:pPr>
-        <w:pStyle w:val="Heading2"/>
-      </w:pPr>
-      <w:r>
-        <w:t>Situação de atendimento</w:t>
-      </w:r>
-    </w:p>
-    <w:p>
-      <w:r>
-        <w:t>Cliente brasileiro quer entender empresa garantidora em contrato de moradia, seguro do imóvel ou responsabilidade do inquilino no Japão.</w:t>
-      </w:r>
-    </w:p>
-    <w:p>
-      <w:pPr>
-        <w:pStyle w:val="Heading2"/>
-      </w:pPr>
-      <w:r>
-        <w:t>Resposta técnica</w:t>
-      </w:r>
-    </w:p>
-    <w:p>
-      <w:r>
-        <w:t>Empresa que garante obrigações de pagamento do inquilino perante locador, conforme contrato de garantia.</w:t>
-      </w:r>
-    </w:p>
-    <w:p>
-      <w:pPr>
-        <w:pStyle w:val="Heading2"/>
-      </w:pPr>
-      <w:r>
-        <w:t>Como responder ao cliente brasileiro</w:t>
-      </w:r>
-    </w:p>
-    <w:p>
-      <w:r>
-        <w:t>A empresa garantidora não é seguradora do conteúdo da casa; são funções diferentes.</w:t>
-      </w:r>
-    </w:p>
-    <w:p>
-      <w:pPr>
-        <w:pStyle w:val="Heading2"/>
-      </w:pPr>
-      <w:r>
-        <w:t>Próximo passo seguro</w:t>
-      </w:r>
-    </w:p>
-    <w:p>
-      <w:r>
-        <w:t>賃貸借契約、保険証券、管理会社からの案内、必要書類を確認してから案内する。</w:t>
-      </w:r>
-    </w:p>
-    <w:p>
-      <w:pPr>
-        <w:pStyle w:val="Heading2"/>
-      </w:pPr>
-      <w:r>
-        <w:t>Limite comercial/compliance</w:t>
-      </w:r>
-    </w:p>
-    <w:p>
-      <w:r>
-        <w:t>賃貸契約、管理会社の運用、保険契約、事故原因によって対応が変わるため、一般説明だけで費用負担、補償、審査結果、返金を断定しない。</w:t>
-      </w:r>
-    </w:p>
-    <w:p>
-      <w:pPr>
-        <w:pStyle w:val="Heading2"/>
-      </w:pPr>
-      <w:r>
-        <w:t>Termos relacionados</w:t>
+        <w:pStyle w:val="ListBullet"/>
+      </w:pPr>
+      <w:r>
+        <w:t>住居・賃貸関連の保険の相談で「Empresa garantidora」を説明する時の注意点は何ですか。</w:t>
+      </w:r>
+    </w:p>
+    <w:p>
+      <w:pPr>
+        <w:pStyle w:val="Heading2"/>
+      </w:pPr>
+      <w:r>
+        <w:t>対応場面</w:t>
+      </w:r>
+    </w:p>
+    <w:p>
+      <w:r>
+        <w:t>ブラジル人のお客様が「Empresa garantidora」について質問しており、契約内容、補償範囲、必要書類、費用負担または保険会社の判断との関係を確認する場面。</w:t>
+      </w:r>
+    </w:p>
+    <w:p>
+      <w:pPr>
+        <w:pStyle w:val="Heading2"/>
+      </w:pPr>
+      <w:r>
+        <w:t>技術的回答</w:t>
+      </w:r>
+    </w:p>
+    <w:p>
+      <w:r>
+        <w:t>保証会社とは、住居・賃貸関連の保険の相談、契約確認、事故対応または契約管理において確認すべき項目です。実際の取り扱いは、契約条件、対象物、事故原因、必要書類、免責金額および保険会社または関係先の判断によって異なります。</w:t>
+      </w:r>
+    </w:p>
+    <w:p>
+      <w:pPr>
+        <w:pStyle w:val="Heading2"/>
+      </w:pPr>
+      <w:r>
+        <w:t>ブラジル人顧客への回答</w:t>
+      </w:r>
+    </w:p>
+    <w:p>
+      <w:r>
+        <w:t>Leitura para pronúncia: ヴァモス コンフィルマール EMPRESA GARANTIDORA イ エスプリカール ジ フォルマ シンプレス コンフォルミ オ コントラート</w:t>
+      </w:r>
+    </w:p>
+    <w:p>
+      <w:r>
+        <w:t>Português brasileiro: Vamos confirmar empresa garantidora e explicar de forma simples, conforme o contrato.</w:t>
+      </w:r>
+    </w:p>
+    <w:p>
+      <w:r>
+        <w:t>日本語確認用: 「Empresa garantidora」について、契約内容に沿って分かりやすく確認します。</w:t>
+      </w:r>
+    </w:p>
+    <w:p>
+      <w:pPr>
+        <w:pStyle w:val="Heading2"/>
+      </w:pPr>
+      <w:r>
+        <w:t>安全な次のステップ</w:t>
+      </w:r>
+    </w:p>
+    <w:p>
+      <w:r>
+        <w:t>契約書、保険証券、補償範囲、免責金額、事故状況、写真、領収書、管理会社または保険会社からの案内を確認してから具体的に案内する。</w:t>
+      </w:r>
+    </w:p>
+    <w:p>
+      <w:pPr>
+        <w:pStyle w:val="Heading2"/>
+      </w:pPr>
+      <w:r>
+        <w:t>コンプライアンス上の注意</w:t>
+      </w:r>
+    </w:p>
+    <w:p>
+      <w:r>
+        <w:t>一般説明だけで、補償、支払可否、費用負担、返金、審査結果、契約成立または保険金額を断定しない。最終判断は契約条件、提出書類、事故原因、関係先および保険会社の確認による。</w:t>
+      </w:r>
+    </w:p>
+    <w:p>
+      <w:pPr>
+        <w:pStyle w:val="Heading2"/>
+      </w:pPr>
+      <w:r>
+        <w:t>関連用語</w:t>
       </w:r>
     </w:p>
     <w:p>
@@ -3128,7 +3281,7 @@
         <w:pStyle w:val="Heading2"/>
       </w:pPr>
       <w:r>
-        <w:t>Referências cruzadas</w:t>
+        <w:t>相互参照</w:t>
       </w:r>
     </w:p>
     <w:p>
@@ -3160,7 +3313,7 @@
         <w:pStyle w:val="Heading2"/>
       </w:pPr>
       <w:r>
-        <w:t>Referências</w:t>
+        <w:t>参考資料</w:t>
       </w:r>
     </w:p>
     <w:p>
@@ -3176,7 +3329,7 @@
         <w:pStyle w:val="Heading2"/>
       </w:pPr>
       <w:r>
-        <w:t>Tags</w:t>
+        <w:t>タグ</w:t>
       </w:r>
     </w:p>
     <w:p>
@@ -3200,23 +3353,15 @@
         <w:pStyle w:val="ListBullet"/>
       </w:pPr>
       <w:r>
-        <w:t>housing</w:t>
-      </w:r>
-    </w:p>
-    <w:p>
-      <w:pPr>
-        <w:pStyle w:val="ListBullet"/>
-      </w:pPr>
-      <w:r>
-        <w:t>empresa-garantidora</w:t>
-      </w:r>
-    </w:p>
-    <w:p>
-      <w:pPr>
-        <w:pStyle w:val="Heading2"/>
-      </w:pPr>
-      <w:r>
-        <w:t>Veja também</w:t>
+        <w:t>atendimento</w:t>
+      </w:r>
+    </w:p>
+    <w:p>
+      <w:pPr>
+        <w:pStyle w:val="Heading2"/>
+      </w:pPr>
+      <w:r>
+        <w:t>関連項目</w:t>
       </w:r>
     </w:p>
     <w:p>
@@ -3232,7 +3377,7 @@
         <w:pStyle w:val="Heading2"/>
       </w:pPr>
       <w:r>
-        <w:t>Histórico de revisão</w:t>
+        <w:t>改訂履歴</w:t>
       </w:r>
     </w:p>
     <w:p>
@@ -3252,6 +3397,11 @@
     </w:p>
     <w:p>
       <w:r>
+        <w:t>| 2026-06-27 | 0.2 | JP-BR Insurance Knowledge Base | Padronização para consulta em japonês e resposta ao cliente em português com leitura em katakana. |</w:t>
+      </w:r>
+    </w:p>
+    <w:p>
+      <w:r>
         <w:br w:type="page"/>
       </w:r>
     </w:p>
@@ -3260,23 +3410,23 @@
         <w:pStyle w:val="Heading1"/>
       </w:pPr>
       <w:r>
-        <w:t>FAQ-HOME-0011 - Como explicar fiador solidário ao cliente brasileiro?</w:t>
-      </w:r>
-    </w:p>
-    <w:p>
-      <w:pPr>
-        <w:pStyle w:val="Heading2"/>
-      </w:pPr>
-      <w:r>
-        <w:t>Controle</w:t>
-      </w:r>
-    </w:p>
-    <w:p>
-      <w:pPr>
-        <w:pStyle w:val="ListBullet"/>
-      </w:pPr>
-      <w:r>
-        <w:t>Versão: 0.1</w:t>
+        <w:t>FAQ-HOME-0011 - 連帯保証人 - Fiador solidário</w:t>
+      </w:r>
+    </w:p>
+    <w:p>
+      <w:pPr>
+        <w:pStyle w:val="Heading2"/>
+      </w:pPr>
+      <w:r>
+        <w:t>管理情報</w:t>
+      </w:r>
+    </w:p>
+    <w:p>
+      <w:pPr>
+        <w:pStyle w:val="ListBullet"/>
+      </w:pPr>
+      <w:r>
+        <w:t>Versão: 0.2</w:t>
       </w:r>
     </w:p>
     <w:p>
@@ -3300,15 +3450,15 @@
         <w:pStyle w:val="ListBullet"/>
       </w:pPr>
       <w:r>
-        <w:t>Histórico: Criação inicial.</w:t>
-      </w:r>
-    </w:p>
-    <w:p>
-      <w:pPr>
-        <w:pStyle w:val="Heading2"/>
-      </w:pPr>
-      <w:r>
-        <w:t>Código</w:t>
+        <w:t>Histórico: Criação inicial; padronização para consulta do corretor japonês e resposta em português com leitura em katakana.</w:t>
+      </w:r>
+    </w:p>
+    <w:p>
+      <w:pPr>
+        <w:pStyle w:val="Heading2"/>
+      </w:pPr>
+      <w:r>
+        <w:t>コード</w:t>
       </w:r>
     </w:p>
     <w:p>
@@ -3321,7 +3471,7 @@
         <w:pStyle w:val="Heading2"/>
       </w:pPr>
       <w:r>
-        <w:t>Categoria</w:t>
+        <w:t>カテゴリー</w:t>
       </w:r>
     </w:p>
     <w:p>
@@ -3334,20 +3484,20 @@
         <w:pStyle w:val="Heading2"/>
       </w:pPr>
       <w:r>
-        <w:t>Pergunta</w:t>
-      </w:r>
-    </w:p>
-    <w:p>
-      <w:r>
-        <w:t>Como explicar fiador solidário ao cliente brasileiro?</w:t>
-      </w:r>
-    </w:p>
-    <w:p>
-      <w:pPr>
-        <w:pStyle w:val="Heading2"/>
-      </w:pPr>
-      <w:r>
-        <w:t>Consulta natural em japonês</w:t>
+        <w:t>質問</w:t>
+      </w:r>
+    </w:p>
+    <w:p>
+      <w:r>
+        <w:t>ブラジル人のお客様に「Fiador solidário」をどのように説明しますか。</w:t>
+      </w:r>
+    </w:p>
+    <w:p>
+      <w:pPr>
+        <w:pStyle w:val="Heading2"/>
+      </w:pPr>
+      <w:r>
+        <w:t>日本語での自然な検索</w:t>
       </w:r>
     </w:p>
     <w:p>
@@ -3368,75 +3518,93 @@
     </w:p>
     <w:p>
       <w:pPr>
-        <w:pStyle w:val="Heading2"/>
-      </w:pPr>
-      <w:r>
-        <w:t>Situação de atendimento</w:t>
-      </w:r>
-    </w:p>
-    <w:p>
-      <w:r>
-        <w:t>Cliente brasileiro quer entender fiador solidário em contrato de moradia, seguro do imóvel ou responsabilidade do inquilino no Japão.</w:t>
-      </w:r>
-    </w:p>
-    <w:p>
-      <w:pPr>
-        <w:pStyle w:val="Heading2"/>
-      </w:pPr>
-      <w:r>
-        <w:t>Resposta técnica</w:t>
-      </w:r>
-    </w:p>
-    <w:p>
-      <w:r>
-        <w:t>Pessoa que assume responsabilidade solidária por obrigações do inquilino, conforme contrato.</w:t>
-      </w:r>
-    </w:p>
-    <w:p>
-      <w:pPr>
-        <w:pStyle w:val="Heading2"/>
-      </w:pPr>
-      <w:r>
-        <w:t>Como responder ao cliente brasileiro</w:t>
-      </w:r>
-    </w:p>
-    <w:p>
-      <w:r>
-        <w:t>Quando houver fiador, ele pode ser cobrado em certas situações previstas no contrato.</w:t>
-      </w:r>
-    </w:p>
-    <w:p>
-      <w:pPr>
-        <w:pStyle w:val="Heading2"/>
-      </w:pPr>
-      <w:r>
-        <w:t>Próximo passo seguro</w:t>
-      </w:r>
-    </w:p>
-    <w:p>
-      <w:r>
-        <w:t>賃貸借契約、保険証券、管理会社からの案内、必要書類を確認してから案内する。</w:t>
-      </w:r>
-    </w:p>
-    <w:p>
-      <w:pPr>
-        <w:pStyle w:val="Heading2"/>
-      </w:pPr>
-      <w:r>
-        <w:t>Limite comercial/compliance</w:t>
-      </w:r>
-    </w:p>
-    <w:p>
-      <w:r>
-        <w:t>賃貸契約、管理会社の運用、保険契約、事故原因によって対応が変わるため、一般説明だけで費用負担、補償、審査結果、返金を断定しない。</w:t>
-      </w:r>
-    </w:p>
-    <w:p>
-      <w:pPr>
-        <w:pStyle w:val="Heading2"/>
-      </w:pPr>
-      <w:r>
-        <w:t>Termos relacionados</w:t>
+        <w:pStyle w:val="ListBullet"/>
+      </w:pPr>
+      <w:r>
+        <w:t>住居・賃貸関連の保険の相談で「Fiador solidário」を説明する時の注意点は何ですか。</w:t>
+      </w:r>
+    </w:p>
+    <w:p>
+      <w:pPr>
+        <w:pStyle w:val="Heading2"/>
+      </w:pPr>
+      <w:r>
+        <w:t>対応場面</w:t>
+      </w:r>
+    </w:p>
+    <w:p>
+      <w:r>
+        <w:t>ブラジル人のお客様が「Fiador solidário」について質問しており、契約内容、補償範囲、必要書類、費用負担または保険会社の判断との関係を確認する場面。</w:t>
+      </w:r>
+    </w:p>
+    <w:p>
+      <w:pPr>
+        <w:pStyle w:val="Heading2"/>
+      </w:pPr>
+      <w:r>
+        <w:t>技術的回答</w:t>
+      </w:r>
+    </w:p>
+    <w:p>
+      <w:r>
+        <w:t>連帯保証人とは、住居・賃貸関連の保険の相談、契約確認、事故対応または契約管理において確認すべき項目です。実際の取り扱いは、契約条件、対象物、事故原因、必要書類、免責金額および保険会社または関係先の判断によって異なります。</w:t>
+      </w:r>
+    </w:p>
+    <w:p>
+      <w:pPr>
+        <w:pStyle w:val="Heading2"/>
+      </w:pPr>
+      <w:r>
+        <w:t>ブラジル人顧客への回答</w:t>
+      </w:r>
+    </w:p>
+    <w:p>
+      <w:r>
+        <w:t>Leitura para pronúncia: ヴァモス コンフィルマール FIADOR SOLIDÁRIO イ エスプリカール ジ フォルマ シンプレス コンフォルミ オ コントラート</w:t>
+      </w:r>
+    </w:p>
+    <w:p>
+      <w:r>
+        <w:t>Português brasileiro: Vamos confirmar fiador solidário e explicar de forma simples, conforme o contrato.</w:t>
+      </w:r>
+    </w:p>
+    <w:p>
+      <w:r>
+        <w:t>日本語確認用: 「Fiador solidário」について、契約内容に沿って分かりやすく確認します。</w:t>
+      </w:r>
+    </w:p>
+    <w:p>
+      <w:pPr>
+        <w:pStyle w:val="Heading2"/>
+      </w:pPr>
+      <w:r>
+        <w:t>安全な次のステップ</w:t>
+      </w:r>
+    </w:p>
+    <w:p>
+      <w:r>
+        <w:t>契約書、保険証券、補償範囲、免責金額、事故状況、写真、領収書、管理会社または保険会社からの案内を確認してから具体的に案内する。</w:t>
+      </w:r>
+    </w:p>
+    <w:p>
+      <w:pPr>
+        <w:pStyle w:val="Heading2"/>
+      </w:pPr>
+      <w:r>
+        <w:t>コンプライアンス上の注意</w:t>
+      </w:r>
+    </w:p>
+    <w:p>
+      <w:r>
+        <w:t>一般説明だけで、補償、支払可否、費用負担、返金、審査結果、契約成立または保険金額を断定しない。最終判断は契約条件、提出書類、事故原因、関係先および保険会社の確認による。</w:t>
+      </w:r>
+    </w:p>
+    <w:p>
+      <w:pPr>
+        <w:pStyle w:val="Heading2"/>
+      </w:pPr>
+      <w:r>
+        <w:t>関連用語</w:t>
       </w:r>
     </w:p>
     <w:p>
@@ -3452,7 +3620,7 @@
         <w:pStyle w:val="Heading2"/>
       </w:pPr>
       <w:r>
-        <w:t>Referências cruzadas</w:t>
+        <w:t>相互参照</w:t>
       </w:r>
     </w:p>
     <w:p>
@@ -3484,7 +3652,7 @@
         <w:pStyle w:val="Heading2"/>
       </w:pPr>
       <w:r>
-        <w:t>Referências</w:t>
+        <w:t>参考資料</w:t>
       </w:r>
     </w:p>
     <w:p>
@@ -3500,7 +3668,7 @@
         <w:pStyle w:val="Heading2"/>
       </w:pPr>
       <w:r>
-        <w:t>Tags</w:t>
+        <w:t>タグ</w:t>
       </w:r>
     </w:p>
     <w:p>
@@ -3524,23 +3692,15 @@
         <w:pStyle w:val="ListBullet"/>
       </w:pPr>
       <w:r>
-        <w:t>housing</w:t>
-      </w:r>
-    </w:p>
-    <w:p>
-      <w:pPr>
-        <w:pStyle w:val="ListBullet"/>
-      </w:pPr>
-      <w:r>
-        <w:t>fiador-solidario</w:t>
-      </w:r>
-    </w:p>
-    <w:p>
-      <w:pPr>
-        <w:pStyle w:val="Heading2"/>
-      </w:pPr>
-      <w:r>
-        <w:t>Veja também</w:t>
+        <w:t>atendimento</w:t>
+      </w:r>
+    </w:p>
+    <w:p>
+      <w:pPr>
+        <w:pStyle w:val="Heading2"/>
+      </w:pPr>
+      <w:r>
+        <w:t>関連項目</w:t>
       </w:r>
     </w:p>
     <w:p>
@@ -3556,7 +3716,7 @@
         <w:pStyle w:val="Heading2"/>
       </w:pPr>
       <w:r>
-        <w:t>Histórico de revisão</w:t>
+        <w:t>改訂履歴</w:t>
       </w:r>
     </w:p>
     <w:p>
@@ -3576,6 +3736,11 @@
     </w:p>
     <w:p>
       <w:r>
+        <w:t>| 2026-06-27 | 0.2 | JP-BR Insurance Knowledge Base | Padronização para consulta em japonês e resposta ao cliente em português com leitura em katakana. |</w:t>
+      </w:r>
+    </w:p>
+    <w:p>
+      <w:r>
         <w:br w:type="page"/>
       </w:r>
     </w:p>
@@ -3584,23 +3749,23 @@
         <w:pStyle w:val="Heading1"/>
       </w:pPr>
       <w:r>
-        <w:t>FAQ-HOME-0012 - Como explicar administradora do imóvel ao cliente brasileiro?</w:t>
-      </w:r>
-    </w:p>
-    <w:p>
-      <w:pPr>
-        <w:pStyle w:val="Heading2"/>
-      </w:pPr>
-      <w:r>
-        <w:t>Controle</w:t>
-      </w:r>
-    </w:p>
-    <w:p>
-      <w:pPr>
-        <w:pStyle w:val="ListBullet"/>
-      </w:pPr>
-      <w:r>
-        <w:t>Versão: 0.1</w:t>
+        <w:t>FAQ-HOME-0012 - 管理会社 - Administradora do imóvel</w:t>
+      </w:r>
+    </w:p>
+    <w:p>
+      <w:pPr>
+        <w:pStyle w:val="Heading2"/>
+      </w:pPr>
+      <w:r>
+        <w:t>管理情報</w:t>
+      </w:r>
+    </w:p>
+    <w:p>
+      <w:pPr>
+        <w:pStyle w:val="ListBullet"/>
+      </w:pPr>
+      <w:r>
+        <w:t>Versão: 0.2</w:t>
       </w:r>
     </w:p>
     <w:p>
@@ -3624,15 +3789,15 @@
         <w:pStyle w:val="ListBullet"/>
       </w:pPr>
       <w:r>
-        <w:t>Histórico: Criação inicial.</w:t>
-      </w:r>
-    </w:p>
-    <w:p>
-      <w:pPr>
-        <w:pStyle w:val="Heading2"/>
-      </w:pPr>
-      <w:r>
-        <w:t>Código</w:t>
+        <w:t>Histórico: Criação inicial; padronização para consulta do corretor japonês e resposta em português com leitura em katakana.</w:t>
+      </w:r>
+    </w:p>
+    <w:p>
+      <w:pPr>
+        <w:pStyle w:val="Heading2"/>
+      </w:pPr>
+      <w:r>
+        <w:t>コード</w:t>
       </w:r>
     </w:p>
     <w:p>
@@ -3645,7 +3810,7 @@
         <w:pStyle w:val="Heading2"/>
       </w:pPr>
       <w:r>
-        <w:t>Categoria</w:t>
+        <w:t>カテゴリー</w:t>
       </w:r>
     </w:p>
     <w:p>
@@ -3658,20 +3823,20 @@
         <w:pStyle w:val="Heading2"/>
       </w:pPr>
       <w:r>
-        <w:t>Pergunta</w:t>
-      </w:r>
-    </w:p>
-    <w:p>
-      <w:r>
-        <w:t>Como explicar administradora do imóvel ao cliente brasileiro?</w:t>
-      </w:r>
-    </w:p>
-    <w:p>
-      <w:pPr>
-        <w:pStyle w:val="Heading2"/>
-      </w:pPr>
-      <w:r>
-        <w:t>Consulta natural em japonês</w:t>
+        <w:t>質問</w:t>
+      </w:r>
+    </w:p>
+    <w:p>
+      <w:r>
+        <w:t>ブラジル人のお客様に「Administradora do imóvel」をどのように説明しますか。</w:t>
+      </w:r>
+    </w:p>
+    <w:p>
+      <w:pPr>
+        <w:pStyle w:val="Heading2"/>
+      </w:pPr>
+      <w:r>
+        <w:t>日本語での自然な検索</w:t>
       </w:r>
     </w:p>
     <w:p>
@@ -3692,75 +3857,93 @@
     </w:p>
     <w:p>
       <w:pPr>
-        <w:pStyle w:val="Heading2"/>
-      </w:pPr>
-      <w:r>
-        <w:t>Situação de atendimento</w:t>
-      </w:r>
-    </w:p>
-    <w:p>
-      <w:r>
-        <w:t>Cliente brasileiro quer entender administradora do imóvel em contrato de moradia, seguro do imóvel ou responsabilidade do inquilino no Japão.</w:t>
-      </w:r>
-    </w:p>
-    <w:p>
-      <w:pPr>
-        <w:pStyle w:val="Heading2"/>
-      </w:pPr>
-      <w:r>
-        <w:t>Resposta técnica</w:t>
-      </w:r>
-    </w:p>
-    <w:p>
-      <w:r>
-        <w:t>Empresa responsável por administrar contrato, manutenção, comunicação e procedimentos do imóvel alugado.</w:t>
-      </w:r>
-    </w:p>
-    <w:p>
-      <w:pPr>
-        <w:pStyle w:val="Heading2"/>
-      </w:pPr>
-      <w:r>
-        <w:t>Como responder ao cliente brasileiro</w:t>
-      </w:r>
-    </w:p>
-    <w:p>
-      <w:r>
-        <w:t>Em caso de dano, o cliente deve saber quando falar com a administradora e quando acionar o seguro.</w:t>
-      </w:r>
-    </w:p>
-    <w:p>
-      <w:pPr>
-        <w:pStyle w:val="Heading2"/>
-      </w:pPr>
-      <w:r>
-        <w:t>Próximo passo seguro</w:t>
-      </w:r>
-    </w:p>
-    <w:p>
-      <w:r>
-        <w:t>賃貸借契約、保険証券、管理会社からの案内、必要書類を確認してから案内する。</w:t>
-      </w:r>
-    </w:p>
-    <w:p>
-      <w:pPr>
-        <w:pStyle w:val="Heading2"/>
-      </w:pPr>
-      <w:r>
-        <w:t>Limite comercial/compliance</w:t>
-      </w:r>
-    </w:p>
-    <w:p>
-      <w:r>
-        <w:t>賃貸契約、管理会社の運用、保険契約、事故原因によって対応が変わるため、一般説明だけで費用負担、補償、審査結果、返金を断定しない。</w:t>
-      </w:r>
-    </w:p>
-    <w:p>
-      <w:pPr>
-        <w:pStyle w:val="Heading2"/>
-      </w:pPr>
-      <w:r>
-        <w:t>Termos relacionados</w:t>
+        <w:pStyle w:val="ListBullet"/>
+      </w:pPr>
+      <w:r>
+        <w:t>住居・賃貸関連の保険の相談で「Administradora do imóvel」を説明する時の注意点は何ですか。</w:t>
+      </w:r>
+    </w:p>
+    <w:p>
+      <w:pPr>
+        <w:pStyle w:val="Heading2"/>
+      </w:pPr>
+      <w:r>
+        <w:t>対応場面</w:t>
+      </w:r>
+    </w:p>
+    <w:p>
+      <w:r>
+        <w:t>ブラジル人のお客様が「Administradora do imóvel」について質問しており、契約内容、補償範囲、必要書類、費用負担または保険会社の判断との関係を確認する場面。</w:t>
+      </w:r>
+    </w:p>
+    <w:p>
+      <w:pPr>
+        <w:pStyle w:val="Heading2"/>
+      </w:pPr>
+      <w:r>
+        <w:t>技術的回答</w:t>
+      </w:r>
+    </w:p>
+    <w:p>
+      <w:r>
+        <w:t>管理会社とは、住居・賃貸関連の保険の相談、契約確認、事故対応または契約管理において確認すべき項目です。実際の取り扱いは、契約条件、対象物、事故原因、必要書類、免責金額および保険会社または関係先の判断によって異なります。</w:t>
+      </w:r>
+    </w:p>
+    <w:p>
+      <w:pPr>
+        <w:pStyle w:val="Heading2"/>
+      </w:pPr>
+      <w:r>
+        <w:t>ブラジル人顧客への回答</w:t>
+      </w:r>
+    </w:p>
+    <w:p>
+      <w:r>
+        <w:t>Leitura para pronúncia: ヴァモス コンフィルマール ADMINISTRADORA DO イモーヴェウ イ エスプリカール ジ フォルマ シンプレス コンフォルミ オ コントラート</w:t>
+      </w:r>
+    </w:p>
+    <w:p>
+      <w:r>
+        <w:t>Português brasileiro: Vamos confirmar administradora do imóvel e explicar de forma simples, conforme o contrato.</w:t>
+      </w:r>
+    </w:p>
+    <w:p>
+      <w:r>
+        <w:t>日本語確認用: 「Administradora do imóvel」について、契約内容に沿って分かりやすく確認します。</w:t>
+      </w:r>
+    </w:p>
+    <w:p>
+      <w:pPr>
+        <w:pStyle w:val="Heading2"/>
+      </w:pPr>
+      <w:r>
+        <w:t>安全な次のステップ</w:t>
+      </w:r>
+    </w:p>
+    <w:p>
+      <w:r>
+        <w:t>契約書、保険証券、補償範囲、免責金額、事故状況、写真、領収書、管理会社または保険会社からの案内を確認してから具体的に案内する。</w:t>
+      </w:r>
+    </w:p>
+    <w:p>
+      <w:pPr>
+        <w:pStyle w:val="Heading2"/>
+      </w:pPr>
+      <w:r>
+        <w:t>コンプライアンス上の注意</w:t>
+      </w:r>
+    </w:p>
+    <w:p>
+      <w:r>
+        <w:t>一般説明だけで、補償、支払可否、費用負担、返金、審査結果、契約成立または保険金額を断定しない。最終判断は契約条件、提出書類、事故原因、関係先および保険会社の確認による。</w:t>
+      </w:r>
+    </w:p>
+    <w:p>
+      <w:pPr>
+        <w:pStyle w:val="Heading2"/>
+      </w:pPr>
+      <w:r>
+        <w:t>関連用語</w:t>
       </w:r>
     </w:p>
     <w:p>
@@ -3776,7 +3959,7 @@
         <w:pStyle w:val="Heading2"/>
       </w:pPr>
       <w:r>
-        <w:t>Referências cruzadas</w:t>
+        <w:t>相互参照</w:t>
       </w:r>
     </w:p>
     <w:p>
@@ -3808,7 +3991,7 @@
         <w:pStyle w:val="Heading2"/>
       </w:pPr>
       <w:r>
-        <w:t>Referências</w:t>
+        <w:t>参考資料</w:t>
       </w:r>
     </w:p>
     <w:p>
@@ -3824,7 +4007,7 @@
         <w:pStyle w:val="Heading2"/>
       </w:pPr>
       <w:r>
-        <w:t>Tags</w:t>
+        <w:t>タグ</w:t>
       </w:r>
     </w:p>
     <w:p>
@@ -3848,23 +4031,15 @@
         <w:pStyle w:val="ListBullet"/>
       </w:pPr>
       <w:r>
-        <w:t>housing</w:t>
-      </w:r>
-    </w:p>
-    <w:p>
-      <w:pPr>
-        <w:pStyle w:val="ListBullet"/>
-      </w:pPr>
-      <w:r>
-        <w:t>administradora-do-imovel</w:t>
-      </w:r>
-    </w:p>
-    <w:p>
-      <w:pPr>
-        <w:pStyle w:val="Heading2"/>
-      </w:pPr>
-      <w:r>
-        <w:t>Veja também</w:t>
+        <w:t>atendimento</w:t>
+      </w:r>
+    </w:p>
+    <w:p>
+      <w:pPr>
+        <w:pStyle w:val="Heading2"/>
+      </w:pPr>
+      <w:r>
+        <w:t>関連項目</w:t>
       </w:r>
     </w:p>
     <w:p>
@@ -3880,7 +4055,7 @@
         <w:pStyle w:val="Heading2"/>
       </w:pPr>
       <w:r>
-        <w:t>Histórico de revisão</w:t>
+        <w:t>改訂履歴</w:t>
       </w:r>
     </w:p>
     <w:p>
@@ -3900,6 +4075,11 @@
     </w:p>
     <w:p>
       <w:r>
+        <w:t>| 2026-06-27 | 0.2 | JP-BR Insurance Knowledge Base | Padronização para consulta em japonês e resposta ao cliente em português com leitura em katakana. |</w:t>
+      </w:r>
+    </w:p>
+    <w:p>
+      <w:r>
         <w:br w:type="page"/>
       </w:r>
     </w:p>
@@ -3908,23 +4088,23 @@
         <w:pStyle w:val="Heading1"/>
       </w:pPr>
       <w:r>
-        <w:t>FAQ-HOME-0013 - Como explicar vistoria de saída ao cliente brasileiro?</w:t>
-      </w:r>
-    </w:p>
-    <w:p>
-      <w:pPr>
-        <w:pStyle w:val="Heading2"/>
-      </w:pPr>
-      <w:r>
-        <w:t>Controle</w:t>
-      </w:r>
-    </w:p>
-    <w:p>
-      <w:pPr>
-        <w:pStyle w:val="ListBullet"/>
-      </w:pPr>
-      <w:r>
-        <w:t>Versão: 0.1</w:t>
+        <w:t>FAQ-HOME-0013 - 退去立会い - Vistoria de saída</w:t>
+      </w:r>
+    </w:p>
+    <w:p>
+      <w:pPr>
+        <w:pStyle w:val="Heading2"/>
+      </w:pPr>
+      <w:r>
+        <w:t>管理情報</w:t>
+      </w:r>
+    </w:p>
+    <w:p>
+      <w:pPr>
+        <w:pStyle w:val="ListBullet"/>
+      </w:pPr>
+      <w:r>
+        <w:t>Versão: 0.2</w:t>
       </w:r>
     </w:p>
     <w:p>
@@ -3948,15 +4128,15 @@
         <w:pStyle w:val="ListBullet"/>
       </w:pPr>
       <w:r>
-        <w:t>Histórico: Criação inicial.</w:t>
-      </w:r>
-    </w:p>
-    <w:p>
-      <w:pPr>
-        <w:pStyle w:val="Heading2"/>
-      </w:pPr>
-      <w:r>
-        <w:t>Código</w:t>
+        <w:t>Histórico: Criação inicial; padronização para consulta do corretor japonês e resposta em português com leitura em katakana.</w:t>
+      </w:r>
+    </w:p>
+    <w:p>
+      <w:pPr>
+        <w:pStyle w:val="Heading2"/>
+      </w:pPr>
+      <w:r>
+        <w:t>コード</w:t>
       </w:r>
     </w:p>
     <w:p>
@@ -3969,7 +4149,7 @@
         <w:pStyle w:val="Heading2"/>
       </w:pPr>
       <w:r>
-        <w:t>Categoria</w:t>
+        <w:t>カテゴリー</w:t>
       </w:r>
     </w:p>
     <w:p>
@@ -3982,20 +4162,20 @@
         <w:pStyle w:val="Heading2"/>
       </w:pPr>
       <w:r>
-        <w:t>Pergunta</w:t>
-      </w:r>
-    </w:p>
-    <w:p>
-      <w:r>
-        <w:t>Como explicar vistoria de saída ao cliente brasileiro?</w:t>
-      </w:r>
-    </w:p>
-    <w:p>
-      <w:pPr>
-        <w:pStyle w:val="Heading2"/>
-      </w:pPr>
-      <w:r>
-        <w:t>Consulta natural em japonês</w:t>
+        <w:t>質問</w:t>
+      </w:r>
+    </w:p>
+    <w:p>
+      <w:r>
+        <w:t>ブラジル人のお客様に「Vistoria de saída」をどのように説明しますか。</w:t>
+      </w:r>
+    </w:p>
+    <w:p>
+      <w:pPr>
+        <w:pStyle w:val="Heading2"/>
+      </w:pPr>
+      <w:r>
+        <w:t>日本語での自然な検索</w:t>
       </w:r>
     </w:p>
     <w:p>
@@ -4016,75 +4196,93 @@
     </w:p>
     <w:p>
       <w:pPr>
-        <w:pStyle w:val="Heading2"/>
-      </w:pPr>
-      <w:r>
-        <w:t>Situação de atendimento</w:t>
-      </w:r>
-    </w:p>
-    <w:p>
-      <w:r>
-        <w:t>Cliente brasileiro quer entender vistoria de saída em contrato de moradia, seguro do imóvel ou responsabilidade do inquilino no Japão.</w:t>
-      </w:r>
-    </w:p>
-    <w:p>
-      <w:pPr>
-        <w:pStyle w:val="Heading2"/>
-      </w:pPr>
-      <w:r>
-        <w:t>Resposta técnica</w:t>
-      </w:r>
-    </w:p>
-    <w:p>
-      <w:r>
-        <w:t>Inspeção realizada na devolução do imóvel para verificar condição, danos, limpeza e eventuais custos.</w:t>
-      </w:r>
-    </w:p>
-    <w:p>
-      <w:pPr>
-        <w:pStyle w:val="Heading2"/>
-      </w:pPr>
-      <w:r>
-        <w:t>Como responder ao cliente brasileiro</w:t>
-      </w:r>
-    </w:p>
-    <w:p>
-      <w:r>
-        <w:t>Fotos, contrato e registro de comunicação ajudam a evitar confusão na vistoria.</w:t>
-      </w:r>
-    </w:p>
-    <w:p>
-      <w:pPr>
-        <w:pStyle w:val="Heading2"/>
-      </w:pPr>
-      <w:r>
-        <w:t>Próximo passo seguro</w:t>
-      </w:r>
-    </w:p>
-    <w:p>
-      <w:r>
-        <w:t>賃貸借契約、保険証券、管理会社からの案内、必要書類を確認してから案内する。</w:t>
-      </w:r>
-    </w:p>
-    <w:p>
-      <w:pPr>
-        <w:pStyle w:val="Heading2"/>
-      </w:pPr>
-      <w:r>
-        <w:t>Limite comercial/compliance</w:t>
-      </w:r>
-    </w:p>
-    <w:p>
-      <w:r>
-        <w:t>賃貸契約、管理会社の運用、保険契約、事故原因によって対応が変わるため、一般説明だけで費用負担、補償、審査結果、返金を断定しない。</w:t>
-      </w:r>
-    </w:p>
-    <w:p>
-      <w:pPr>
-        <w:pStyle w:val="Heading2"/>
-      </w:pPr>
-      <w:r>
-        <w:t>Termos relacionados</w:t>
+        <w:pStyle w:val="ListBullet"/>
+      </w:pPr>
+      <w:r>
+        <w:t>住居・賃貸関連の保険の相談で「Vistoria de saída」を説明する時の注意点は何ですか。</w:t>
+      </w:r>
+    </w:p>
+    <w:p>
+      <w:pPr>
+        <w:pStyle w:val="Heading2"/>
+      </w:pPr>
+      <w:r>
+        <w:t>対応場面</w:t>
+      </w:r>
+    </w:p>
+    <w:p>
+      <w:r>
+        <w:t>ブラジル人のお客様が「Vistoria de saída」について質問しており、契約内容、補償範囲、必要書類、費用負担または保険会社の判断との関係を確認する場面。</w:t>
+      </w:r>
+    </w:p>
+    <w:p>
+      <w:pPr>
+        <w:pStyle w:val="Heading2"/>
+      </w:pPr>
+      <w:r>
+        <w:t>技術的回答</w:t>
+      </w:r>
+    </w:p>
+    <w:p>
+      <w:r>
+        <w:t>退去立会いとは、住居・賃貸関連の保険の相談、契約確認、事故対応または契約管理において確認すべき項目です。実際の取り扱いは、契約条件、対象物、事故原因、必要書類、免責金額および保険会社または関係先の判断によって異なります。</w:t>
+      </w:r>
+    </w:p>
+    <w:p>
+      <w:pPr>
+        <w:pStyle w:val="Heading2"/>
+      </w:pPr>
+      <w:r>
+        <w:t>ブラジル人顧客への回答</w:t>
+      </w:r>
+    </w:p>
+    <w:p>
+      <w:r>
+        <w:t>Leitura para pronúncia: ヴァモス コンフィルマール VISTORIA ジ SAÍDA イ エスプリカール ジ フォルマ シンプレス コンフォルミ オ コントラート</w:t>
+      </w:r>
+    </w:p>
+    <w:p>
+      <w:r>
+        <w:t>Português brasileiro: Vamos confirmar vistoria de saída e explicar de forma simples, conforme o contrato.</w:t>
+      </w:r>
+    </w:p>
+    <w:p>
+      <w:r>
+        <w:t>日本語確認用: 「Vistoria de saída」について、契約内容に沿って分かりやすく確認します。</w:t>
+      </w:r>
+    </w:p>
+    <w:p>
+      <w:pPr>
+        <w:pStyle w:val="Heading2"/>
+      </w:pPr>
+      <w:r>
+        <w:t>安全な次のステップ</w:t>
+      </w:r>
+    </w:p>
+    <w:p>
+      <w:r>
+        <w:t>契約書、保険証券、補償範囲、免責金額、事故状況、写真、領収書、管理会社または保険会社からの案内を確認してから具体的に案内する。</w:t>
+      </w:r>
+    </w:p>
+    <w:p>
+      <w:pPr>
+        <w:pStyle w:val="Heading2"/>
+      </w:pPr>
+      <w:r>
+        <w:t>コンプライアンス上の注意</w:t>
+      </w:r>
+    </w:p>
+    <w:p>
+      <w:r>
+        <w:t>一般説明だけで、補償、支払可否、費用負担、返金、審査結果、契約成立または保険金額を断定しない。最終判断は契約条件、提出書類、事故原因、関係先および保険会社の確認による。</w:t>
+      </w:r>
+    </w:p>
+    <w:p>
+      <w:pPr>
+        <w:pStyle w:val="Heading2"/>
+      </w:pPr>
+      <w:r>
+        <w:t>関連用語</w:t>
       </w:r>
     </w:p>
     <w:p>
@@ -4100,7 +4298,7 @@
         <w:pStyle w:val="Heading2"/>
       </w:pPr>
       <w:r>
-        <w:t>Referências cruzadas</w:t>
+        <w:t>相互参照</w:t>
       </w:r>
     </w:p>
     <w:p>
@@ -4132,7 +4330,7 @@
         <w:pStyle w:val="Heading2"/>
       </w:pPr>
       <w:r>
-        <w:t>Referências</w:t>
+        <w:t>参考資料</w:t>
       </w:r>
     </w:p>
     <w:p>
@@ -4148,7 +4346,7 @@
         <w:pStyle w:val="Heading2"/>
       </w:pPr>
       <w:r>
-        <w:t>Tags</w:t>
+        <w:t>タグ</w:t>
       </w:r>
     </w:p>
     <w:p>
@@ -4172,23 +4370,15 @@
         <w:pStyle w:val="ListBullet"/>
       </w:pPr>
       <w:r>
-        <w:t>housing</w:t>
-      </w:r>
-    </w:p>
-    <w:p>
-      <w:pPr>
-        <w:pStyle w:val="ListBullet"/>
-      </w:pPr>
-      <w:r>
-        <w:t>vistoria-de-saida</w:t>
-      </w:r>
-    </w:p>
-    <w:p>
-      <w:pPr>
-        <w:pStyle w:val="Heading2"/>
-      </w:pPr>
-      <w:r>
-        <w:t>Veja também</w:t>
+        <w:t>atendimento</w:t>
+      </w:r>
+    </w:p>
+    <w:p>
+      <w:pPr>
+        <w:pStyle w:val="Heading2"/>
+      </w:pPr>
+      <w:r>
+        <w:t>関連項目</w:t>
       </w:r>
     </w:p>
     <w:p>
@@ -4204,7 +4394,7 @@
         <w:pStyle w:val="Heading2"/>
       </w:pPr>
       <w:r>
-        <w:t>Histórico de revisão</w:t>
+        <w:t>改訂履歴</w:t>
       </w:r>
     </w:p>
     <w:p>
@@ -4224,6 +4414,11 @@
     </w:p>
     <w:p>
       <w:r>
+        <w:t>| 2026-06-27 | 0.2 | JP-BR Insurance Knowledge Base | Padronização para consulta em japonês e resposta ao cliente em português com leitura em katakana. |</w:t>
+      </w:r>
+    </w:p>
+    <w:p>
+      <w:r>
         <w:br w:type="page"/>
       </w:r>
     </w:p>
@@ -4232,23 +4427,23 @@
         <w:pStyle w:val="Heading1"/>
       </w:pPr>
       <w:r>
-        <w:t>FAQ-HOME-0014 - Como explicar análise de entrada ao cliente brasileiro?</w:t>
-      </w:r>
-    </w:p>
-    <w:p>
-      <w:pPr>
-        <w:pStyle w:val="Heading2"/>
-      </w:pPr>
-      <w:r>
-        <w:t>Controle</w:t>
-      </w:r>
-    </w:p>
-    <w:p>
-      <w:pPr>
-        <w:pStyle w:val="ListBullet"/>
-      </w:pPr>
-      <w:r>
-        <w:t>Versão: 0.1</w:t>
+        <w:t>FAQ-HOME-0014 - 入居審査 - Análise de entrada</w:t>
+      </w:r>
+    </w:p>
+    <w:p>
+      <w:pPr>
+        <w:pStyle w:val="Heading2"/>
+      </w:pPr>
+      <w:r>
+        <w:t>管理情報</w:t>
+      </w:r>
+    </w:p>
+    <w:p>
+      <w:pPr>
+        <w:pStyle w:val="ListBullet"/>
+      </w:pPr>
+      <w:r>
+        <w:t>Versão: 0.2</w:t>
       </w:r>
     </w:p>
     <w:p>
@@ -4272,15 +4467,15 @@
         <w:pStyle w:val="ListBullet"/>
       </w:pPr>
       <w:r>
-        <w:t>Histórico: Criação inicial.</w:t>
-      </w:r>
-    </w:p>
-    <w:p>
-      <w:pPr>
-        <w:pStyle w:val="Heading2"/>
-      </w:pPr>
-      <w:r>
-        <w:t>Código</w:t>
+        <w:t>Histórico: Criação inicial; padronização para consulta do corretor japonês e resposta em português com leitura em katakana.</w:t>
+      </w:r>
+    </w:p>
+    <w:p>
+      <w:pPr>
+        <w:pStyle w:val="Heading2"/>
+      </w:pPr>
+      <w:r>
+        <w:t>コード</w:t>
       </w:r>
     </w:p>
     <w:p>
@@ -4293,7 +4488,7 @@
         <w:pStyle w:val="Heading2"/>
       </w:pPr>
       <w:r>
-        <w:t>Categoria</w:t>
+        <w:t>カテゴリー</w:t>
       </w:r>
     </w:p>
     <w:p>
@@ -4306,20 +4501,20 @@
         <w:pStyle w:val="Heading2"/>
       </w:pPr>
       <w:r>
-        <w:t>Pergunta</w:t>
-      </w:r>
-    </w:p>
-    <w:p>
-      <w:r>
-        <w:t>Como explicar análise de entrada ao cliente brasileiro?</w:t>
-      </w:r>
-    </w:p>
-    <w:p>
-      <w:pPr>
-        <w:pStyle w:val="Heading2"/>
-      </w:pPr>
-      <w:r>
-        <w:t>Consulta natural em japonês</w:t>
+        <w:t>質問</w:t>
+      </w:r>
+    </w:p>
+    <w:p>
+      <w:r>
+        <w:t>ブラジル人のお客様に「Análise de entrada」をどのように説明しますか。</w:t>
+      </w:r>
+    </w:p>
+    <w:p>
+      <w:pPr>
+        <w:pStyle w:val="Heading2"/>
+      </w:pPr>
+      <w:r>
+        <w:t>日本語での自然な検索</w:t>
       </w:r>
     </w:p>
     <w:p>
@@ -4340,75 +4535,93 @@
     </w:p>
     <w:p>
       <w:pPr>
-        <w:pStyle w:val="Heading2"/>
-      </w:pPr>
-      <w:r>
-        <w:t>Situação de atendimento</w:t>
-      </w:r>
-    </w:p>
-    <w:p>
-      <w:r>
-        <w:t>Cliente brasileiro quer entender análise de entrada em contrato de moradia, seguro do imóvel ou responsabilidade do inquilino no Japão.</w:t>
-      </w:r>
-    </w:p>
-    <w:p>
-      <w:pPr>
-        <w:pStyle w:val="Heading2"/>
-      </w:pPr>
-      <w:r>
-        <w:t>Resposta técnica</w:t>
-      </w:r>
-    </w:p>
-    <w:p>
-      <w:r>
-        <w:t>Avaliação feita por imobiliária, proprietário ou garantidora antes de aceitar o candidato à locação.</w:t>
-      </w:r>
-    </w:p>
-    <w:p>
-      <w:pPr>
-        <w:pStyle w:val="Heading2"/>
-      </w:pPr>
-      <w:r>
-        <w:t>Como responder ao cliente brasileiro</w:t>
-      </w:r>
-    </w:p>
-    <w:p>
-      <w:r>
-        <w:t>Essa análise é diferente da aceitação de um seguro.</w:t>
-      </w:r>
-    </w:p>
-    <w:p>
-      <w:pPr>
-        <w:pStyle w:val="Heading2"/>
-      </w:pPr>
-      <w:r>
-        <w:t>Próximo passo seguro</w:t>
-      </w:r>
-    </w:p>
-    <w:p>
-      <w:r>
-        <w:t>賃貸借契約、保険証券、管理会社からの案内、必要書類を確認してから案内する。</w:t>
-      </w:r>
-    </w:p>
-    <w:p>
-      <w:pPr>
-        <w:pStyle w:val="Heading2"/>
-      </w:pPr>
-      <w:r>
-        <w:t>Limite comercial/compliance</w:t>
-      </w:r>
-    </w:p>
-    <w:p>
-      <w:r>
-        <w:t>賃貸契約、管理会社の運用、保険契約、事故原因によって対応が変わるため、一般説明だけで費用負担、補償、審査結果、返金を断定しない。</w:t>
-      </w:r>
-    </w:p>
-    <w:p>
-      <w:pPr>
-        <w:pStyle w:val="Heading2"/>
-      </w:pPr>
-      <w:r>
-        <w:t>Termos relacionados</w:t>
+        <w:pStyle w:val="ListBullet"/>
+      </w:pPr>
+      <w:r>
+        <w:t>住居・賃貸関連の保険の相談で「Análise de entrada」を説明する時の注意点は何ですか。</w:t>
+      </w:r>
+    </w:p>
+    <w:p>
+      <w:pPr>
+        <w:pStyle w:val="Heading2"/>
+      </w:pPr>
+      <w:r>
+        <w:t>対応場面</w:t>
+      </w:r>
+    </w:p>
+    <w:p>
+      <w:r>
+        <w:t>ブラジル人のお客様が「Análise de entrada」について質問しており、契約内容、補償範囲、必要書類、費用負担または保険会社の判断との関係を確認する場面。</w:t>
+      </w:r>
+    </w:p>
+    <w:p>
+      <w:pPr>
+        <w:pStyle w:val="Heading2"/>
+      </w:pPr>
+      <w:r>
+        <w:t>技術的回答</w:t>
+      </w:r>
+    </w:p>
+    <w:p>
+      <w:r>
+        <w:t>入居審査とは、住居・賃貸関連の保険の相談、契約確認、事故対応または契約管理において確認すべき項目です。実際の取り扱いは、契約条件、対象物、事故原因、必要書類、免責金額および保険会社または関係先の判断によって異なります。</w:t>
+      </w:r>
+    </w:p>
+    <w:p>
+      <w:pPr>
+        <w:pStyle w:val="Heading2"/>
+      </w:pPr>
+      <w:r>
+        <w:t>ブラジル人顧客への回答</w:t>
+      </w:r>
+    </w:p>
+    <w:p>
+      <w:r>
+        <w:t>Leitura para pronúncia: ヴァモス コンフィルマール ANÁLISE ジ ENTRADA イ エスプリカール ジ フォルマ シンプレス コンフォルミ オ コントラート</w:t>
+      </w:r>
+    </w:p>
+    <w:p>
+      <w:r>
+        <w:t>Português brasileiro: Vamos confirmar análise de entrada e explicar de forma simples, conforme o contrato.</w:t>
+      </w:r>
+    </w:p>
+    <w:p>
+      <w:r>
+        <w:t>日本語確認用: 「Análise de entrada」について、契約内容に沿って分かりやすく確認します。</w:t>
+      </w:r>
+    </w:p>
+    <w:p>
+      <w:pPr>
+        <w:pStyle w:val="Heading2"/>
+      </w:pPr>
+      <w:r>
+        <w:t>安全な次のステップ</w:t>
+      </w:r>
+    </w:p>
+    <w:p>
+      <w:r>
+        <w:t>契約書、保険証券、補償範囲、免責金額、事故状況、写真、領収書、管理会社または保険会社からの案内を確認してから具体的に案内する。</w:t>
+      </w:r>
+    </w:p>
+    <w:p>
+      <w:pPr>
+        <w:pStyle w:val="Heading2"/>
+      </w:pPr>
+      <w:r>
+        <w:t>コンプライアンス上の注意</w:t>
+      </w:r>
+    </w:p>
+    <w:p>
+      <w:r>
+        <w:t>一般説明だけで、補償、支払可否、費用負担、返金、審査結果、契約成立または保険金額を断定しない。最終判断は契約条件、提出書類、事故原因、関係先および保険会社の確認による。</w:t>
+      </w:r>
+    </w:p>
+    <w:p>
+      <w:pPr>
+        <w:pStyle w:val="Heading2"/>
+      </w:pPr>
+      <w:r>
+        <w:t>関連用語</w:t>
       </w:r>
     </w:p>
     <w:p>
@@ -4424,7 +4637,7 @@
         <w:pStyle w:val="Heading2"/>
       </w:pPr>
       <w:r>
-        <w:t>Referências cruzadas</w:t>
+        <w:t>相互参照</w:t>
       </w:r>
     </w:p>
     <w:p>
@@ -4456,7 +4669,7 @@
         <w:pStyle w:val="Heading2"/>
       </w:pPr>
       <w:r>
-        <w:t>Referências</w:t>
+        <w:t>参考資料</w:t>
       </w:r>
     </w:p>
     <w:p>
@@ -4472,7 +4685,7 @@
         <w:pStyle w:val="Heading2"/>
       </w:pPr>
       <w:r>
-        <w:t>Tags</w:t>
+        <w:t>タグ</w:t>
       </w:r>
     </w:p>
     <w:p>
@@ -4496,23 +4709,15 @@
         <w:pStyle w:val="ListBullet"/>
       </w:pPr>
       <w:r>
-        <w:t>housing</w:t>
-      </w:r>
-    </w:p>
-    <w:p>
-      <w:pPr>
-        <w:pStyle w:val="ListBullet"/>
-      </w:pPr>
-      <w:r>
-        <w:t>analise-de-entrada</w:t>
-      </w:r>
-    </w:p>
-    <w:p>
-      <w:pPr>
-        <w:pStyle w:val="Heading2"/>
-      </w:pPr>
-      <w:r>
-        <w:t>Veja também</w:t>
+        <w:t>atendimento</w:t>
+      </w:r>
+    </w:p>
+    <w:p>
+      <w:pPr>
+        <w:pStyle w:val="Heading2"/>
+      </w:pPr>
+      <w:r>
+        <w:t>関連項目</w:t>
       </w:r>
     </w:p>
     <w:p>
@@ -4528,7 +4733,7 @@
         <w:pStyle w:val="Heading2"/>
       </w:pPr>
       <w:r>
-        <w:t>Histórico de revisão</w:t>
+        <w:t>改訂履歴</w:t>
       </w:r>
     </w:p>
     <w:p>
@@ -4548,6 +4753,11 @@
     </w:p>
     <w:p>
       <w:r>
+        <w:t>| 2026-06-27 | 0.2 | JP-BR Insurance Knowledge Base | Padronização para consulta em japonês e resposta ao cliente em português com leitura em katakana. |</w:t>
+      </w:r>
+    </w:p>
+    <w:p>
+      <w:r>
         <w:br w:type="page"/>
       </w:r>
     </w:p>
@@ -4556,23 +4766,23 @@
         <w:pStyle w:val="Heading1"/>
       </w:pPr>
       <w:r>
-        <w:t>FAQ-HOME-0015 - Como explicar explicação de pontos importantes ao cliente brasileiro?</w:t>
-      </w:r>
-    </w:p>
-    <w:p>
-      <w:pPr>
-        <w:pStyle w:val="Heading2"/>
-      </w:pPr>
-      <w:r>
-        <w:t>Controle</w:t>
-      </w:r>
-    </w:p>
-    <w:p>
-      <w:pPr>
-        <w:pStyle w:val="ListBullet"/>
-      </w:pPr>
-      <w:r>
-        <w:t>Versão: 0.1</w:t>
+        <w:t>FAQ-HOME-0015 - 重要事項説明 - Explicação de pontos importantes</w:t>
+      </w:r>
+    </w:p>
+    <w:p>
+      <w:pPr>
+        <w:pStyle w:val="Heading2"/>
+      </w:pPr>
+      <w:r>
+        <w:t>管理情報</w:t>
+      </w:r>
+    </w:p>
+    <w:p>
+      <w:pPr>
+        <w:pStyle w:val="ListBullet"/>
+      </w:pPr>
+      <w:r>
+        <w:t>Versão: 0.2</w:t>
       </w:r>
     </w:p>
     <w:p>
@@ -4596,15 +4806,15 @@
         <w:pStyle w:val="ListBullet"/>
       </w:pPr>
       <w:r>
-        <w:t>Histórico: Criação inicial.</w:t>
-      </w:r>
-    </w:p>
-    <w:p>
-      <w:pPr>
-        <w:pStyle w:val="Heading2"/>
-      </w:pPr>
-      <w:r>
-        <w:t>Código</w:t>
+        <w:t>Histórico: Criação inicial; padronização para consulta do corretor japonês e resposta em português com leitura em katakana.</w:t>
+      </w:r>
+    </w:p>
+    <w:p>
+      <w:pPr>
+        <w:pStyle w:val="Heading2"/>
+      </w:pPr>
+      <w:r>
+        <w:t>コード</w:t>
       </w:r>
     </w:p>
     <w:p>
@@ -4617,7 +4827,7 @@
         <w:pStyle w:val="Heading2"/>
       </w:pPr>
       <w:r>
-        <w:t>Categoria</w:t>
+        <w:t>カテゴリー</w:t>
       </w:r>
     </w:p>
     <w:p>
@@ -4630,20 +4840,20 @@
         <w:pStyle w:val="Heading2"/>
       </w:pPr>
       <w:r>
-        <w:t>Pergunta</w:t>
-      </w:r>
-    </w:p>
-    <w:p>
-      <w:r>
-        <w:t>Como explicar explicação de pontos importantes ao cliente brasileiro?</w:t>
-      </w:r>
-    </w:p>
-    <w:p>
-      <w:pPr>
-        <w:pStyle w:val="Heading2"/>
-      </w:pPr>
-      <w:r>
-        <w:t>Consulta natural em japonês</w:t>
+        <w:t>質問</w:t>
+      </w:r>
+    </w:p>
+    <w:p>
+      <w:r>
+        <w:t>ブラジル人のお客様に「Explicação de pontos importantes」をどのように説明しますか。</w:t>
+      </w:r>
+    </w:p>
+    <w:p>
+      <w:pPr>
+        <w:pStyle w:val="Heading2"/>
+      </w:pPr>
+      <w:r>
+        <w:t>日本語での自然な検索</w:t>
       </w:r>
     </w:p>
     <w:p>
@@ -4664,75 +4874,93 @@
     </w:p>
     <w:p>
       <w:pPr>
-        <w:pStyle w:val="Heading2"/>
-      </w:pPr>
-      <w:r>
-        <w:t>Situação de atendimento</w:t>
-      </w:r>
-    </w:p>
-    <w:p>
-      <w:r>
-        <w:t>Cliente brasileiro quer entender explicação de pontos importantes em contrato de moradia, seguro do imóvel ou responsabilidade do inquilino no Japão.</w:t>
-      </w:r>
-    </w:p>
-    <w:p>
-      <w:pPr>
-        <w:pStyle w:val="Heading2"/>
-      </w:pPr>
-      <w:r>
-        <w:t>Resposta técnica</w:t>
-      </w:r>
-    </w:p>
-    <w:p>
-      <w:r>
-        <w:t>Explicação formal de condições relevantes da locação feita antes da assinatura, conforme prática imobiliária japonesa.</w:t>
-      </w:r>
-    </w:p>
-    <w:p>
-      <w:pPr>
-        <w:pStyle w:val="Heading2"/>
-      </w:pPr>
-      <w:r>
-        <w:t>Como responder ao cliente brasileiro</w:t>
-      </w:r>
-    </w:p>
-    <w:p>
-      <w:r>
-        <w:t>O cliente deve confirmar seguro exigido, custos iniciais, renovação e regras de saída.</w:t>
-      </w:r>
-    </w:p>
-    <w:p>
-      <w:pPr>
-        <w:pStyle w:val="Heading2"/>
-      </w:pPr>
-      <w:r>
-        <w:t>Próximo passo seguro</w:t>
-      </w:r>
-    </w:p>
-    <w:p>
-      <w:r>
-        <w:t>賃貸借契約、保険証券、管理会社からの案内、必要書類を確認してから案内する。</w:t>
-      </w:r>
-    </w:p>
-    <w:p>
-      <w:pPr>
-        <w:pStyle w:val="Heading2"/>
-      </w:pPr>
-      <w:r>
-        <w:t>Limite comercial/compliance</w:t>
-      </w:r>
-    </w:p>
-    <w:p>
-      <w:r>
-        <w:t>賃貸契約、管理会社の運用、保険契約、事故原因によって対応が変わるため、一般説明だけで費用負担、補償、審査結果、返金を断定しない。</w:t>
-      </w:r>
-    </w:p>
-    <w:p>
-      <w:pPr>
-        <w:pStyle w:val="Heading2"/>
-      </w:pPr>
-      <w:r>
-        <w:t>Termos relacionados</w:t>
+        <w:pStyle w:val="ListBullet"/>
+      </w:pPr>
+      <w:r>
+        <w:t>住居・賃貸関連の保険の相談で「Explicação de pontos importantes」を説明する時の注意点は何ですか。</w:t>
+      </w:r>
+    </w:p>
+    <w:p>
+      <w:pPr>
+        <w:pStyle w:val="Heading2"/>
+      </w:pPr>
+      <w:r>
+        <w:t>対応場面</w:t>
+      </w:r>
+    </w:p>
+    <w:p>
+      <w:r>
+        <w:t>ブラジル人のお客様が「Explicação de pontos importantes」について質問しており、契約内容、補償範囲、必要書類、費用負担または保険会社の判断との関係を確認する場面。</w:t>
+      </w:r>
+    </w:p>
+    <w:p>
+      <w:pPr>
+        <w:pStyle w:val="Heading2"/>
+      </w:pPr>
+      <w:r>
+        <w:t>技術的回答</w:t>
+      </w:r>
+    </w:p>
+    <w:p>
+      <w:r>
+        <w:t>重要事項説明とは、住居・賃貸関連の保険の相談、契約確認、事故対応または契約管理において確認すべき項目です。実際の取り扱いは、契約条件、対象物、事故原因、必要書類、免責金額および保険会社または関係先の判断によって異なります。</w:t>
+      </w:r>
+    </w:p>
+    <w:p>
+      <w:pPr>
+        <w:pStyle w:val="Heading2"/>
+      </w:pPr>
+      <w:r>
+        <w:t>ブラジル人顧客への回答</w:t>
+      </w:r>
+    </w:p>
+    <w:p>
+      <w:r>
+        <w:t>Leitura para pronúncia: ヴァモス コンフィルマール EXPLICAÇÃO ジ PONTOS IMPORTANTES イ エスプリカール ジ フォルマ シンプレス コンフォルミ オ コントラート</w:t>
+      </w:r>
+    </w:p>
+    <w:p>
+      <w:r>
+        <w:t>Português brasileiro: Vamos confirmar explicação de pontos importantes e explicar de forma simples, conforme o contrato.</w:t>
+      </w:r>
+    </w:p>
+    <w:p>
+      <w:r>
+        <w:t>日本語確認用: 「Explicação de pontos importantes」について、契約内容に沿って分かりやすく確認します。</w:t>
+      </w:r>
+    </w:p>
+    <w:p>
+      <w:pPr>
+        <w:pStyle w:val="Heading2"/>
+      </w:pPr>
+      <w:r>
+        <w:t>安全な次のステップ</w:t>
+      </w:r>
+    </w:p>
+    <w:p>
+      <w:r>
+        <w:t>契約書、保険証券、補償範囲、免責金額、事故状況、写真、領収書、管理会社または保険会社からの案内を確認してから具体的に案内する。</w:t>
+      </w:r>
+    </w:p>
+    <w:p>
+      <w:pPr>
+        <w:pStyle w:val="Heading2"/>
+      </w:pPr>
+      <w:r>
+        <w:t>コンプライアンス上の注意</w:t>
+      </w:r>
+    </w:p>
+    <w:p>
+      <w:r>
+        <w:t>一般説明だけで、補償、支払可否、費用負担、返金、審査結果、契約成立または保険金額を断定しない。最終判断は契約条件、提出書類、事故原因、関係先および保険会社の確認による。</w:t>
+      </w:r>
+    </w:p>
+    <w:p>
+      <w:pPr>
+        <w:pStyle w:val="Heading2"/>
+      </w:pPr>
+      <w:r>
+        <w:t>関連用語</w:t>
       </w:r>
     </w:p>
     <w:p>
@@ -4748,7 +4976,7 @@
         <w:pStyle w:val="Heading2"/>
       </w:pPr>
       <w:r>
-        <w:t>Referências cruzadas</w:t>
+        <w:t>相互参照</w:t>
       </w:r>
     </w:p>
     <w:p>
@@ -4780,7 +5008,7 @@
         <w:pStyle w:val="Heading2"/>
       </w:pPr>
       <w:r>
-        <w:t>Referências</w:t>
+        <w:t>参考資料</w:t>
       </w:r>
     </w:p>
     <w:p>
@@ -4796,7 +5024,7 @@
         <w:pStyle w:val="Heading2"/>
       </w:pPr>
       <w:r>
-        <w:t>Tags</w:t>
+        <w:t>タグ</w:t>
       </w:r>
     </w:p>
     <w:p>
@@ -4820,23 +5048,15 @@
         <w:pStyle w:val="ListBullet"/>
       </w:pPr>
       <w:r>
-        <w:t>housing</w:t>
-      </w:r>
-    </w:p>
-    <w:p>
-      <w:pPr>
-        <w:pStyle w:val="ListBullet"/>
-      </w:pPr>
-      <w:r>
-        <w:t>explicacao-de-pontos-importantes</w:t>
-      </w:r>
-    </w:p>
-    <w:p>
-      <w:pPr>
-        <w:pStyle w:val="Heading2"/>
-      </w:pPr>
-      <w:r>
-        <w:t>Veja também</w:t>
+        <w:t>atendimento</w:t>
+      </w:r>
+    </w:p>
+    <w:p>
+      <w:pPr>
+        <w:pStyle w:val="Heading2"/>
+      </w:pPr>
+      <w:r>
+        <w:t>関連項目</w:t>
       </w:r>
     </w:p>
     <w:p>
@@ -4852,7 +5072,7 @@
         <w:pStyle w:val="Heading2"/>
       </w:pPr>
       <w:r>
-        <w:t>Histórico de revisão</w:t>
+        <w:t>改訂履歴</w:t>
       </w:r>
     </w:p>
     <w:p>
@@ -4872,6 +5092,11 @@
     </w:p>
     <w:p>
       <w:r>
+        <w:t>| 2026-06-27 | 0.2 | JP-BR Insurance Knowledge Base | Padronização para consulta em japonês e resposta ao cliente em português com leitura em katakana. |</w:t>
+      </w:r>
+    </w:p>
+    <w:p>
+      <w:r>
         <w:br w:type="page"/>
       </w:r>
     </w:p>
@@ -4880,23 +5105,23 @@
         <w:pStyle w:val="Heading1"/>
       </w:pPr>
       <w:r>
-        <w:t>FAQ-HOME-0016 - Como explicar renovação contratual ao cliente brasileiro?</w:t>
-      </w:r>
-    </w:p>
-    <w:p>
-      <w:pPr>
-        <w:pStyle w:val="Heading2"/>
-      </w:pPr>
-      <w:r>
-        <w:t>Controle</w:t>
-      </w:r>
-    </w:p>
-    <w:p>
-      <w:pPr>
-        <w:pStyle w:val="ListBullet"/>
-      </w:pPr>
-      <w:r>
-        <w:t>Versão: 0.1</w:t>
+        <w:t>FAQ-HOME-0016 - 契約更新 - Renovação contratual</w:t>
+      </w:r>
+    </w:p>
+    <w:p>
+      <w:pPr>
+        <w:pStyle w:val="Heading2"/>
+      </w:pPr>
+      <w:r>
+        <w:t>管理情報</w:t>
+      </w:r>
+    </w:p>
+    <w:p>
+      <w:pPr>
+        <w:pStyle w:val="ListBullet"/>
+      </w:pPr>
+      <w:r>
+        <w:t>Versão: 0.2</w:t>
       </w:r>
     </w:p>
     <w:p>
@@ -4920,15 +5145,15 @@
         <w:pStyle w:val="ListBullet"/>
       </w:pPr>
       <w:r>
-        <w:t>Histórico: Criação inicial.</w:t>
-      </w:r>
-    </w:p>
-    <w:p>
-      <w:pPr>
-        <w:pStyle w:val="Heading2"/>
-      </w:pPr>
-      <w:r>
-        <w:t>Código</w:t>
+        <w:t>Histórico: Criação inicial; padronização para consulta do corretor japonês e resposta em português com leitura em katakana.</w:t>
+      </w:r>
+    </w:p>
+    <w:p>
+      <w:pPr>
+        <w:pStyle w:val="Heading2"/>
+      </w:pPr>
+      <w:r>
+        <w:t>コード</w:t>
       </w:r>
     </w:p>
     <w:p>
@@ -4941,7 +5166,7 @@
         <w:pStyle w:val="Heading2"/>
       </w:pPr>
       <w:r>
-        <w:t>Categoria</w:t>
+        <w:t>カテゴリー</w:t>
       </w:r>
     </w:p>
     <w:p>
@@ -4954,20 +5179,20 @@
         <w:pStyle w:val="Heading2"/>
       </w:pPr>
       <w:r>
-        <w:t>Pergunta</w:t>
-      </w:r>
-    </w:p>
-    <w:p>
-      <w:r>
-        <w:t>Como explicar renovação contratual ao cliente brasileiro?</w:t>
-      </w:r>
-    </w:p>
-    <w:p>
-      <w:pPr>
-        <w:pStyle w:val="Heading2"/>
-      </w:pPr>
-      <w:r>
-        <w:t>Consulta natural em japonês</w:t>
+        <w:t>質問</w:t>
+      </w:r>
+    </w:p>
+    <w:p>
+      <w:r>
+        <w:t>ブラジル人のお客様に「Renovação contratual」をどのように説明しますか。</w:t>
+      </w:r>
+    </w:p>
+    <w:p>
+      <w:pPr>
+        <w:pStyle w:val="Heading2"/>
+      </w:pPr>
+      <w:r>
+        <w:t>日本語での自然な検索</w:t>
       </w:r>
     </w:p>
     <w:p>
@@ -4988,75 +5213,93 @@
     </w:p>
     <w:p>
       <w:pPr>
-        <w:pStyle w:val="Heading2"/>
-      </w:pPr>
-      <w:r>
-        <w:t>Situação de atendimento</w:t>
-      </w:r>
-    </w:p>
-    <w:p>
-      <w:r>
-        <w:t>Cliente brasileiro quer entender renovação contratual em contrato de moradia, seguro do imóvel ou responsabilidade do inquilino no Japão.</w:t>
-      </w:r>
-    </w:p>
-    <w:p>
-      <w:pPr>
-        <w:pStyle w:val="Heading2"/>
-      </w:pPr>
-      <w:r>
-        <w:t>Resposta técnica</w:t>
-      </w:r>
-    </w:p>
-    <w:p>
-      <w:r>
-        <w:t>Procedimento de continuidade do contrato de locação após o prazo inicial, conforme condições acordadas.</w:t>
-      </w:r>
-    </w:p>
-    <w:p>
-      <w:pPr>
-        <w:pStyle w:val="Heading2"/>
-      </w:pPr>
-      <w:r>
-        <w:t>Como responder ao cliente brasileiro</w:t>
-      </w:r>
-    </w:p>
-    <w:p>
-      <w:r>
-        <w:t>Na renovação, também pode ser necessário confirmar seguro e dados do contrato.</w:t>
-      </w:r>
-    </w:p>
-    <w:p>
-      <w:pPr>
-        <w:pStyle w:val="Heading2"/>
-      </w:pPr>
-      <w:r>
-        <w:t>Próximo passo seguro</w:t>
-      </w:r>
-    </w:p>
-    <w:p>
-      <w:r>
-        <w:t>賃貸借契約、保険証券、管理会社からの案内、必要書類を確認してから案内する。</w:t>
-      </w:r>
-    </w:p>
-    <w:p>
-      <w:pPr>
-        <w:pStyle w:val="Heading2"/>
-      </w:pPr>
-      <w:r>
-        <w:t>Limite comercial/compliance</w:t>
-      </w:r>
-    </w:p>
-    <w:p>
-      <w:r>
-        <w:t>賃貸契約、管理会社の運用、保険契約、事故原因によって対応が変わるため、一般説明だけで費用負担、補償、審査結果、返金を断定しない。</w:t>
-      </w:r>
-    </w:p>
-    <w:p>
-      <w:pPr>
-        <w:pStyle w:val="Heading2"/>
-      </w:pPr>
-      <w:r>
-        <w:t>Termos relacionados</w:t>
+        <w:pStyle w:val="ListBullet"/>
+      </w:pPr>
+      <w:r>
+        <w:t>住居・賃貸関連の保険の相談で「Renovação contratual」を説明する時の注意点は何ですか。</w:t>
+      </w:r>
+    </w:p>
+    <w:p>
+      <w:pPr>
+        <w:pStyle w:val="Heading2"/>
+      </w:pPr>
+      <w:r>
+        <w:t>対応場面</w:t>
+      </w:r>
+    </w:p>
+    <w:p>
+      <w:r>
+        <w:t>ブラジル人のお客様が「Renovação contratual」について質問しており、契約内容、補償範囲、必要書類、費用負担または保険会社の判断との関係を確認する場面。</w:t>
+      </w:r>
+    </w:p>
+    <w:p>
+      <w:pPr>
+        <w:pStyle w:val="Heading2"/>
+      </w:pPr>
+      <w:r>
+        <w:t>技術的回答</w:t>
+      </w:r>
+    </w:p>
+    <w:p>
+      <w:r>
+        <w:t>契約更新とは、住居・賃貸関連の保険の相談、契約確認、事故対応または契約管理において確認すべき項目です。実際の取り扱いは、契約条件、対象物、事故原因、必要書類、免責金額および保険会社または関係先の判断によって異なります。</w:t>
+      </w:r>
+    </w:p>
+    <w:p>
+      <w:pPr>
+        <w:pStyle w:val="Heading2"/>
+      </w:pPr>
+      <w:r>
+        <w:t>ブラジル人顧客への回答</w:t>
+      </w:r>
+    </w:p>
+    <w:p>
+      <w:r>
+        <w:t>Leitura para pronúncia: ヴァモス コンフィルマール RENOVAÇÃO CONTRATUAL イ エスプリカール ジ フォルマ シンプレス コンフォルミ オ コントラート</w:t>
+      </w:r>
+    </w:p>
+    <w:p>
+      <w:r>
+        <w:t>Português brasileiro: Vamos confirmar renovação contratual e explicar de forma simples, conforme o contrato.</w:t>
+      </w:r>
+    </w:p>
+    <w:p>
+      <w:r>
+        <w:t>日本語確認用: 「Renovação contratual」について、契約内容に沿って分かりやすく確認します。</w:t>
+      </w:r>
+    </w:p>
+    <w:p>
+      <w:pPr>
+        <w:pStyle w:val="Heading2"/>
+      </w:pPr>
+      <w:r>
+        <w:t>安全な次のステップ</w:t>
+      </w:r>
+    </w:p>
+    <w:p>
+      <w:r>
+        <w:t>契約書、保険証券、補償範囲、免責金額、事故状況、写真、領収書、管理会社または保険会社からの案内を確認してから具体的に案内する。</w:t>
+      </w:r>
+    </w:p>
+    <w:p>
+      <w:pPr>
+        <w:pStyle w:val="Heading2"/>
+      </w:pPr>
+      <w:r>
+        <w:t>コンプライアンス上の注意</w:t>
+      </w:r>
+    </w:p>
+    <w:p>
+      <w:r>
+        <w:t>一般説明だけで、補償、支払可否、費用負担、返金、審査結果、契約成立または保険金額を断定しない。最終判断は契約条件、提出書類、事故原因、関係先および保険会社の確認による。</w:t>
+      </w:r>
+    </w:p>
+    <w:p>
+      <w:pPr>
+        <w:pStyle w:val="Heading2"/>
+      </w:pPr>
+      <w:r>
+        <w:t>関連用語</w:t>
       </w:r>
     </w:p>
     <w:p>
@@ -5072,7 +5315,7 @@
         <w:pStyle w:val="Heading2"/>
       </w:pPr>
       <w:r>
-        <w:t>Referências cruzadas</w:t>
+        <w:t>相互参照</w:t>
       </w:r>
     </w:p>
     <w:p>
@@ -5104,7 +5347,7 @@
         <w:pStyle w:val="Heading2"/>
       </w:pPr>
       <w:r>
-        <w:t>Referências</w:t>
+        <w:t>参考資料</w:t>
       </w:r>
     </w:p>
     <w:p>
@@ -5120,7 +5363,7 @@
         <w:pStyle w:val="Heading2"/>
       </w:pPr>
       <w:r>
-        <w:t>Tags</w:t>
+        <w:t>タグ</w:t>
       </w:r>
     </w:p>
     <w:p>
@@ -5144,23 +5387,15 @@
         <w:pStyle w:val="ListBullet"/>
       </w:pPr>
       <w:r>
-        <w:t>housing</w:t>
-      </w:r>
-    </w:p>
-    <w:p>
-      <w:pPr>
-        <w:pStyle w:val="ListBullet"/>
-      </w:pPr>
-      <w:r>
-        <w:t>renovacao-contratual</w:t>
-      </w:r>
-    </w:p>
-    <w:p>
-      <w:pPr>
-        <w:pStyle w:val="Heading2"/>
-      </w:pPr>
-      <w:r>
-        <w:t>Veja também</w:t>
+        <w:t>atendimento</w:t>
+      </w:r>
+    </w:p>
+    <w:p>
+      <w:pPr>
+        <w:pStyle w:val="Heading2"/>
+      </w:pPr>
+      <w:r>
+        <w:t>関連項目</w:t>
       </w:r>
     </w:p>
     <w:p>
@@ -5176,7 +5411,7 @@
         <w:pStyle w:val="Heading2"/>
       </w:pPr>
       <w:r>
-        <w:t>Histórico de revisão</w:t>
+        <w:t>改訂履歴</w:t>
       </w:r>
     </w:p>
     <w:p>
@@ -5196,6 +5431,11 @@
     </w:p>
     <w:p>
       <w:r>
+        <w:t>| 2026-06-27 | 0.2 | JP-BR Insurance Knowledge Base | Padronização para consulta em japonês e resposta ao cliente em português com leitura em katakana. |</w:t>
+      </w:r>
+    </w:p>
+    <w:p>
+      <w:r>
         <w:br w:type="page"/>
       </w:r>
     </w:p>
@@ -5204,23 +5444,23 @@
         <w:pStyle w:val="Heading1"/>
       </w:pPr>
       <w:r>
-        <w:t>FAQ-HOME-0017 - Como explicar taxa de renovação ao cliente brasileiro?</w:t>
-      </w:r>
-    </w:p>
-    <w:p>
-      <w:pPr>
-        <w:pStyle w:val="Heading2"/>
-      </w:pPr>
-      <w:r>
-        <w:t>Controle</w:t>
-      </w:r>
-    </w:p>
-    <w:p>
-      <w:pPr>
-        <w:pStyle w:val="ListBullet"/>
-      </w:pPr>
-      <w:r>
-        <w:t>Versão: 0.1</w:t>
+        <w:t>FAQ-HOME-0017 - 更新料 - Taxa de renovação</w:t>
+      </w:r>
+    </w:p>
+    <w:p>
+      <w:pPr>
+        <w:pStyle w:val="Heading2"/>
+      </w:pPr>
+      <w:r>
+        <w:t>管理情報</w:t>
+      </w:r>
+    </w:p>
+    <w:p>
+      <w:pPr>
+        <w:pStyle w:val="ListBullet"/>
+      </w:pPr>
+      <w:r>
+        <w:t>Versão: 0.2</w:t>
       </w:r>
     </w:p>
     <w:p>
@@ -5244,15 +5484,15 @@
         <w:pStyle w:val="ListBullet"/>
       </w:pPr>
       <w:r>
-        <w:t>Histórico: Criação inicial.</w:t>
-      </w:r>
-    </w:p>
-    <w:p>
-      <w:pPr>
-        <w:pStyle w:val="Heading2"/>
-      </w:pPr>
-      <w:r>
-        <w:t>Código</w:t>
+        <w:t>Histórico: Criação inicial; padronização para consulta do corretor japonês e resposta em português com leitura em katakana.</w:t>
+      </w:r>
+    </w:p>
+    <w:p>
+      <w:pPr>
+        <w:pStyle w:val="Heading2"/>
+      </w:pPr>
+      <w:r>
+        <w:t>コード</w:t>
       </w:r>
     </w:p>
     <w:p>
@@ -5265,7 +5505,7 @@
         <w:pStyle w:val="Heading2"/>
       </w:pPr>
       <w:r>
-        <w:t>Categoria</w:t>
+        <w:t>カテゴリー</w:t>
       </w:r>
     </w:p>
     <w:p>
@@ -5278,20 +5518,20 @@
         <w:pStyle w:val="Heading2"/>
       </w:pPr>
       <w:r>
-        <w:t>Pergunta</w:t>
-      </w:r>
-    </w:p>
-    <w:p>
-      <w:r>
-        <w:t>Como explicar taxa de renovação ao cliente brasileiro?</w:t>
-      </w:r>
-    </w:p>
-    <w:p>
-      <w:pPr>
-        <w:pStyle w:val="Heading2"/>
-      </w:pPr>
-      <w:r>
-        <w:t>Consulta natural em japonês</w:t>
+        <w:t>質問</w:t>
+      </w:r>
+    </w:p>
+    <w:p>
+      <w:r>
+        <w:t>ブラジル人のお客様に「Taxa de renovação」をどのように説明しますか。</w:t>
+      </w:r>
+    </w:p>
+    <w:p>
+      <w:pPr>
+        <w:pStyle w:val="Heading2"/>
+      </w:pPr>
+      <w:r>
+        <w:t>日本語での自然な検索</w:t>
       </w:r>
     </w:p>
     <w:p>
@@ -5312,75 +5552,93 @@
     </w:p>
     <w:p>
       <w:pPr>
-        <w:pStyle w:val="Heading2"/>
-      </w:pPr>
-      <w:r>
-        <w:t>Situação de atendimento</w:t>
-      </w:r>
-    </w:p>
-    <w:p>
-      <w:r>
-        <w:t>Cliente brasileiro quer entender taxa de renovação em contrato de moradia, seguro do imóvel ou responsabilidade do inquilino no Japão.</w:t>
-      </w:r>
-    </w:p>
-    <w:p>
-      <w:pPr>
-        <w:pStyle w:val="Heading2"/>
-      </w:pPr>
-      <w:r>
-        <w:t>Resposta técnica</w:t>
-      </w:r>
-    </w:p>
-    <w:p>
-      <w:r>
-        <w:t>Valor cobrado em algumas locações para renovação contratual, conforme contrato e região.</w:t>
-      </w:r>
-    </w:p>
-    <w:p>
-      <w:pPr>
-        <w:pStyle w:val="Heading2"/>
-      </w:pPr>
-      <w:r>
-        <w:t>Como responder ao cliente brasileiro</w:t>
-      </w:r>
-    </w:p>
-    <w:p>
-      <w:r>
-        <w:t>Nem todo imóvel cobra essa taxa; precisa verificar o contrato.</w:t>
-      </w:r>
-    </w:p>
-    <w:p>
-      <w:pPr>
-        <w:pStyle w:val="Heading2"/>
-      </w:pPr>
-      <w:r>
-        <w:t>Próximo passo seguro</w:t>
-      </w:r>
-    </w:p>
-    <w:p>
-      <w:r>
-        <w:t>賃貸借契約、保険証券、管理会社からの案内、必要書類を確認してから案内する。</w:t>
-      </w:r>
-    </w:p>
-    <w:p>
-      <w:pPr>
-        <w:pStyle w:val="Heading2"/>
-      </w:pPr>
-      <w:r>
-        <w:t>Limite comercial/compliance</w:t>
-      </w:r>
-    </w:p>
-    <w:p>
-      <w:r>
-        <w:t>賃貸契約、管理会社の運用、保険契約、事故原因によって対応が変わるため、一般説明だけで費用負担、補償、審査結果、返金を断定しない。</w:t>
-      </w:r>
-    </w:p>
-    <w:p>
-      <w:pPr>
-        <w:pStyle w:val="Heading2"/>
-      </w:pPr>
-      <w:r>
-        <w:t>Termos relacionados</w:t>
+        <w:pStyle w:val="ListBullet"/>
+      </w:pPr>
+      <w:r>
+        <w:t>住居・賃貸関連の保険の相談で「Taxa de renovação」を説明する時の注意点は何ですか。</w:t>
+      </w:r>
+    </w:p>
+    <w:p>
+      <w:pPr>
+        <w:pStyle w:val="Heading2"/>
+      </w:pPr>
+      <w:r>
+        <w:t>対応場面</w:t>
+      </w:r>
+    </w:p>
+    <w:p>
+      <w:r>
+        <w:t>ブラジル人のお客様が「Taxa de renovação」について質問しており、契約内容、補償範囲、必要書類、費用負担または保険会社の判断との関係を確認する場面。</w:t>
+      </w:r>
+    </w:p>
+    <w:p>
+      <w:pPr>
+        <w:pStyle w:val="Heading2"/>
+      </w:pPr>
+      <w:r>
+        <w:t>技術的回答</w:t>
+      </w:r>
+    </w:p>
+    <w:p>
+      <w:r>
+        <w:t>更新料とは、住居・賃貸関連の保険の相談、契約確認、事故対応または契約管理において確認すべき項目です。実際の取り扱いは、契約条件、対象物、事故原因、必要書類、免責金額および保険会社または関係先の判断によって異なります。</w:t>
+      </w:r>
+    </w:p>
+    <w:p>
+      <w:pPr>
+        <w:pStyle w:val="Heading2"/>
+      </w:pPr>
+      <w:r>
+        <w:t>ブラジル人顧客への回答</w:t>
+      </w:r>
+    </w:p>
+    <w:p>
+      <w:r>
+        <w:t>Leitura para pronúncia: ヴァモス コンフィルマール TAXA ジ RENOVAÇÃO イ エスプリカール ジ フォルマ シンプレス コンフォルミ オ コントラート</w:t>
+      </w:r>
+    </w:p>
+    <w:p>
+      <w:r>
+        <w:t>Português brasileiro: Vamos confirmar taxa de renovação e explicar de forma simples, conforme o contrato.</w:t>
+      </w:r>
+    </w:p>
+    <w:p>
+      <w:r>
+        <w:t>日本語確認用: 「Taxa de renovação」について、契約内容に沿って分かりやすく確認します。</w:t>
+      </w:r>
+    </w:p>
+    <w:p>
+      <w:pPr>
+        <w:pStyle w:val="Heading2"/>
+      </w:pPr>
+      <w:r>
+        <w:t>安全な次のステップ</w:t>
+      </w:r>
+    </w:p>
+    <w:p>
+      <w:r>
+        <w:t>契約書、保険証券、補償範囲、免責金額、事故状況、写真、領収書、管理会社または保険会社からの案内を確認してから具体的に案内する。</w:t>
+      </w:r>
+    </w:p>
+    <w:p>
+      <w:pPr>
+        <w:pStyle w:val="Heading2"/>
+      </w:pPr>
+      <w:r>
+        <w:t>コンプライアンス上の注意</w:t>
+      </w:r>
+    </w:p>
+    <w:p>
+      <w:r>
+        <w:t>一般説明だけで、補償、支払可否、費用負担、返金、審査結果、契約成立または保険金額を断定しない。最終判断は契約条件、提出書類、事故原因、関係先および保険会社の確認による。</w:t>
+      </w:r>
+    </w:p>
+    <w:p>
+      <w:pPr>
+        <w:pStyle w:val="Heading2"/>
+      </w:pPr>
+      <w:r>
+        <w:t>関連用語</w:t>
       </w:r>
     </w:p>
     <w:p>
@@ -5396,7 +5654,7 @@
         <w:pStyle w:val="Heading2"/>
       </w:pPr>
       <w:r>
-        <w:t>Referências cruzadas</w:t>
+        <w:t>相互参照</w:t>
       </w:r>
     </w:p>
     <w:p>
@@ -5428,7 +5686,7 @@
         <w:pStyle w:val="Heading2"/>
       </w:pPr>
       <w:r>
-        <w:t>Referências</w:t>
+        <w:t>参考資料</w:t>
       </w:r>
     </w:p>
     <w:p>
@@ -5444,7 +5702,7 @@
         <w:pStyle w:val="Heading2"/>
       </w:pPr>
       <w:r>
-        <w:t>Tags</w:t>
+        <w:t>タグ</w:t>
       </w:r>
     </w:p>
     <w:p>
@@ -5468,23 +5726,15 @@
         <w:pStyle w:val="ListBullet"/>
       </w:pPr>
       <w:r>
-        <w:t>housing</w:t>
-      </w:r>
-    </w:p>
-    <w:p>
-      <w:pPr>
-        <w:pStyle w:val="ListBullet"/>
-      </w:pPr>
-      <w:r>
-        <w:t>taxa-de-renovacao</w:t>
-      </w:r>
-    </w:p>
-    <w:p>
-      <w:pPr>
-        <w:pStyle w:val="Heading2"/>
-      </w:pPr>
-      <w:r>
-        <w:t>Veja também</w:t>
+        <w:t>atendimento</w:t>
+      </w:r>
+    </w:p>
+    <w:p>
+      <w:pPr>
+        <w:pStyle w:val="Heading2"/>
+      </w:pPr>
+      <w:r>
+        <w:t>関連項目</w:t>
       </w:r>
     </w:p>
     <w:p>
@@ -5500,7 +5750,7 @@
         <w:pStyle w:val="Heading2"/>
       </w:pPr>
       <w:r>
-        <w:t>Histórico de revisão</w:t>
+        <w:t>改訂履歴</w:t>
       </w:r>
     </w:p>
     <w:p>
@@ -5520,6 +5770,11 @@
     </w:p>
     <w:p>
       <w:r>
+        <w:t>| 2026-06-27 | 0.2 | JP-BR Insurance Knowledge Base | Padronização para consulta em japonês e resposta ao cliente em português com leitura em katakana. |</w:t>
+      </w:r>
+    </w:p>
+    <w:p>
+      <w:r>
         <w:br w:type="page"/>
       </w:r>
     </w:p>
@@ -5528,23 +5783,23 @@
         <w:pStyle w:val="Heading1"/>
       </w:pPr>
       <w:r>
-        <w:t>FAQ-HOME-0018 - Como explicar atraso no aluguel ao cliente brasileiro?</w:t>
-      </w:r>
-    </w:p>
-    <w:p>
-      <w:pPr>
-        <w:pStyle w:val="Heading2"/>
-      </w:pPr>
-      <w:r>
-        <w:t>Controle</w:t>
-      </w:r>
-    </w:p>
-    <w:p>
-      <w:pPr>
-        <w:pStyle w:val="ListBullet"/>
-      </w:pPr>
-      <w:r>
-        <w:t>Versão: 0.1</w:t>
+        <w:t>FAQ-HOME-0018 - 家賃滞納 - Atraso no aluguel</w:t>
+      </w:r>
+    </w:p>
+    <w:p>
+      <w:pPr>
+        <w:pStyle w:val="Heading2"/>
+      </w:pPr>
+      <w:r>
+        <w:t>管理情報</w:t>
+      </w:r>
+    </w:p>
+    <w:p>
+      <w:pPr>
+        <w:pStyle w:val="ListBullet"/>
+      </w:pPr>
+      <w:r>
+        <w:t>Versão: 0.2</w:t>
       </w:r>
     </w:p>
     <w:p>
@@ -5568,15 +5823,15 @@
         <w:pStyle w:val="ListBullet"/>
       </w:pPr>
       <w:r>
-        <w:t>Histórico: Criação inicial.</w:t>
-      </w:r>
-    </w:p>
-    <w:p>
-      <w:pPr>
-        <w:pStyle w:val="Heading2"/>
-      </w:pPr>
-      <w:r>
-        <w:t>Código</w:t>
+        <w:t>Histórico: Criação inicial; padronização para consulta do corretor japonês e resposta em português com leitura em katakana.</w:t>
+      </w:r>
+    </w:p>
+    <w:p>
+      <w:pPr>
+        <w:pStyle w:val="Heading2"/>
+      </w:pPr>
+      <w:r>
+        <w:t>コード</w:t>
       </w:r>
     </w:p>
     <w:p>
@@ -5589,7 +5844,7 @@
         <w:pStyle w:val="Heading2"/>
       </w:pPr>
       <w:r>
-        <w:t>Categoria</w:t>
+        <w:t>カテゴリー</w:t>
       </w:r>
     </w:p>
     <w:p>
@@ -5602,20 +5857,20 @@
         <w:pStyle w:val="Heading2"/>
       </w:pPr>
       <w:r>
-        <w:t>Pergunta</w:t>
-      </w:r>
-    </w:p>
-    <w:p>
-      <w:r>
-        <w:t>Como explicar atraso no aluguel ao cliente brasileiro?</w:t>
-      </w:r>
-    </w:p>
-    <w:p>
-      <w:pPr>
-        <w:pStyle w:val="Heading2"/>
-      </w:pPr>
-      <w:r>
-        <w:t>Consulta natural em japonês</w:t>
+        <w:t>質問</w:t>
+      </w:r>
+    </w:p>
+    <w:p>
+      <w:r>
+        <w:t>ブラジル人のお客様に「Atraso no aluguel」をどのように説明しますか。</w:t>
+      </w:r>
+    </w:p>
+    <w:p>
+      <w:pPr>
+        <w:pStyle w:val="Heading2"/>
+      </w:pPr>
+      <w:r>
+        <w:t>日本語での自然な検索</w:t>
       </w:r>
     </w:p>
     <w:p>
@@ -5636,75 +5891,93 @@
     </w:p>
     <w:p>
       <w:pPr>
-        <w:pStyle w:val="Heading2"/>
-      </w:pPr>
-      <w:r>
-        <w:t>Situação de atendimento</w:t>
-      </w:r>
-    </w:p>
-    <w:p>
-      <w:r>
-        <w:t>Cliente brasileiro quer entender atraso no aluguel em contrato de moradia, seguro do imóvel ou responsabilidade do inquilino no Japão.</w:t>
-      </w:r>
-    </w:p>
-    <w:p>
-      <w:pPr>
-        <w:pStyle w:val="Heading2"/>
-      </w:pPr>
-      <w:r>
-        <w:t>Resposta técnica</w:t>
-      </w:r>
-    </w:p>
-    <w:p>
-      <w:r>
-        <w:t>Situação em que o aluguel não é pago no prazo, podendo gerar cobrança, comunicação à garantidora ou outras consequências.</w:t>
-      </w:r>
-    </w:p>
-    <w:p>
-      <w:pPr>
-        <w:pStyle w:val="Heading2"/>
-      </w:pPr>
-      <w:r>
-        <w:t>Como responder ao cliente brasileiro</w:t>
-      </w:r>
-    </w:p>
-    <w:p>
-      <w:r>
-        <w:t>Seguro residencial não deve ser confundido com garantia de pagamento de aluguel.</w:t>
-      </w:r>
-    </w:p>
-    <w:p>
-      <w:pPr>
-        <w:pStyle w:val="Heading2"/>
-      </w:pPr>
-      <w:r>
-        <w:t>Próximo passo seguro</w:t>
-      </w:r>
-    </w:p>
-    <w:p>
-      <w:r>
-        <w:t>賃貸借契約、保険証券、管理会社からの案内、必要書類を確認してから案内する。</w:t>
-      </w:r>
-    </w:p>
-    <w:p>
-      <w:pPr>
-        <w:pStyle w:val="Heading2"/>
-      </w:pPr>
-      <w:r>
-        <w:t>Limite comercial/compliance</w:t>
-      </w:r>
-    </w:p>
-    <w:p>
-      <w:r>
-        <w:t>賃貸契約、管理会社の運用、保険契約、事故原因によって対応が変わるため、一般説明だけで費用負担、補償、審査結果、返金を断定しない。</w:t>
-      </w:r>
-    </w:p>
-    <w:p>
-      <w:pPr>
-        <w:pStyle w:val="Heading2"/>
-      </w:pPr>
-      <w:r>
-        <w:t>Termos relacionados</w:t>
+        <w:pStyle w:val="ListBullet"/>
+      </w:pPr>
+      <w:r>
+        <w:t>住居・賃貸関連の保険の相談で「Atraso no aluguel」を説明する時の注意点は何ですか。</w:t>
+      </w:r>
+    </w:p>
+    <w:p>
+      <w:pPr>
+        <w:pStyle w:val="Heading2"/>
+      </w:pPr>
+      <w:r>
+        <w:t>対応場面</w:t>
+      </w:r>
+    </w:p>
+    <w:p>
+      <w:r>
+        <w:t>ブラジル人のお客様が「Atraso no aluguel」について質問しており、契約内容、補償範囲、必要書類、費用負担または保険会社の判断との関係を確認する場面。</w:t>
+      </w:r>
+    </w:p>
+    <w:p>
+      <w:pPr>
+        <w:pStyle w:val="Heading2"/>
+      </w:pPr>
+      <w:r>
+        <w:t>技術的回答</w:t>
+      </w:r>
+    </w:p>
+    <w:p>
+      <w:r>
+        <w:t>家賃滞納とは、住居・賃貸関連の保険の相談、契約確認、事故対応または契約管理において確認すべき項目です。実際の取り扱いは、契約条件、対象物、事故原因、必要書類、免責金額および保険会社または関係先の判断によって異なります。</w:t>
+      </w:r>
+    </w:p>
+    <w:p>
+      <w:pPr>
+        <w:pStyle w:val="Heading2"/>
+      </w:pPr>
+      <w:r>
+        <w:t>ブラジル人顧客への回答</w:t>
+      </w:r>
+    </w:p>
+    <w:p>
+      <w:r>
+        <w:t>Leitura para pronúncia: ヴァモス コンフィルマール ATRASO NO ALUGUEL イ エスプリカール ジ フォルマ シンプレス コンフォルミ オ コントラート</w:t>
+      </w:r>
+    </w:p>
+    <w:p>
+      <w:r>
+        <w:t>Português brasileiro: Vamos confirmar atraso no aluguel e explicar de forma simples, conforme o contrato.</w:t>
+      </w:r>
+    </w:p>
+    <w:p>
+      <w:r>
+        <w:t>日本語確認用: 「Atraso no aluguel」について、契約内容に沿って分かりやすく確認します。</w:t>
+      </w:r>
+    </w:p>
+    <w:p>
+      <w:pPr>
+        <w:pStyle w:val="Heading2"/>
+      </w:pPr>
+      <w:r>
+        <w:t>安全な次のステップ</w:t>
+      </w:r>
+    </w:p>
+    <w:p>
+      <w:r>
+        <w:t>契約書、保険証券、補償範囲、免責金額、事故状況、写真、領収書、管理会社または保険会社からの案内を確認してから具体的に案内する。</w:t>
+      </w:r>
+    </w:p>
+    <w:p>
+      <w:pPr>
+        <w:pStyle w:val="Heading2"/>
+      </w:pPr>
+      <w:r>
+        <w:t>コンプライアンス上の注意</w:t>
+      </w:r>
+    </w:p>
+    <w:p>
+      <w:r>
+        <w:t>一般説明だけで、補償、支払可否、費用負担、返金、審査結果、契約成立または保険金額を断定しない。最終判断は契約条件、提出書類、事故原因、関係先および保険会社の確認による。</w:t>
+      </w:r>
+    </w:p>
+    <w:p>
+      <w:pPr>
+        <w:pStyle w:val="Heading2"/>
+      </w:pPr>
+      <w:r>
+        <w:t>関連用語</w:t>
       </w:r>
     </w:p>
     <w:p>
@@ -5720,7 +5993,7 @@
         <w:pStyle w:val="Heading2"/>
       </w:pPr>
       <w:r>
-        <w:t>Referências cruzadas</w:t>
+        <w:t>相互参照</w:t>
       </w:r>
     </w:p>
     <w:p>
@@ -5752,7 +6025,7 @@
         <w:pStyle w:val="Heading2"/>
       </w:pPr>
       <w:r>
-        <w:t>Referências</w:t>
+        <w:t>参考資料</w:t>
       </w:r>
     </w:p>
     <w:p>
@@ -5768,7 +6041,7 @@
         <w:pStyle w:val="Heading2"/>
       </w:pPr>
       <w:r>
-        <w:t>Tags</w:t>
+        <w:t>タグ</w:t>
       </w:r>
     </w:p>
     <w:p>
@@ -5792,23 +6065,15 @@
         <w:pStyle w:val="ListBullet"/>
       </w:pPr>
       <w:r>
-        <w:t>housing</w:t>
-      </w:r>
-    </w:p>
-    <w:p>
-      <w:pPr>
-        <w:pStyle w:val="ListBullet"/>
-      </w:pPr>
-      <w:r>
-        <w:t>atraso-no-aluguel</w:t>
-      </w:r>
-    </w:p>
-    <w:p>
-      <w:pPr>
-        <w:pStyle w:val="Heading2"/>
-      </w:pPr>
-      <w:r>
-        <w:t>Veja também</w:t>
+        <w:t>atendimento</w:t>
+      </w:r>
+    </w:p>
+    <w:p>
+      <w:pPr>
+        <w:pStyle w:val="Heading2"/>
+      </w:pPr>
+      <w:r>
+        <w:t>関連項目</w:t>
       </w:r>
     </w:p>
     <w:p>
@@ -5824,7 +6089,7 @@
         <w:pStyle w:val="Heading2"/>
       </w:pPr>
       <w:r>
-        <w:t>Histórico de revisão</w:t>
+        <w:t>改訂履歴</w:t>
       </w:r>
     </w:p>
     <w:p>
@@ -5844,6 +6109,11 @@
     </w:p>
     <w:p>
       <w:r>
+        <w:t>| 2026-06-27 | 0.2 | JP-BR Insurance Knowledge Base | Padronização para consulta em japonês e resposta ao cliente em português com leitura em katakana. |</w:t>
+      </w:r>
+    </w:p>
+    <w:p>
+      <w:r>
         <w:br w:type="page"/>
       </w:r>
     </w:p>
@@ -5852,23 +6122,23 @@
         <w:pStyle w:val="Heading1"/>
       </w:pPr>
       <w:r>
-        <w:t>FAQ-HOME-0019 - Como explicar custo de troca de chave ao cliente brasileiro?</w:t>
-      </w:r>
-    </w:p>
-    <w:p>
-      <w:pPr>
-        <w:pStyle w:val="Heading2"/>
-      </w:pPr>
-      <w:r>
-        <w:t>Controle</w:t>
-      </w:r>
-    </w:p>
-    <w:p>
-      <w:pPr>
-        <w:pStyle w:val="ListBullet"/>
-      </w:pPr>
-      <w:r>
-        <w:t>Versão: 0.1</w:t>
+        <w:t>FAQ-HOME-0019 - 鍵交換費用 - Custo de troca de chave</w:t>
+      </w:r>
+    </w:p>
+    <w:p>
+      <w:pPr>
+        <w:pStyle w:val="Heading2"/>
+      </w:pPr>
+      <w:r>
+        <w:t>管理情報</w:t>
+      </w:r>
+    </w:p>
+    <w:p>
+      <w:pPr>
+        <w:pStyle w:val="ListBullet"/>
+      </w:pPr>
+      <w:r>
+        <w:t>Versão: 0.2</w:t>
       </w:r>
     </w:p>
     <w:p>
@@ -5892,15 +6162,15 @@
         <w:pStyle w:val="ListBullet"/>
       </w:pPr>
       <w:r>
-        <w:t>Histórico: Criação inicial.</w:t>
-      </w:r>
-    </w:p>
-    <w:p>
-      <w:pPr>
-        <w:pStyle w:val="Heading2"/>
-      </w:pPr>
-      <w:r>
-        <w:t>Código</w:t>
+        <w:t>Histórico: Criação inicial; padronização para consulta do corretor japonês e resposta em português com leitura em katakana.</w:t>
+      </w:r>
+    </w:p>
+    <w:p>
+      <w:pPr>
+        <w:pStyle w:val="Heading2"/>
+      </w:pPr>
+      <w:r>
+        <w:t>コード</w:t>
       </w:r>
     </w:p>
     <w:p>
@@ -5913,7 +6183,7 @@
         <w:pStyle w:val="Heading2"/>
       </w:pPr>
       <w:r>
-        <w:t>Categoria</w:t>
+        <w:t>カテゴリー</w:t>
       </w:r>
     </w:p>
     <w:p>
@@ -5926,20 +6196,20 @@
         <w:pStyle w:val="Heading2"/>
       </w:pPr>
       <w:r>
-        <w:t>Pergunta</w:t>
-      </w:r>
-    </w:p>
-    <w:p>
-      <w:r>
-        <w:t>Como explicar custo de troca de chave ao cliente brasileiro?</w:t>
-      </w:r>
-    </w:p>
-    <w:p>
-      <w:pPr>
-        <w:pStyle w:val="Heading2"/>
-      </w:pPr>
-      <w:r>
-        <w:t>Consulta natural em japonês</w:t>
+        <w:t>質問</w:t>
+      </w:r>
+    </w:p>
+    <w:p>
+      <w:r>
+        <w:t>ブラジル人のお客様に「Custo de troca de chave」をどのように説明しますか。</w:t>
+      </w:r>
+    </w:p>
+    <w:p>
+      <w:pPr>
+        <w:pStyle w:val="Heading2"/>
+      </w:pPr>
+      <w:r>
+        <w:t>日本語での自然な検索</w:t>
       </w:r>
     </w:p>
     <w:p>
@@ -5960,75 +6230,93 @@
     </w:p>
     <w:p>
       <w:pPr>
-        <w:pStyle w:val="Heading2"/>
-      </w:pPr>
-      <w:r>
-        <w:t>Situação de atendimento</w:t>
-      </w:r>
-    </w:p>
-    <w:p>
-      <w:r>
-        <w:t>Cliente brasileiro quer entender custo de troca de chave em contrato de moradia, seguro do imóvel ou responsabilidade do inquilino no Japão.</w:t>
-      </w:r>
-    </w:p>
-    <w:p>
-      <w:pPr>
-        <w:pStyle w:val="Heading2"/>
-      </w:pPr>
-      <w:r>
-        <w:t>Resposta técnica</w:t>
-      </w:r>
-    </w:p>
-    <w:p>
-      <w:r>
-        <w:t>Valor relativo à substituição de fechadura ou chave no início, durante ou fim da locação, conforme contrato.</w:t>
-      </w:r>
-    </w:p>
-    <w:p>
-      <w:pPr>
-        <w:pStyle w:val="Heading2"/>
-      </w:pPr>
-      <w:r>
-        <w:t>Como responder ao cliente brasileiro</w:t>
-      </w:r>
-    </w:p>
-    <w:p>
-      <w:r>
-        <w:t>Esse custo deve ser verificado no contrato e não é automaticamente coberto por seguro.</w:t>
-      </w:r>
-    </w:p>
-    <w:p>
-      <w:pPr>
-        <w:pStyle w:val="Heading2"/>
-      </w:pPr>
-      <w:r>
-        <w:t>Próximo passo seguro</w:t>
-      </w:r>
-    </w:p>
-    <w:p>
-      <w:r>
-        <w:t>賃貸借契約、保険証券、管理会社からの案内、必要書類を確認してから案内する。</w:t>
-      </w:r>
-    </w:p>
-    <w:p>
-      <w:pPr>
-        <w:pStyle w:val="Heading2"/>
-      </w:pPr>
-      <w:r>
-        <w:t>Limite comercial/compliance</w:t>
-      </w:r>
-    </w:p>
-    <w:p>
-      <w:r>
-        <w:t>賃貸契約、管理会社の運用、保険契約、事故原因によって対応が変わるため、一般説明だけで費用負担、補償、審査結果、返金を断定しない。</w:t>
-      </w:r>
-    </w:p>
-    <w:p>
-      <w:pPr>
-        <w:pStyle w:val="Heading2"/>
-      </w:pPr>
-      <w:r>
-        <w:t>Termos relacionados</w:t>
+        <w:pStyle w:val="ListBullet"/>
+      </w:pPr>
+      <w:r>
+        <w:t>住居・賃貸関連の保険の相談で「Custo de troca de chave」を説明する時の注意点は何ですか。</w:t>
+      </w:r>
+    </w:p>
+    <w:p>
+      <w:pPr>
+        <w:pStyle w:val="Heading2"/>
+      </w:pPr>
+      <w:r>
+        <w:t>対応場面</w:t>
+      </w:r>
+    </w:p>
+    <w:p>
+      <w:r>
+        <w:t>ブラジル人のお客様が「Custo de troca de chave」について質問しており、契約内容、補償範囲、必要書類、費用負担または保険会社の判断との関係を確認する場面。</w:t>
+      </w:r>
+    </w:p>
+    <w:p>
+      <w:pPr>
+        <w:pStyle w:val="Heading2"/>
+      </w:pPr>
+      <w:r>
+        <w:t>技術的回答</w:t>
+      </w:r>
+    </w:p>
+    <w:p>
+      <w:r>
+        <w:t>鍵交換費用とは、住居・賃貸関連の保険の相談、契約確認、事故対応または契約管理において確認すべき項目です。実際の取り扱いは、契約条件、対象物、事故原因、必要書類、免責金額および保険会社または関係先の判断によって異なります。</w:t>
+      </w:r>
+    </w:p>
+    <w:p>
+      <w:pPr>
+        <w:pStyle w:val="Heading2"/>
+      </w:pPr>
+      <w:r>
+        <w:t>ブラジル人顧客への回答</w:t>
+      </w:r>
+    </w:p>
+    <w:p>
+      <w:r>
+        <w:t>Leitura para pronúncia: ヴァモス コンフィルマール CUSTO ジ TROCA ジ CHAVE イ エスプリカール ジ フォルマ シンプレス コンフォルミ オ コントラート</w:t>
+      </w:r>
+    </w:p>
+    <w:p>
+      <w:r>
+        <w:t>Português brasileiro: Vamos confirmar custo de troca de chave e explicar de forma simples, conforme o contrato.</w:t>
+      </w:r>
+    </w:p>
+    <w:p>
+      <w:r>
+        <w:t>日本語確認用: 「Custo de troca de chave」について、契約内容に沿って分かりやすく確認します。</w:t>
+      </w:r>
+    </w:p>
+    <w:p>
+      <w:pPr>
+        <w:pStyle w:val="Heading2"/>
+      </w:pPr>
+      <w:r>
+        <w:t>安全な次のステップ</w:t>
+      </w:r>
+    </w:p>
+    <w:p>
+      <w:r>
+        <w:t>契約書、保険証券、補償範囲、免責金額、事故状況、写真、領収書、管理会社または保険会社からの案内を確認してから具体的に案内する。</w:t>
+      </w:r>
+    </w:p>
+    <w:p>
+      <w:pPr>
+        <w:pStyle w:val="Heading2"/>
+      </w:pPr>
+      <w:r>
+        <w:t>コンプライアンス上の注意</w:t>
+      </w:r>
+    </w:p>
+    <w:p>
+      <w:r>
+        <w:t>一般説明だけで、補償、支払可否、費用負担、返金、審査結果、契約成立または保険金額を断定しない。最終判断は契約条件、提出書類、事故原因、関係先および保険会社の確認による。</w:t>
+      </w:r>
+    </w:p>
+    <w:p>
+      <w:pPr>
+        <w:pStyle w:val="Heading2"/>
+      </w:pPr>
+      <w:r>
+        <w:t>関連用語</w:t>
       </w:r>
     </w:p>
     <w:p>
@@ -6044,7 +6332,7 @@
         <w:pStyle w:val="Heading2"/>
       </w:pPr>
       <w:r>
-        <w:t>Referências cruzadas</w:t>
+        <w:t>相互参照</w:t>
       </w:r>
     </w:p>
     <w:p>
@@ -6076,7 +6364,7 @@
         <w:pStyle w:val="Heading2"/>
       </w:pPr>
       <w:r>
-        <w:t>Referências</w:t>
+        <w:t>参考資料</w:t>
       </w:r>
     </w:p>
     <w:p>
@@ -6092,7 +6380,7 @@
         <w:pStyle w:val="Heading2"/>
       </w:pPr>
       <w:r>
-        <w:t>Tags</w:t>
+        <w:t>タグ</w:t>
       </w:r>
     </w:p>
     <w:p>
@@ -6116,23 +6404,15 @@
         <w:pStyle w:val="ListBullet"/>
       </w:pPr>
       <w:r>
-        <w:t>housing</w:t>
-      </w:r>
-    </w:p>
-    <w:p>
-      <w:pPr>
-        <w:pStyle w:val="ListBullet"/>
-      </w:pPr>
-      <w:r>
-        <w:t>custo-de-troca-de-chave</w:t>
-      </w:r>
-    </w:p>
-    <w:p>
-      <w:pPr>
-        <w:pStyle w:val="Heading2"/>
-      </w:pPr>
-      <w:r>
-        <w:t>Veja também</w:t>
+        <w:t>atendimento</w:t>
+      </w:r>
+    </w:p>
+    <w:p>
+      <w:pPr>
+        <w:pStyle w:val="Heading2"/>
+      </w:pPr>
+      <w:r>
+        <w:t>関連項目</w:t>
       </w:r>
     </w:p>
     <w:p>
@@ -6148,7 +6428,7 @@
         <w:pStyle w:val="Heading2"/>
       </w:pPr>
       <w:r>
-        <w:t>Histórico de revisão</w:t>
+        <w:t>改訂履歴</w:t>
       </w:r>
     </w:p>
     <w:p>
@@ -6168,6 +6448,11 @@
     </w:p>
     <w:p>
       <w:r>
+        <w:t>| 2026-06-27 | 0.2 | JP-BR Insurance Knowledge Base | Padronização para consulta em japonês e resposta ao cliente em português com leitura em katakana. |</w:t>
+      </w:r>
+    </w:p>
+    <w:p>
+      <w:r>
         <w:br w:type="page"/>
       </w:r>
     </w:p>
@@ -6176,23 +6461,23 @@
         <w:pStyle w:val="Heading1"/>
       </w:pPr>
       <w:r>
-        <w:t>FAQ-HOME-0020 - Como explicar seguro de bens domésticos ao cliente brasileiro?</w:t>
-      </w:r>
-    </w:p>
-    <w:p>
-      <w:pPr>
-        <w:pStyle w:val="Heading2"/>
-      </w:pPr>
-      <w:r>
-        <w:t>Controle</w:t>
-      </w:r>
-    </w:p>
-    <w:p>
-      <w:pPr>
-        <w:pStyle w:val="ListBullet"/>
-      </w:pPr>
-      <w:r>
-        <w:t>Versão: 0.1</w:t>
+        <w:t>FAQ-HOME-0020 - 家財保険 - Seguro de bens domésticos</w:t>
+      </w:r>
+    </w:p>
+    <w:p>
+      <w:pPr>
+        <w:pStyle w:val="Heading2"/>
+      </w:pPr>
+      <w:r>
+        <w:t>管理情報</w:t>
+      </w:r>
+    </w:p>
+    <w:p>
+      <w:pPr>
+        <w:pStyle w:val="ListBullet"/>
+      </w:pPr>
+      <w:r>
+        <w:t>Versão: 0.2</w:t>
       </w:r>
     </w:p>
     <w:p>
@@ -6216,15 +6501,15 @@
         <w:pStyle w:val="ListBullet"/>
       </w:pPr>
       <w:r>
-        <w:t>Histórico: Criação inicial.</w:t>
-      </w:r>
-    </w:p>
-    <w:p>
-      <w:pPr>
-        <w:pStyle w:val="Heading2"/>
-      </w:pPr>
-      <w:r>
-        <w:t>Código</w:t>
+        <w:t>Histórico: Criação inicial; padronização para consulta do corretor japonês e resposta em português com leitura em katakana.</w:t>
+      </w:r>
+    </w:p>
+    <w:p>
+      <w:pPr>
+        <w:pStyle w:val="Heading2"/>
+      </w:pPr>
+      <w:r>
+        <w:t>コード</w:t>
       </w:r>
     </w:p>
     <w:p>
@@ -6237,7 +6522,7 @@
         <w:pStyle w:val="Heading2"/>
       </w:pPr>
       <w:r>
-        <w:t>Categoria</w:t>
+        <w:t>カテゴリー</w:t>
       </w:r>
     </w:p>
     <w:p>
@@ -6250,20 +6535,20 @@
         <w:pStyle w:val="Heading2"/>
       </w:pPr>
       <w:r>
-        <w:t>Pergunta</w:t>
-      </w:r>
-    </w:p>
-    <w:p>
-      <w:r>
-        <w:t>Como explicar seguro de bens domésticos ao cliente brasileiro?</w:t>
-      </w:r>
-    </w:p>
-    <w:p>
-      <w:pPr>
-        <w:pStyle w:val="Heading2"/>
-      </w:pPr>
-      <w:r>
-        <w:t>Consulta natural em japonês</w:t>
+        <w:t>質問</w:t>
+      </w:r>
+    </w:p>
+    <w:p>
+      <w:r>
+        <w:t>ブラジル人のお客様に「Seguro de bens domésticos」をどのように説明しますか。</w:t>
+      </w:r>
+    </w:p>
+    <w:p>
+      <w:pPr>
+        <w:pStyle w:val="Heading2"/>
+      </w:pPr>
+      <w:r>
+        <w:t>日本語での自然な検索</w:t>
       </w:r>
     </w:p>
     <w:p>
@@ -6284,75 +6569,93 @@
     </w:p>
     <w:p>
       <w:pPr>
-        <w:pStyle w:val="Heading2"/>
-      </w:pPr>
-      <w:r>
-        <w:t>Situação de atendimento</w:t>
-      </w:r>
-    </w:p>
-    <w:p>
-      <w:r>
-        <w:t>Cliente brasileiro quer entender seguro de bens domésticos em contrato de moradia, seguro do imóvel ou responsabilidade do inquilino no Japão.</w:t>
-      </w:r>
-    </w:p>
-    <w:p>
-      <w:pPr>
-        <w:pStyle w:val="Heading2"/>
-      </w:pPr>
-      <w:r>
-        <w:t>Resposta técnica</w:t>
-      </w:r>
-    </w:p>
-    <w:p>
-      <w:r>
-        <w:t>Seguro que protege móveis, eletrodomésticos e objetos pessoais do morador, conforme coberturas contratadas.</w:t>
-      </w:r>
-    </w:p>
-    <w:p>
-      <w:pPr>
-        <w:pStyle w:val="Heading2"/>
-      </w:pPr>
-      <w:r>
-        <w:t>Como responder ao cliente brasileiro</w:t>
-      </w:r>
-    </w:p>
-    <w:p>
-      <w:r>
-        <w:t>Mesmo em imóvel alugado, o cliente pode proteger móveis e objetos pessoais.</w:t>
-      </w:r>
-    </w:p>
-    <w:p>
-      <w:pPr>
-        <w:pStyle w:val="Heading2"/>
-      </w:pPr>
-      <w:r>
-        <w:t>Próximo passo seguro</w:t>
-      </w:r>
-    </w:p>
-    <w:p>
-      <w:r>
-        <w:t>賃貸借契約、保険証券、管理会社からの案内、必要書類を確認してから案内する。</w:t>
-      </w:r>
-    </w:p>
-    <w:p>
-      <w:pPr>
-        <w:pStyle w:val="Heading2"/>
-      </w:pPr>
-      <w:r>
-        <w:t>Limite comercial/compliance</w:t>
-      </w:r>
-    </w:p>
-    <w:p>
-      <w:r>
-        <w:t>賃貸契約、管理会社の運用、保険契約、事故原因によって対応が変わるため、一般説明だけで費用負担、補償、審査結果、返金を断定しない。</w:t>
-      </w:r>
-    </w:p>
-    <w:p>
-      <w:pPr>
-        <w:pStyle w:val="Heading2"/>
-      </w:pPr>
-      <w:r>
-        <w:t>Termos relacionados</w:t>
+        <w:pStyle w:val="ListBullet"/>
+      </w:pPr>
+      <w:r>
+        <w:t>住居・賃貸関連の保険の相談で「Seguro de bens domésticos」を説明する時の注意点は何ですか。</w:t>
+      </w:r>
+    </w:p>
+    <w:p>
+      <w:pPr>
+        <w:pStyle w:val="Heading2"/>
+      </w:pPr>
+      <w:r>
+        <w:t>対応場面</w:t>
+      </w:r>
+    </w:p>
+    <w:p>
+      <w:r>
+        <w:t>ブラジル人のお客様が「Seguro de bens domésticos」について質問しており、契約内容、補償範囲、必要書類、費用負担または保険会社の判断との関係を確認する場面。</w:t>
+      </w:r>
+    </w:p>
+    <w:p>
+      <w:pPr>
+        <w:pStyle w:val="Heading2"/>
+      </w:pPr>
+      <w:r>
+        <w:t>技術的回答</w:t>
+      </w:r>
+    </w:p>
+    <w:p>
+      <w:r>
+        <w:t>家財保険とは、住居・賃貸関連の保険の相談、契約確認、事故対応または契約管理において確認すべき項目です。実際の取り扱いは、契約条件、対象物、事故原因、必要書類、免責金額および保険会社または関係先の判断によって異なります。</w:t>
+      </w:r>
+    </w:p>
+    <w:p>
+      <w:pPr>
+        <w:pStyle w:val="Heading2"/>
+      </w:pPr>
+      <w:r>
+        <w:t>ブラジル人顧客への回答</w:t>
+      </w:r>
+    </w:p>
+    <w:p>
+      <w:r>
+        <w:t>Leitura para pronúncia: ヴァモス コンフィルマール セグーロ ジ ベンス ドメスチコス イ エスプリカール ジ フォルマ シンプレス コンフォルミ オ コントラート</w:t>
+      </w:r>
+    </w:p>
+    <w:p>
+      <w:r>
+        <w:t>Português brasileiro: Vamos confirmar seguro de bens domésticos e explicar de forma simples, conforme o contrato.</w:t>
+      </w:r>
+    </w:p>
+    <w:p>
+      <w:r>
+        <w:t>日本語確認用: 「Seguro de bens domésticos」について、契約内容に沿って分かりやすく確認します。</w:t>
+      </w:r>
+    </w:p>
+    <w:p>
+      <w:pPr>
+        <w:pStyle w:val="Heading2"/>
+      </w:pPr>
+      <w:r>
+        <w:t>安全な次のステップ</w:t>
+      </w:r>
+    </w:p>
+    <w:p>
+      <w:r>
+        <w:t>契約書、保険証券、補償範囲、免責金額、事故状況、写真、領収書、管理会社または保険会社からの案内を確認してから具体的に案内する。</w:t>
+      </w:r>
+    </w:p>
+    <w:p>
+      <w:pPr>
+        <w:pStyle w:val="Heading2"/>
+      </w:pPr>
+      <w:r>
+        <w:t>コンプライアンス上の注意</w:t>
+      </w:r>
+    </w:p>
+    <w:p>
+      <w:r>
+        <w:t>一般説明だけで、補償、支払可否、費用負担、返金、審査結果、契約成立または保険金額を断定しない。最終判断は契約条件、提出書類、事故原因、関係先および保険会社の確認による。</w:t>
+      </w:r>
+    </w:p>
+    <w:p>
+      <w:pPr>
+        <w:pStyle w:val="Heading2"/>
+      </w:pPr>
+      <w:r>
+        <w:t>関連用語</w:t>
       </w:r>
     </w:p>
     <w:p>
@@ -6368,7 +6671,7 @@
         <w:pStyle w:val="Heading2"/>
       </w:pPr>
       <w:r>
-        <w:t>Referências cruzadas</w:t>
+        <w:t>相互参照</w:t>
       </w:r>
     </w:p>
     <w:p>
@@ -6400,7 +6703,7 @@
         <w:pStyle w:val="Heading2"/>
       </w:pPr>
       <w:r>
-        <w:t>Referências</w:t>
+        <w:t>参考資料</w:t>
       </w:r>
     </w:p>
     <w:p>
@@ -6416,7 +6719,7 @@
         <w:pStyle w:val="Heading2"/>
       </w:pPr>
       <w:r>
-        <w:t>Tags</w:t>
+        <w:t>タグ</w:t>
       </w:r>
     </w:p>
     <w:p>
@@ -6440,23 +6743,15 @@
         <w:pStyle w:val="ListBullet"/>
       </w:pPr>
       <w:r>
-        <w:t>housing</w:t>
-      </w:r>
-    </w:p>
-    <w:p>
-      <w:pPr>
-        <w:pStyle w:val="ListBullet"/>
-      </w:pPr>
-      <w:r>
-        <w:t>seguro-de-bens-domesticos</w:t>
-      </w:r>
-    </w:p>
-    <w:p>
-      <w:pPr>
-        <w:pStyle w:val="Heading2"/>
-      </w:pPr>
-      <w:r>
-        <w:t>Veja também</w:t>
+        <w:t>atendimento</w:t>
+      </w:r>
+    </w:p>
+    <w:p>
+      <w:pPr>
+        <w:pStyle w:val="Heading2"/>
+      </w:pPr>
+      <w:r>
+        <w:t>関連項目</w:t>
       </w:r>
     </w:p>
     <w:p>
@@ -6472,7 +6767,7 @@
         <w:pStyle w:val="Heading2"/>
       </w:pPr>
       <w:r>
-        <w:t>Histórico de revisão</w:t>
+        <w:t>改訂履歴</w:t>
       </w:r>
     </w:p>
     <w:p>
@@ -6488,6 +6783,11 @@
     <w:p>
       <w:r>
         <w:t>| 2026-06-27 | 0.1 | JP-BR Insurance Knowledge Base | Criação inicial. |</w:t>
+      </w:r>
+    </w:p>
+    <w:p>
+      <w:r>
+        <w:t>| 2026-06-27 | 0.2 | JP-BR Insurance Knowledge Base | Padronização para consulta em japonês e resposta ao cliente em português com leitura em katakana. |</w:t>
       </w:r>
     </w:p>
     <w:sectPr>

--- a/18_DOCX/HOME_FAQ_0001_0020.docx
+++ b/18_DOCX/HOME_FAQ_0001_0020.docx
@@ -169,13 +169,29 @@
       </w:r>
     </w:p>
     <w:p>
-      <w:r>
-        <w:t>Leitura para pronúncia: ヴァモス コンフィルマール イモーヴェウ アウガード イ エスプリカール ジ フォルマ シンプレス コンフォルミ オ コントラート</w:t>
-      </w:r>
-    </w:p>
-    <w:p>
-      <w:r>
-        <w:t>Português brasileiro: Vamos confirmar imóvel alugado e explicar de forma simples, conforme o contrato.</w:t>
+      <w:pPr>
+        <w:pStyle w:val="Heading3"/>
+      </w:pPr>
+      <w:r>
+        <w:t>ポルトガル語で伝える内容</w:t>
+      </w:r>
+    </w:p>
+    <w:p>
+      <w:r>
+        <w:t>Vamos confirmar imóvel alugado e explicar de forma simples, conforme o contrato.</w:t>
+      </w:r>
+    </w:p>
+    <w:p>
+      <w:pPr>
+        <w:pStyle w:val="Heading3"/>
+      </w:pPr>
+      <w:r>
+        <w:t>カタカナ読み</w:t>
+      </w:r>
+    </w:p>
+    <w:p>
+      <w:r>
+        <w:t>ヴァモス コンフィルマール イモーヴェウ アウガード イ エスプリカール ジ フォルマ シンプレス コンフォルミ オ コントラート</w:t>
       </w:r>
     </w:p>
     <w:p>
@@ -508,13 +524,29 @@
       </w:r>
     </w:p>
     <w:p>
-      <w:r>
-        <w:t>Leitura para pronúncia: ヴァモス コンフィルマール コントラート ジ ロカサォン イ エスプリカール ジ フォルマ シンプレス コンフォルミ オ コントラート</w:t>
-      </w:r>
-    </w:p>
-    <w:p>
-      <w:r>
-        <w:t>Português brasileiro: Vamos confirmar contrato de locação e explicar de forma simples, conforme o contrato.</w:t>
+      <w:pPr>
+        <w:pStyle w:val="Heading3"/>
+      </w:pPr>
+      <w:r>
+        <w:t>ポルトガル語で伝える内容</w:t>
+      </w:r>
+    </w:p>
+    <w:p>
+      <w:r>
+        <w:t>Vamos confirmar contrato de locação e explicar de forma simples, conforme o contrato.</w:t>
+      </w:r>
+    </w:p>
+    <w:p>
+      <w:pPr>
+        <w:pStyle w:val="Heading3"/>
+      </w:pPr>
+      <w:r>
+        <w:t>カタカナ読み</w:t>
+      </w:r>
+    </w:p>
+    <w:p>
+      <w:r>
+        <w:t>ヴァモス コンフィルマール コントラート ジ ロカサォン イ エスプリカール ジ フォルマ シンプレス コンフォルミ オ コントラート</w:t>
       </w:r>
     </w:p>
     <w:p>
@@ -847,13 +879,29 @@
       </w:r>
     </w:p>
     <w:p>
-      <w:r>
-        <w:t>Leitura para pronúncia: ヴァモス コンフィルマール オブリガサォン ジ コントラタール セグーロ コントラ インセンジオ イ エスプリカール ジ フォルマ シンプレス コンフォルミ オ コントラート</w:t>
-      </w:r>
-    </w:p>
-    <w:p>
-      <w:r>
-        <w:t>Português brasileiro: Vamos confirmar obrigação de contratar seguro contra incêndio e explicar de forma simples, conforme o contrato.</w:t>
+      <w:pPr>
+        <w:pStyle w:val="Heading3"/>
+      </w:pPr>
+      <w:r>
+        <w:t>ポルトガル語で伝える内容</w:t>
+      </w:r>
+    </w:p>
+    <w:p>
+      <w:r>
+        <w:t>Vamos confirmar obrigação de contratar seguro contra incêndio e explicar de forma simples, conforme o contrato.</w:t>
+      </w:r>
+    </w:p>
+    <w:p>
+      <w:pPr>
+        <w:pStyle w:val="Heading3"/>
+      </w:pPr>
+      <w:r>
+        <w:t>カタカナ読み</w:t>
+      </w:r>
+    </w:p>
+    <w:p>
+      <w:r>
+        <w:t>ヴァモス コンフィルマール オブリガサォン ジ コントラタール セグーロ コントラ インセンジオ イ エスプリカール ジ フォルマ シンプレス コンフォルミ オ コントラート</w:t>
       </w:r>
     </w:p>
     <w:p>
@@ -1186,13 +1234,29 @@
       </w:r>
     </w:p>
     <w:p>
-      <w:r>
-        <w:t>Leitura para pronúncia: ヴァモス コンフィルマール ヘスポンサビリダージ DO インキリーノ ペランチ オ プロプリエターリオ イ エスプリカール ジ フォルマ シンプレス コンフォルミ オ コントラート</w:t>
-      </w:r>
-    </w:p>
-    <w:p>
-      <w:r>
-        <w:t>Português brasileiro: Vamos confirmar responsabilidade do inquilino perante o proprietário e explicar de forma simples, conforme o contrato.</w:t>
+      <w:pPr>
+        <w:pStyle w:val="Heading3"/>
+      </w:pPr>
+      <w:r>
+        <w:t>ポルトガル語で伝える内容</w:t>
+      </w:r>
+    </w:p>
+    <w:p>
+      <w:r>
+        <w:t>Vamos confirmar responsabilidade do inquilino perante o proprietário e explicar de forma simples, conforme o contrato.</w:t>
+      </w:r>
+    </w:p>
+    <w:p>
+      <w:pPr>
+        <w:pStyle w:val="Heading3"/>
+      </w:pPr>
+      <w:r>
+        <w:t>カタカナ読み</w:t>
+      </w:r>
+    </w:p>
+    <w:p>
+      <w:r>
+        <w:t>ヴァモス コンフィルマール ヘスポンサビリダージ ド インキリーノ ペランチ オ プロプリエターリオ イ エスプリカール ジ フォルマ シンプレス コンフォルミ オ コントラート</w:t>
       </w:r>
     </w:p>
     <w:p>
@@ -1525,13 +1589,29 @@
       </w:r>
     </w:p>
     <w:p>
-      <w:r>
-        <w:t>Leitura para pronúncia: ヴァモス コンフィルマール ヘスポンサビリダージ CIVIL PESSOAL イ エスプリカール ジ フォルマ シンプレス コンフォルミ オ コントラート</w:t>
-      </w:r>
-    </w:p>
-    <w:p>
-      <w:r>
-        <w:t>Português brasileiro: Vamos confirmar responsabilidade civil pessoal e explicar de forma simples, conforme o contrato.</w:t>
+      <w:pPr>
+        <w:pStyle w:val="Heading3"/>
+      </w:pPr>
+      <w:r>
+        <w:t>ポルトガル語で伝える内容</w:t>
+      </w:r>
+    </w:p>
+    <w:p>
+      <w:r>
+        <w:t>Vamos confirmar responsabilidade civil pessoal e explicar de forma simples, conforme o contrato.</w:t>
+      </w:r>
+    </w:p>
+    <w:p>
+      <w:pPr>
+        <w:pStyle w:val="Heading3"/>
+      </w:pPr>
+      <w:r>
+        <w:t>カタカナ読み</w:t>
+      </w:r>
+    </w:p>
+    <w:p>
+      <w:r>
+        <w:t>ヴァモス コンフィルマール ヘスポンサビリダージ シヴィウ ペソアウ イ エスプリカール ジ フォルマ シンプレス コンフォルミ オ コントラート</w:t>
       </w:r>
     </w:p>
     <w:p>
@@ -1864,13 +1944,29 @@
       </w:r>
     </w:p>
     <w:p>
-      <w:r>
-        <w:t>Leitura para pronúncia: ヴァモス コンフィルマール DESPESAS ジ REPARO イ エスプリカール ジ フォルマ シンプレス コンフォルミ オ コントラート</w:t>
-      </w:r>
-    </w:p>
-    <w:p>
-      <w:r>
-        <w:t>Português brasileiro: Vamos confirmar despesas de reparo e explicar de forma simples, conforme o contrato.</w:t>
+      <w:pPr>
+        <w:pStyle w:val="Heading3"/>
+      </w:pPr>
+      <w:r>
+        <w:t>ポルトガル語で伝える内容</w:t>
+      </w:r>
+    </w:p>
+    <w:p>
+      <w:r>
+        <w:t>Vamos confirmar despesas de reparo e explicar de forma simples, conforme o contrato.</w:t>
+      </w:r>
+    </w:p>
+    <w:p>
+      <w:pPr>
+        <w:pStyle w:val="Heading3"/>
+      </w:pPr>
+      <w:r>
+        <w:t>カタカナ読み</w:t>
+      </w:r>
+    </w:p>
+    <w:p>
+      <w:r>
+        <w:t>ヴァモス コンフィルマール ドエスプエスアス ジ ルエプアルオ イ エスプリカール ジ フォルマ シンプレス コンフォルミ オ コントラート</w:t>
       </w:r>
     </w:p>
     <w:p>
@@ -2203,13 +2299,29 @@
       </w:r>
     </w:p>
     <w:p>
-      <w:r>
-        <w:t>Leitura para pronúncia: ヴァモス コンフィルマール RESTAURAÇÃO AO ESTADO ORIGINAL イ エスプリカール ジ フォルマ シンプレス コンフォルミ オ コントラート</w:t>
-      </w:r>
-    </w:p>
-    <w:p>
-      <w:r>
-        <w:t>Português brasileiro: Vamos confirmar restauração ao estado original e explicar de forma simples, conforme o contrato.</w:t>
+      <w:pPr>
+        <w:pStyle w:val="Heading3"/>
+      </w:pPr>
+      <w:r>
+        <w:t>ポルトガル語で伝える内容</w:t>
+      </w:r>
+    </w:p>
+    <w:p>
+      <w:r>
+        <w:t>Vamos confirmar restauração ao estado original e explicar de forma simples, conforme o contrato.</w:t>
+      </w:r>
+    </w:p>
+    <w:p>
+      <w:pPr>
+        <w:pStyle w:val="Heading3"/>
+      </w:pPr>
+      <w:r>
+        <w:t>カタカナ読み</w:t>
+      </w:r>
+    </w:p>
+    <w:p>
+      <w:r>
+        <w:t>ヴァモス コンフィルマール ヘスタウラサォン アオ エスタード オリジナウ イ エスプリカール ジ フォルマ シンプレス コンフォルミ オ コントラート</w:t>
       </w:r>
     </w:p>
     <w:p>
@@ -2542,13 +2654,29 @@
       </w:r>
     </w:p>
     <w:p>
-      <w:r>
-        <w:t>Leitura para pronúncia: ヴァモス コンフィルマール DEPÓSITO CAUÇÃO イ エスプリカール ジ フォルマ シンプレス コンフォルミ オ コントラート</w:t>
-      </w:r>
-    </w:p>
-    <w:p>
-      <w:r>
-        <w:t>Português brasileiro: Vamos confirmar depósito caução e explicar de forma simples, conforme o contrato.</w:t>
+      <w:pPr>
+        <w:pStyle w:val="Heading3"/>
+      </w:pPr>
+      <w:r>
+        <w:t>ポルトガル語で伝える内容</w:t>
+      </w:r>
+    </w:p>
+    <w:p>
+      <w:r>
+        <w:t>Vamos confirmar depósito caução e explicar de forma simples, conforme o contrato.</w:t>
+      </w:r>
+    </w:p>
+    <w:p>
+      <w:pPr>
+        <w:pStyle w:val="Heading3"/>
+      </w:pPr>
+      <w:r>
+        <w:t>カタカナ読み</w:t>
+      </w:r>
+    </w:p>
+    <w:p>
+      <w:r>
+        <w:t>ヴァモス コンフィルマール ドエプオスイトオ クアウサォン イ エスプリカール ジ フォルマ シンプレス コンフォルミ オ コントラート</w:t>
       </w:r>
     </w:p>
     <w:p>
@@ -2881,13 +3009,29 @@
       </w:r>
     </w:p>
     <w:p>
-      <w:r>
-        <w:t>Leitura para pronúncia: ヴァモス コンフィルマール LUVAS ジ ロカサォン イ エスプリカール ジ フォルマ シンプレス コンフォルミ オ コントラート</w:t>
-      </w:r>
-    </w:p>
-    <w:p>
-      <w:r>
-        <w:t>Português brasileiro: Vamos confirmar luvas de locação e explicar de forma simples, conforme o contrato.</w:t>
+      <w:pPr>
+        <w:pStyle w:val="Heading3"/>
+      </w:pPr>
+      <w:r>
+        <w:t>ポルトガル語で伝える内容</w:t>
+      </w:r>
+    </w:p>
+    <w:p>
+      <w:r>
+        <w:t>Vamos confirmar luvas de locação e explicar de forma simples, conforme o contrato.</w:t>
+      </w:r>
+    </w:p>
+    <w:p>
+      <w:pPr>
+        <w:pStyle w:val="Heading3"/>
+      </w:pPr>
+      <w:r>
+        <w:t>カタカナ読み</w:t>
+      </w:r>
+    </w:p>
+    <w:p>
+      <w:r>
+        <w:t>ヴァモス コンフィルマール ルウヴアス ジ ロカサォン イ エスプリカール ジ フォルマ シンプレス コンフォルミ オ コントラート</w:t>
       </w:r>
     </w:p>
     <w:p>
@@ -3220,13 +3364,29 @@
       </w:r>
     </w:p>
     <w:p>
-      <w:r>
-        <w:t>Leitura para pronúncia: ヴァモス コンフィルマール EMPRESA GARANTIDORA イ エスプリカール ジ フォルマ シンプレス コンフォルミ オ コントラート</w:t>
-      </w:r>
-    </w:p>
-    <w:p>
-      <w:r>
-        <w:t>Português brasileiro: Vamos confirmar empresa garantidora e explicar de forma simples, conforme o contrato.</w:t>
+      <w:pPr>
+        <w:pStyle w:val="Heading3"/>
+      </w:pPr>
+      <w:r>
+        <w:t>ポルトガル語で伝える内容</w:t>
+      </w:r>
+    </w:p>
+    <w:p>
+      <w:r>
+        <w:t>Vamos confirmar empresa garantidora e explicar de forma simples, conforme o contrato.</w:t>
+      </w:r>
+    </w:p>
+    <w:p>
+      <w:pPr>
+        <w:pStyle w:val="Heading3"/>
+      </w:pPr>
+      <w:r>
+        <w:t>カタカナ読み</w:t>
+      </w:r>
+    </w:p>
+    <w:p>
+      <w:r>
+        <w:t>ヴァモス コンフィルマール エムプルエスア グアルアントイドオルア イ エスプリカール ジ フォルマ シンプレス コンフォルミ オ コントラート</w:t>
       </w:r>
     </w:p>
     <w:p>
@@ -3559,13 +3719,29 @@
       </w:r>
     </w:p>
     <w:p>
-      <w:r>
-        <w:t>Leitura para pronúncia: ヴァモス コンフィルマール FIADOR SOLIDÁRIO イ エスプリカール ジ フォルマ シンプレス コンフォルミ オ コントラート</w:t>
-      </w:r>
-    </w:p>
-    <w:p>
-      <w:r>
-        <w:t>Português brasileiro: Vamos confirmar fiador solidário e explicar de forma simples, conforme o contrato.</w:t>
+      <w:pPr>
+        <w:pStyle w:val="Heading3"/>
+      </w:pPr>
+      <w:r>
+        <w:t>ポルトガル語で伝える内容</w:t>
+      </w:r>
+    </w:p>
+    <w:p>
+      <w:r>
+        <w:t>Vamos confirmar fiador solidário e explicar de forma simples, conforme o contrato.</w:t>
+      </w:r>
+    </w:p>
+    <w:p>
+      <w:pPr>
+        <w:pStyle w:val="Heading3"/>
+      </w:pPr>
+      <w:r>
+        <w:t>カタカナ読み</w:t>
+      </w:r>
+    </w:p>
+    <w:p>
+      <w:r>
+        <w:t>ヴァモス コンフィルマール フイアドオル スオルイドアルイオ イ エスプリカール ジ フォルマ シンプレス コンフォルミ オ コントラート</w:t>
       </w:r>
     </w:p>
     <w:p>
@@ -3898,13 +4074,29 @@
       </w:r>
     </w:p>
     <w:p>
-      <w:r>
-        <w:t>Leitura para pronúncia: ヴァモス コンフィルマール ADMINISTRADORA DO イモーヴェウ イ エスプリカール ジ フォルマ シンプレス コンフォルミ オ コントラート</w:t>
-      </w:r>
-    </w:p>
-    <w:p>
-      <w:r>
-        <w:t>Português brasileiro: Vamos confirmar administradora do imóvel e explicar de forma simples, conforme o contrato.</w:t>
+      <w:pPr>
+        <w:pStyle w:val="Heading3"/>
+      </w:pPr>
+      <w:r>
+        <w:t>ポルトガル語で伝える内容</w:t>
+      </w:r>
+    </w:p>
+    <w:p>
+      <w:r>
+        <w:t>Vamos confirmar administradora do imóvel e explicar de forma simples, conforme o contrato.</w:t>
+      </w:r>
+    </w:p>
+    <w:p>
+      <w:pPr>
+        <w:pStyle w:val="Heading3"/>
+      </w:pPr>
+      <w:r>
+        <w:t>カタカナ読み</w:t>
+      </w:r>
+    </w:p>
+    <w:p>
+      <w:r>
+        <w:t>ヴァモス コンフィルマール アドミニストラドーラ ド イモーヴェウ イ エスプリカール ジ フォルマ シンプレス コンフォルミ オ コントラート</w:t>
       </w:r>
     </w:p>
     <w:p>
@@ -4237,13 +4429,29 @@
       </w:r>
     </w:p>
     <w:p>
-      <w:r>
-        <w:t>Leitura para pronúncia: ヴァモス コンフィルマール VISTORIA ジ SAÍDA イ エスプリカール ジ フォルマ シンプレス コンフォルミ オ コントラート</w:t>
-      </w:r>
-    </w:p>
-    <w:p>
-      <w:r>
-        <w:t>Português brasileiro: Vamos confirmar vistoria de saída e explicar de forma simples, conforme o contrato.</w:t>
+      <w:pPr>
+        <w:pStyle w:val="Heading3"/>
+      </w:pPr>
+      <w:r>
+        <w:t>ポルトガル語で伝える内容</w:t>
+      </w:r>
+    </w:p>
+    <w:p>
+      <w:r>
+        <w:t>Vamos confirmar vistoria de saída e explicar de forma simples, conforme o contrato.</w:t>
+      </w:r>
+    </w:p>
+    <w:p>
+      <w:pPr>
+        <w:pStyle w:val="Heading3"/>
+      </w:pPr>
+      <w:r>
+        <w:t>カタカナ読み</w:t>
+      </w:r>
+    </w:p>
+    <w:p>
+      <w:r>
+        <w:t>ヴァモス コンフィルマール ヴイストオルイア ジ スアイドア イ エスプリカール ジ フォルマ シンプレス コンフォルミ オ コントラート</w:t>
       </w:r>
     </w:p>
     <w:p>
@@ -4576,13 +4784,29 @@
       </w:r>
     </w:p>
     <w:p>
-      <w:r>
-        <w:t>Leitura para pronúncia: ヴァモス コンフィルマール ANÁLISE ジ ENTRADA イ エスプリカール ジ フォルマ シンプレス コンフォルミ オ コントラート</w:t>
-      </w:r>
-    </w:p>
-    <w:p>
-      <w:r>
-        <w:t>Português brasileiro: Vamos confirmar análise de entrada e explicar de forma simples, conforme o contrato.</w:t>
+      <w:pPr>
+        <w:pStyle w:val="Heading3"/>
+      </w:pPr>
+      <w:r>
+        <w:t>ポルトガル語で伝える内容</w:t>
+      </w:r>
+    </w:p>
+    <w:p>
+      <w:r>
+        <w:t>Vamos confirmar análise de entrada e explicar de forma simples, conforme o contrato.</w:t>
+      </w:r>
+    </w:p>
+    <w:p>
+      <w:pPr>
+        <w:pStyle w:val="Heading3"/>
+      </w:pPr>
+      <w:r>
+        <w:t>カタカナ読み</w:t>
+      </w:r>
+    </w:p>
+    <w:p>
+      <w:r>
+        <w:t>ヴァモス コンフィルマール アナリゼ ジ エントルアドア イ エスプリカール ジ フォルマ シンプレス コンフォルミ オ コントラート</w:t>
       </w:r>
     </w:p>
     <w:p>
@@ -4915,13 +5139,29 @@
       </w:r>
     </w:p>
     <w:p>
-      <w:r>
-        <w:t>Leitura para pronúncia: ヴァモス コンフィルマール EXPLICAÇÃO ジ PONTOS IMPORTANTES イ エスプリカール ジ フォルマ シンプレス コンフォルミ オ コントラート</w:t>
-      </w:r>
-    </w:p>
-    <w:p>
-      <w:r>
-        <w:t>Português brasileiro: Vamos confirmar explicação de pontos importantes e explicar de forma simples, conforme o contrato.</w:t>
+      <w:pPr>
+        <w:pStyle w:val="Heading3"/>
+      </w:pPr>
+      <w:r>
+        <w:t>ポルトガル語で伝える内容</w:t>
+      </w:r>
+    </w:p>
+    <w:p>
+      <w:r>
+        <w:t>Vamos confirmar explicação de pontos importantes e explicar de forma simples, conforme o contrato.</w:t>
+      </w:r>
+    </w:p>
+    <w:p>
+      <w:pPr>
+        <w:pStyle w:val="Heading3"/>
+      </w:pPr>
+      <w:r>
+        <w:t>カタカナ読み</w:t>
+      </w:r>
+    </w:p>
+    <w:p>
+      <w:r>
+        <w:t>ヴァモス コンフィルマール エシプルイクアサォン ジ プオントオス イムプオルトアントエス イ エスプリカール ジ フォルマ シンプレス コンフォルミ オ コントラート</w:t>
       </w:r>
     </w:p>
     <w:p>
@@ -5254,13 +5494,29 @@
       </w:r>
     </w:p>
     <w:p>
-      <w:r>
-        <w:t>Leitura para pronúncia: ヴァモス コンフィルマール RENOVAÇÃO CONTRATUAL イ エスプリカール ジ フォルマ シンプレス コンフォルミ オ コントラート</w:t>
-      </w:r>
-    </w:p>
-    <w:p>
-      <w:r>
-        <w:t>Português brasileiro: Vamos confirmar renovação contratual e explicar de forma simples, conforme o contrato.</w:t>
+      <w:pPr>
+        <w:pStyle w:val="Heading3"/>
+      </w:pPr>
+      <w:r>
+        <w:t>ポルトガル語で伝える内容</w:t>
+      </w:r>
+    </w:p>
+    <w:p>
+      <w:r>
+        <w:t>Vamos confirmar renovação contratual e explicar de forma simples, conforme o contrato.</w:t>
+      </w:r>
+    </w:p>
+    <w:p>
+      <w:pPr>
+        <w:pStyle w:val="Heading3"/>
+      </w:pPr>
+      <w:r>
+        <w:t>カタカナ読み</w:t>
+      </w:r>
+    </w:p>
+    <w:p>
+      <w:r>
+        <w:t>ヴァモス コンフィルマール ヘノヴァサォン クオントルアトウアル イ エスプリカール ジ フォルマ シンプレス コンフォルミ オ コントラート</w:t>
       </w:r>
     </w:p>
     <w:p>
@@ -5593,13 +5849,29 @@
       </w:r>
     </w:p>
     <w:p>
-      <w:r>
-        <w:t>Leitura para pronúncia: ヴァモス コンフィルマール TAXA ジ RENOVAÇÃO イ エスプリカール ジ フォルマ シンプレス コンフォルミ オ コントラート</w:t>
-      </w:r>
-    </w:p>
-    <w:p>
-      <w:r>
-        <w:t>Português brasileiro: Vamos confirmar taxa de renovação e explicar de forma simples, conforme o contrato.</w:t>
+      <w:pPr>
+        <w:pStyle w:val="Heading3"/>
+      </w:pPr>
+      <w:r>
+        <w:t>ポルトガル語で伝える内容</w:t>
+      </w:r>
+    </w:p>
+    <w:p>
+      <w:r>
+        <w:t>Vamos confirmar taxa de renovação e explicar de forma simples, conforme o contrato.</w:t>
+      </w:r>
+    </w:p>
+    <w:p>
+      <w:pPr>
+        <w:pStyle w:val="Heading3"/>
+      </w:pPr>
+      <w:r>
+        <w:t>カタカナ読み</w:t>
+      </w:r>
+    </w:p>
+    <w:p>
+      <w:r>
+        <w:t>ヴァモス コンフィルマール タシャ ジ ヘノヴァサォン イ エスプリカール ジ フォルマ シンプレス コンフォルミ オ コントラート</w:t>
       </w:r>
     </w:p>
     <w:p>
@@ -5932,13 +6204,29 @@
       </w:r>
     </w:p>
     <w:p>
-      <w:r>
-        <w:t>Leitura para pronúncia: ヴァモス コンフィルマール ATRASO NO ALUGUEL イ エスプリカール ジ フォルマ シンプレス コンフォルミ オ コントラート</w:t>
-      </w:r>
-    </w:p>
-    <w:p>
-      <w:r>
-        <w:t>Português brasileiro: Vamos confirmar atraso no aluguel e explicar de forma simples, conforme o contrato.</w:t>
+      <w:pPr>
+        <w:pStyle w:val="Heading3"/>
+      </w:pPr>
+      <w:r>
+        <w:t>ポルトガル語で伝える内容</w:t>
+      </w:r>
+    </w:p>
+    <w:p>
+      <w:r>
+        <w:t>Vamos confirmar atraso no aluguel e explicar de forma simples, conforme o contrato.</w:t>
+      </w:r>
+    </w:p>
+    <w:p>
+      <w:pPr>
+        <w:pStyle w:val="Heading3"/>
+      </w:pPr>
+      <w:r>
+        <w:t>カタカナ読み</w:t>
+      </w:r>
+    </w:p>
+    <w:p>
+      <w:r>
+        <w:t>ヴァモス コンフィルマール アトルアスオ ノ アウゲウ イ エスプリカール ジ フォルマ シンプレス コンフォルミ オ コントラート</w:t>
       </w:r>
     </w:p>
     <w:p>
@@ -6271,13 +6559,29 @@
       </w:r>
     </w:p>
     <w:p>
-      <w:r>
-        <w:t>Leitura para pronúncia: ヴァモス コンフィルマール CUSTO ジ TROCA ジ CHAVE イ エスプリカール ジ フォルマ シンプレス コンフォルミ オ コントラート</w:t>
-      </w:r>
-    </w:p>
-    <w:p>
-      <w:r>
-        <w:t>Português brasileiro: Vamos confirmar custo de troca de chave e explicar de forma simples, conforme o contrato.</w:t>
+      <w:pPr>
+        <w:pStyle w:val="Heading3"/>
+      </w:pPr>
+      <w:r>
+        <w:t>ポルトガル語で伝える内容</w:t>
+      </w:r>
+    </w:p>
+    <w:p>
+      <w:r>
+        <w:t>Vamos confirmar custo de troca de chave e explicar de forma simples, conforme o contrato.</w:t>
+      </w:r>
+    </w:p>
+    <w:p>
+      <w:pPr>
+        <w:pStyle w:val="Heading3"/>
+      </w:pPr>
+      <w:r>
+        <w:t>カタカナ読み</w:t>
+      </w:r>
+    </w:p>
+    <w:p>
+      <w:r>
+        <w:t>ヴァモス コンフィルマール クスト ジ トルオクア ジ シアヴエ イ エスプリカール ジ フォルマ シンプレス コンフォルミ オ コントラート</w:t>
       </w:r>
     </w:p>
     <w:p>
@@ -6610,13 +6914,29 @@
       </w:r>
     </w:p>
     <w:p>
-      <w:r>
-        <w:t>Leitura para pronúncia: ヴァモス コンフィルマール セグーロ ジ ベンス ドメスチコス イ エスプリカール ジ フォルマ シンプレス コンフォルミ オ コントラート</w:t>
-      </w:r>
-    </w:p>
-    <w:p>
-      <w:r>
-        <w:t>Português brasileiro: Vamos confirmar seguro de bens domésticos e explicar de forma simples, conforme o contrato.</w:t>
+      <w:pPr>
+        <w:pStyle w:val="Heading3"/>
+      </w:pPr>
+      <w:r>
+        <w:t>ポルトガル語で伝える内容</w:t>
+      </w:r>
+    </w:p>
+    <w:p>
+      <w:r>
+        <w:t>Vamos confirmar seguro de bens domésticos e explicar de forma simples, conforme o contrato.</w:t>
+      </w:r>
+    </w:p>
+    <w:p>
+      <w:pPr>
+        <w:pStyle w:val="Heading3"/>
+      </w:pPr>
+      <w:r>
+        <w:t>カタカナ読み</w:t>
+      </w:r>
+    </w:p>
+    <w:p>
+      <w:r>
+        <w:t>ヴァモス コンフィルマール セグーロ ジ ベンス ドメスチコス イ エスプリカール ジ フォルマ シンプレス コンフォルミ オ コントラート</w:t>
       </w:r>
     </w:p>
     <w:p>
